--- a/docs/需求说明书.docx
+++ b/docs/需求说明书.docx
@@ -2,6 +2,8 @@
 <file path=word/document.xml><?xml version="1.0" encoding="utf-8"?>
 <w:document xmlns:wpc="http://schemas.microsoft.com/office/word/2010/wordprocessingCanvas" xmlns:mo="http://schemas.microsoft.com/office/mac/office/2008/main" xmlns:mc="http://schemas.openxmlformats.org/markup-compatibility/2006" xmlns:mv="urn:schemas-microsoft-com:mac:vml" xmlns:o="urn:schemas-microsoft-com:office:office" xmlns:r="http://schemas.openxmlformats.org/officeDocument/2006/relationships" xmlns:m="http://schemas.openxmlformats.org/officeDocument/2006/math" xmlns:v="urn:schemas-microsoft-com:vml" xmlns:wp14="http://schemas.microsoft.com/office/word/2010/wordprocessingDrawing" xmlns:wp="http://schemas.openxmlformats.org/drawingml/2006/wordprocessingDrawing" xmlns:w10="urn:schemas-microsoft-com:office:word" xmlns:w="http://schemas.openxmlformats.org/wordprocessingml/2006/main" xmlns:w14="http://schemas.microsoft.com/office/word/2010/wordml" xmlns:wpg="http://schemas.microsoft.com/office/word/2010/wordprocessingGroup" xmlns:wpi="http://schemas.microsoft.com/office/word/2010/wordprocessingInk" xmlns:wne="http://schemas.microsoft.com/office/word/2006/wordml" xmlns:wps="http://schemas.microsoft.com/office/word/2010/wordprocessingShape" mc:Ignorable="w14 wp14">
   <w:body>
+    <w:p/>
+    <w:p/>
     <w:p/>
     <w:p/>
     <w:p>
@@ -10,6 +12,7 @@
       </w:pPr>
       <w:r>
         <w:rPr>
+          <w:rFonts w:ascii="黑体" w:hAnsi="黑体" w:eastAsia="黑体"/>
           <w:b/>
           <w:sz w:val="52"/>
         </w:rPr>
@@ -22,11 +25,14 @@
       </w:pPr>
       <w:r>
         <w:rPr>
+          <w:rFonts w:ascii="黑体" w:hAnsi="黑体" w:eastAsia="黑体"/>
+          <w:b/>
           <w:sz w:val="44"/>
         </w:rPr>
         <w:t>需求说明书</w:t>
       </w:r>
     </w:p>
+    <w:p/>
     <w:p/>
     <w:p>
       <w:pPr>
@@ -34,6 +40,8 @@
       </w:pPr>
       <w:r>
         <w:rPr>
+          <w:rFonts w:ascii="宋体" w:hAnsi="宋体" w:eastAsia="宋体"/>
+          <w:b w:val="0"/>
           <w:sz w:val="24"/>
         </w:rPr>
         <w:t>版本：V1.0</w:t>
@@ -54,7 +62,9 @@
       </w:pPr>
       <w:r>
         <w:rPr>
-          <w:rFonts w:eastAsia="黑体"/>
+          <w:rFonts w:ascii="黑体" w:hAnsi="黑体" w:eastAsia="黑体"/>
+          <w:b/>
+          <w:sz w:val="32"/>
         </w:rPr>
         <w:t>修订历史</w:t>
       </w:r>
@@ -67,22 +77,24 @@
         <w:tblLook w:firstColumn="1" w:firstRow="1" w:lastColumn="0" w:lastRow="0" w:noHBand="0" w:noVBand="1" w:val="04A0"/>
       </w:tblPr>
       <w:tblGrid>
-        <w:gridCol w:w="2160"/>
-        <w:gridCol w:w="2160"/>
-        <w:gridCol w:w="2160"/>
-        <w:gridCol w:w="2160"/>
+        <w:gridCol w:w="2158"/>
+        <w:gridCol w:w="2158"/>
+        <w:gridCol w:w="2158"/>
+        <w:gridCol w:w="2158"/>
       </w:tblGrid>
       <w:tr>
         <w:tc>
           <w:tcPr>
-            <w:tcW w:type="dxa" w:w="2160"/>
+            <w:tcW w:type="dxa" w:w="2158"/>
           </w:tcPr>
           <w:p>
             <w:pPr>
               <w:jc w:val="center"/>
             </w:pPr>
+            <w:r/>
             <w:r>
               <w:rPr>
+                <w:rFonts w:ascii="黑体" w:hAnsi="黑体" w:eastAsia="黑体"/>
                 <w:b/>
                 <w:sz w:val="18"/>
               </w:rPr>
@@ -92,14 +104,16 @@
         </w:tc>
         <w:tc>
           <w:tcPr>
-            <w:tcW w:type="dxa" w:w="2160"/>
+            <w:tcW w:type="dxa" w:w="2158"/>
           </w:tcPr>
           <w:p>
             <w:pPr>
               <w:jc w:val="center"/>
             </w:pPr>
+            <w:r/>
             <w:r>
               <w:rPr>
+                <w:rFonts w:ascii="黑体" w:hAnsi="黑体" w:eastAsia="黑体"/>
                 <w:b/>
                 <w:sz w:val="18"/>
               </w:rPr>
@@ -109,14 +123,16 @@
         </w:tc>
         <w:tc>
           <w:tcPr>
-            <w:tcW w:type="dxa" w:w="2160"/>
+            <w:tcW w:type="dxa" w:w="2158"/>
           </w:tcPr>
           <w:p>
             <w:pPr>
               <w:jc w:val="center"/>
             </w:pPr>
+            <w:r/>
             <w:r>
               <w:rPr>
+                <w:rFonts w:ascii="黑体" w:hAnsi="黑体" w:eastAsia="黑体"/>
                 <w:b/>
                 <w:sz w:val="18"/>
               </w:rPr>
@@ -126,14 +142,16 @@
         </w:tc>
         <w:tc>
           <w:tcPr>
-            <w:tcW w:type="dxa" w:w="2160"/>
+            <w:tcW w:type="dxa" w:w="2158"/>
           </w:tcPr>
           <w:p>
             <w:pPr>
               <w:jc w:val="center"/>
             </w:pPr>
+            <w:r/>
             <w:r>
               <w:rPr>
+                <w:rFonts w:ascii="黑体" w:hAnsi="黑体" w:eastAsia="黑体"/>
                 <w:b/>
                 <w:sz w:val="18"/>
               </w:rPr>
@@ -145,11 +163,14 @@
       <w:tr>
         <w:tc>
           <w:tcPr>
-            <w:tcW w:type="dxa" w:w="2160"/>
+            <w:tcW w:type="dxa" w:w="2158"/>
           </w:tcPr>
           <w:p>
+            <w:r/>
             <w:r>
               <w:rPr>
+                <w:rFonts w:ascii="宋体" w:hAnsi="宋体" w:eastAsia="宋体"/>
+                <w:b w:val="0"/>
                 <w:sz w:val="18"/>
               </w:rPr>
               <w:t>V1.0</w:t>
@@ -158,11 +179,14 @@
         </w:tc>
         <w:tc>
           <w:tcPr>
-            <w:tcW w:type="dxa" w:w="2160"/>
+            <w:tcW w:type="dxa" w:w="2158"/>
           </w:tcPr>
           <w:p>
+            <w:r/>
             <w:r>
               <w:rPr>
+                <w:rFonts w:ascii="宋体" w:hAnsi="宋体" w:eastAsia="宋体"/>
+                <w:b w:val="0"/>
                 <w:sz w:val="18"/>
               </w:rPr>
               <w:t>2026年07月23日</w:t>
@@ -171,11 +195,14 @@
         </w:tc>
         <w:tc>
           <w:tcPr>
-            <w:tcW w:type="dxa" w:w="2160"/>
+            <w:tcW w:type="dxa" w:w="2158"/>
           </w:tcPr>
           <w:p>
+            <w:r/>
             <w:r>
               <w:rPr>
+                <w:rFonts w:ascii="宋体" w:hAnsi="宋体" w:eastAsia="宋体"/>
+                <w:b w:val="0"/>
                 <w:sz w:val="18"/>
               </w:rPr>
               <w:t>项目组</w:t>
@@ -184,11 +211,14 @@
         </w:tc>
         <w:tc>
           <w:tcPr>
-            <w:tcW w:type="dxa" w:w="2160"/>
+            <w:tcW w:type="dxa" w:w="2158"/>
           </w:tcPr>
           <w:p>
+            <w:r/>
             <w:r>
               <w:rPr>
+                <w:rFonts w:ascii="宋体" w:hAnsi="宋体" w:eastAsia="宋体"/>
+                <w:b w:val="0"/>
                 <w:sz w:val="18"/>
               </w:rPr>
               <w:t>初始版本编制</w:t>
@@ -203,18 +233,24 @@
       </w:pPr>
       <w:r>
         <w:rPr>
-          <w:rFonts w:eastAsia="黑体"/>
+          <w:rFonts w:ascii="黑体" w:hAnsi="黑体" w:eastAsia="黑体"/>
+          <w:b/>
+          <w:sz w:val="32"/>
         </w:rPr>
         <w:t>目录</w:t>
       </w:r>
     </w:p>
     <w:p>
+      <w:pPr>
+        <w:spacing w:after="80" w:before="40"/>
+      </w:pPr>
       <w:r>
         <w:rPr>
+          <w:rFonts w:ascii="宋体" w:hAnsi="宋体" w:eastAsia="宋体"/>
           <w:b w:val="0"/>
-          <w:sz w:val="22"/>
+          <w:sz w:val="21"/>
         </w:rPr>
-        <w:t>（生成后请在Word中插入自动目录）</w:t>
+        <w:t>（在Word中点击"引用"→"目录"→"自动目录"即可插入）</w:t>
       </w:r>
     </w:p>
     <w:p>
@@ -228,9 +264,11 @@
       </w:pPr>
       <w:r>
         <w:rPr>
-          <w:rFonts w:eastAsia="黑体"/>
+          <w:rFonts w:ascii="黑体" w:hAnsi="黑体" w:eastAsia="黑体"/>
+          <w:b/>
+          <w:sz w:val="32"/>
         </w:rPr>
-        <w:t>1 引言</w:t>
+        <w:t>1  引言</w:t>
       </w:r>
     </w:p>
     <w:p>
@@ -239,25 +277,36 @@
       </w:pPr>
       <w:r>
         <w:rPr>
-          <w:rFonts w:eastAsia="黑体"/>
+          <w:rFonts w:ascii="黑体" w:hAnsi="黑体" w:eastAsia="黑体"/>
+          <w:b w:val="0"/>
+          <w:sz w:val="28"/>
         </w:rPr>
         <w:t>1.1 项目背景</w:t>
       </w:r>
     </w:p>
     <w:p>
+      <w:pPr>
+        <w:spacing w:after="80" w:before="40"/>
+        <w:ind w:firstLine="420"/>
+      </w:pPr>
       <w:r>
         <w:rPr>
+          <w:rFonts w:ascii="宋体" w:hAnsi="宋体" w:eastAsia="宋体"/>
           <w:b w:val="0"/>
-          <w:sz w:val="22"/>
+          <w:sz w:val="21"/>
         </w:rPr>
-        <w:t>云南省地处中国西南部，地理环境复杂，地震、泥石流、洪涝、森林火灾等自然灾害频发。传统的灾害应急管理方式存在信息传递滞后、指挥调度效率低、跨部门协同困难等问题。为提高云南省自然灾害应急管理的科学化、信息化水平，本项目设计开发“云南自然灾害应急协同决策平台”，实现灾情监测、上报、评估、预案生成、资源调度和事件归档的全流程闭环管理。</w:t>
+        <w:t>云南省地处中国西南部，地理环境复杂，地震、泥石流、洪涝、森林火灾等自然灾害频发。传统的灾害应急管理方式存在信息传递滞后、指挥调度效率低、跨部门协同困难等问题。为提高云南省自然灾害应急管理的科学化、信息化水平，本项目设计开发"云南自然灾害应急协同决策平台"，以数字化手段实现灾情监测、上报、评估、预案生成、资源调度和事件归档的全流程闭环管理。</w:t>
       </w:r>
     </w:p>
     <w:p>
+      <w:pPr>
+        <w:spacing w:after="80" w:before="40"/>
+      </w:pPr>
       <w:r>
         <w:rPr>
+          <w:rFonts w:ascii="宋体" w:hAnsi="宋体" w:eastAsia="宋体"/>
           <w:b w:val="0"/>
-          <w:sz w:val="22"/>
+          <w:sz w:val="21"/>
         </w:rPr>
         <w:t>本平台融合人工智能（AI）、实时数据采集、知识检索增强生成（RAG）和智能体（Agent）技术，旨在为应急管理人员提供高效、精准的决策支持工具。</w:t>
       </w:r>
@@ -268,52 +317,74 @@
       </w:pPr>
       <w:r>
         <w:rPr>
-          <w:rFonts w:eastAsia="黑体"/>
+          <w:rFonts w:ascii="黑体" w:hAnsi="黑体" w:eastAsia="黑体"/>
+          <w:b w:val="0"/>
+          <w:sz w:val="28"/>
         </w:rPr>
         <w:t>1.2 项目目标</w:t>
       </w:r>
     </w:p>
     <w:p>
+      <w:pPr>
+        <w:spacing w:after="80" w:before="40"/>
+      </w:pPr>
       <w:r>
         <w:rPr>
+          <w:rFonts w:ascii="宋体" w:hAnsi="宋体" w:eastAsia="宋体"/>
           <w:b w:val="0"/>
-          <w:sz w:val="22"/>
+          <w:sz w:val="21"/>
         </w:rPr>
-        <w:t>（1）构建统一的自然灾害信息管理平台，实现灾情信息的快速上报与审核；</w:t>
+        <w:t>（1）构建统一的自然灾害信息管理平台，实现灾情信息的快速上报与审核。</w:t>
       </w:r>
     </w:p>
     <w:p>
+      <w:pPr>
+        <w:spacing w:after="80" w:before="40"/>
+      </w:pPr>
       <w:r>
         <w:rPr>
+          <w:rFonts w:ascii="宋体" w:hAnsi="宋体" w:eastAsia="宋体"/>
           <w:b w:val="0"/>
-          <w:sz w:val="22"/>
+          <w:sz w:val="21"/>
         </w:rPr>
-        <w:t>（2）集成外部实时数据源（地震、气象、预警），实现自动化灾情感知与监测；</w:t>
+        <w:t>（2）集成外部实时数据源（地震、气象、预警），实现自动化灾情感知与监测。</w:t>
       </w:r>
     </w:p>
     <w:p>
+      <w:pPr>
+        <w:spacing w:after="80" w:before="40"/>
+      </w:pPr>
       <w:r>
         <w:rPr>
+          <w:rFonts w:ascii="宋体" w:hAnsi="宋体" w:eastAsia="宋体"/>
           <w:b w:val="0"/>
-          <w:sz w:val="22"/>
+          <w:sz w:val="21"/>
         </w:rPr>
-        <w:t>（3）基于知识库和AI大模型，自动生成应急处置方案，辅助指挥决策；</w:t>
+        <w:t>（3）基于知识库和AI大模型，自动生成应急处置方案，辅助指挥决策。</w:t>
       </w:r>
     </w:p>
     <w:p>
+      <w:pPr>
+        <w:spacing w:after="80" w:before="40"/>
+      </w:pPr>
       <w:r>
         <w:rPr>
+          <w:rFonts w:ascii="宋体" w:hAnsi="宋体" w:eastAsia="宋体"/>
           <w:b w:val="0"/>
-          <w:sz w:val="22"/>
+          <w:sz w:val="21"/>
         </w:rPr>
-        <w:t>（4）实现救援资源的统一管理与智能调度，提升资源调配效率；</w:t>
+        <w:t>（4）实现救援资源的统一管理与智能调度，提升资源调配效率。</w:t>
       </w:r>
     </w:p>
     <w:p>
+      <w:pPr>
+        <w:spacing w:after="80" w:before="40"/>
+      </w:pPr>
       <w:r>
         <w:rPr>
+          <w:rFonts w:ascii="宋体" w:hAnsi="宋体" w:eastAsia="宋体"/>
           <w:b w:val="0"/>
-          <w:sz w:val="22"/>
+          <w:sz w:val="21"/>
         </w:rPr>
         <w:t>（5）建立全流程审计追溯机制，保障应急管理的规范性和可追溯性。</w:t>
       </w:r>
@@ -324,16 +395,22 @@
       </w:pPr>
       <w:r>
         <w:rPr>
-          <w:rFonts w:eastAsia="黑体"/>
+          <w:rFonts w:ascii="黑体" w:hAnsi="黑体" w:eastAsia="黑体"/>
+          <w:b w:val="0"/>
+          <w:sz w:val="28"/>
         </w:rPr>
         <w:t>1.3 适用范围</w:t>
       </w:r>
     </w:p>
     <w:p>
+      <w:pPr>
+        <w:spacing w:after="80" w:before="40"/>
+      </w:pPr>
       <w:r>
         <w:rPr>
+          <w:rFonts w:ascii="宋体" w:hAnsi="宋体" w:eastAsia="宋体"/>
           <w:b w:val="0"/>
-          <w:sz w:val="22"/>
+          <w:sz w:val="21"/>
         </w:rPr>
         <w:t>本系统适用于云南省各级应急管理部门及相关协作单位，覆盖地震、泥石流/滑坡、洪涝、森林火灾等多类自然灾害事件的应急协同处理。</w:t>
       </w:r>
@@ -344,7 +421,9 @@
       </w:pPr>
       <w:r>
         <w:rPr>
-          <w:rFonts w:eastAsia="黑体"/>
+          <w:rFonts w:ascii="黑体" w:hAnsi="黑体" w:eastAsia="黑体"/>
+          <w:b w:val="0"/>
+          <w:sz w:val="28"/>
         </w:rPr>
         <w:t>1.4 术语定义</w:t>
       </w:r>
@@ -357,20 +436,22 @@
         <w:tblLook w:firstColumn="1" w:firstRow="1" w:lastColumn="0" w:lastRow="0" w:noHBand="0" w:noVBand="1" w:val="04A0"/>
       </w:tblPr>
       <w:tblGrid>
-        <w:gridCol w:w="4320"/>
-        <w:gridCol w:w="4320"/>
+        <w:gridCol w:w="4317"/>
+        <w:gridCol w:w="4317"/>
       </w:tblGrid>
       <w:tr>
         <w:tc>
           <w:tcPr>
-            <w:tcW w:type="dxa" w:w="4320"/>
+            <w:tcW w:type="dxa" w:w="4317"/>
           </w:tcPr>
           <w:p>
             <w:pPr>
               <w:jc w:val="center"/>
             </w:pPr>
+            <w:r/>
             <w:r>
               <w:rPr>
+                <w:rFonts w:ascii="黑体" w:hAnsi="黑体" w:eastAsia="黑体"/>
                 <w:b/>
                 <w:sz w:val="18"/>
               </w:rPr>
@@ -380,14 +461,16 @@
         </w:tc>
         <w:tc>
           <w:tcPr>
-            <w:tcW w:type="dxa" w:w="4320"/>
+            <w:tcW w:type="dxa" w:w="4317"/>
           </w:tcPr>
           <w:p>
             <w:pPr>
               <w:jc w:val="center"/>
             </w:pPr>
+            <w:r/>
             <w:r>
               <w:rPr>
+                <w:rFonts w:ascii="黑体" w:hAnsi="黑体" w:eastAsia="黑体"/>
                 <w:b/>
                 <w:sz w:val="18"/>
               </w:rPr>
@@ -399,11 +482,14 @@
       <w:tr>
         <w:tc>
           <w:tcPr>
-            <w:tcW w:type="dxa" w:w="4320"/>
+            <w:tcW w:type="dxa" w:w="4317"/>
           </w:tcPr>
           <w:p>
+            <w:r/>
             <w:r>
               <w:rPr>
+                <w:rFonts w:ascii="宋体" w:hAnsi="宋体" w:eastAsia="宋体"/>
+                <w:b w:val="0"/>
                 <w:sz w:val="18"/>
               </w:rPr>
               <w:t>RAG</w:t>
@@ -412,11 +498,14 @@
         </w:tc>
         <w:tc>
           <w:tcPr>
-            <w:tcW w:type="dxa" w:w="4320"/>
+            <w:tcW w:type="dxa" w:w="4317"/>
           </w:tcPr>
           <w:p>
+            <w:r/>
             <w:r>
               <w:rPr>
+                <w:rFonts w:ascii="宋体" w:hAnsi="宋体" w:eastAsia="宋体"/>
+                <w:b w:val="0"/>
                 <w:sz w:val="18"/>
               </w:rPr>
               <w:t>检索增强生成（Retrieval-Augmented Generation），结合知识库检索和大模型生成的技术</w:t>
@@ -427,11 +516,14 @@
       <w:tr>
         <w:tc>
           <w:tcPr>
-            <w:tcW w:type="dxa" w:w="4320"/>
+            <w:tcW w:type="dxa" w:w="4317"/>
           </w:tcPr>
           <w:p>
+            <w:r/>
             <w:r>
               <w:rPr>
+                <w:rFonts w:ascii="宋体" w:hAnsi="宋体" w:eastAsia="宋体"/>
+                <w:b w:val="0"/>
                 <w:sz w:val="18"/>
               </w:rPr>
               <w:t>Agent</w:t>
@@ -440,14 +532,17 @@
         </w:tc>
         <w:tc>
           <w:tcPr>
-            <w:tcW w:type="dxa" w:w="4320"/>
+            <w:tcW w:type="dxa" w:w="4317"/>
           </w:tcPr>
           <w:p>
+            <w:r/>
             <w:r>
               <w:rPr>
+                <w:rFonts w:ascii="宋体" w:hAnsi="宋体" w:eastAsia="宋体"/>
+                <w:b w:val="0"/>
                 <w:sz w:val="18"/>
               </w:rPr>
-              <w:t>智能体，本系统中指自动执行灾害信息抽取、方案生成、方案审查的AI执行单元</w:t>
+              <w:t>智能体，本系统中指自动执行灾情信息抽取、方案生成、方案审查的AI执行单元</w:t>
             </w:r>
           </w:p>
         </w:tc>
@@ -455,11 +550,14 @@
       <w:tr>
         <w:tc>
           <w:tcPr>
-            <w:tcW w:type="dxa" w:w="4320"/>
+            <w:tcW w:type="dxa" w:w="4317"/>
           </w:tcPr>
           <w:p>
+            <w:r/>
             <w:r>
               <w:rPr>
+                <w:rFonts w:ascii="宋体" w:hAnsi="宋体" w:eastAsia="宋体"/>
+                <w:b w:val="0"/>
                 <w:sz w:val="18"/>
               </w:rPr>
               <w:t>SSE</w:t>
@@ -468,11 +566,14 @@
         </w:tc>
         <w:tc>
           <w:tcPr>
-            <w:tcW w:type="dxa" w:w="4320"/>
+            <w:tcW w:type="dxa" w:w="4317"/>
           </w:tcPr>
           <w:p>
+            <w:r/>
             <w:r>
               <w:rPr>
+                <w:rFonts w:ascii="宋体" w:hAnsi="宋体" w:eastAsia="宋体"/>
+                <w:b w:val="0"/>
                 <w:sz w:val="18"/>
               </w:rPr>
               <w:t>服务器推送事件（Server-Sent Events），用于实时推送AI方案生成进度</w:t>
@@ -483,11 +584,14 @@
       <w:tr>
         <w:tc>
           <w:tcPr>
-            <w:tcW w:type="dxa" w:w="4320"/>
+            <w:tcW w:type="dxa" w:w="4317"/>
           </w:tcPr>
           <w:p>
+            <w:r/>
             <w:r>
               <w:rPr>
+                <w:rFonts w:ascii="宋体" w:hAnsi="宋体" w:eastAsia="宋体"/>
+                <w:b w:val="0"/>
                 <w:sz w:val="18"/>
               </w:rPr>
               <w:t>WebSocket</w:t>
@@ -496,11 +600,14 @@
         </w:tc>
         <w:tc>
           <w:tcPr>
-            <w:tcW w:type="dxa" w:w="4320"/>
+            <w:tcW w:type="dxa" w:w="4317"/>
           </w:tcPr>
           <w:p>
+            <w:r/>
             <w:r>
               <w:rPr>
+                <w:rFonts w:ascii="宋体" w:hAnsi="宋体" w:eastAsia="宋体"/>
+                <w:b w:val="0"/>
                 <w:sz w:val="18"/>
               </w:rPr>
               <w:t>全双工通信协议，用于实时推送事件状态变更通知</w:t>
@@ -511,11 +618,14 @@
       <w:tr>
         <w:tc>
           <w:tcPr>
-            <w:tcW w:type="dxa" w:w="4320"/>
+            <w:tcW w:type="dxa" w:w="4317"/>
           </w:tcPr>
           <w:p>
+            <w:r/>
             <w:r>
               <w:rPr>
+                <w:rFonts w:ascii="宋体" w:hAnsi="宋体" w:eastAsia="宋体"/>
+                <w:b w:val="0"/>
                 <w:sz w:val="18"/>
               </w:rPr>
               <w:t>FSM</w:t>
@@ -524,14 +634,17 @@
         </w:tc>
         <w:tc>
           <w:tcPr>
-            <w:tcW w:type="dxa" w:w="4320"/>
+            <w:tcW w:type="dxa" w:w="4317"/>
           </w:tcPr>
           <w:p>
+            <w:r/>
             <w:r>
               <w:rPr>
+                <w:rFonts w:ascii="宋体" w:hAnsi="宋体" w:eastAsia="宋体"/>
+                <w:b w:val="0"/>
                 <w:sz w:val="18"/>
               </w:rPr>
-              <w:t>有限状态机（Finite State Machine），用于管理灾情事件的状态流转</w:t>
+              <w:t>有限状态机（Finite State Machine），本系统中用于管理灾情事件的状态流转</w:t>
             </w:r>
           </w:p>
         </w:tc>
@@ -539,11 +652,14 @@
       <w:tr>
         <w:tc>
           <w:tcPr>
-            <w:tcW w:type="dxa" w:w="4320"/>
+            <w:tcW w:type="dxa" w:w="4317"/>
           </w:tcPr>
           <w:p>
+            <w:r/>
             <w:r>
               <w:rPr>
+                <w:rFonts w:ascii="宋体" w:hAnsi="宋体" w:eastAsia="宋体"/>
+                <w:b w:val="0"/>
                 <w:sz w:val="18"/>
               </w:rPr>
               <w:t>RBAC</w:t>
@@ -552,11 +668,14 @@
         </w:tc>
         <w:tc>
           <w:tcPr>
-            <w:tcW w:type="dxa" w:w="4320"/>
+            <w:tcW w:type="dxa" w:w="4317"/>
           </w:tcPr>
           <w:p>
+            <w:r/>
             <w:r>
               <w:rPr>
+                <w:rFonts w:ascii="宋体" w:hAnsi="宋体" w:eastAsia="宋体"/>
+                <w:b w:val="0"/>
                 <w:sz w:val="18"/>
               </w:rPr>
               <w:t>基于角色的访问控制（Role-Based Access Control）</w:t>
@@ -567,11 +686,14 @@
       <w:tr>
         <w:tc>
           <w:tcPr>
-            <w:tcW w:type="dxa" w:w="4320"/>
+            <w:tcW w:type="dxa" w:w="4317"/>
           </w:tcPr>
           <w:p>
+            <w:r/>
             <w:r>
               <w:rPr>
+                <w:rFonts w:ascii="宋体" w:hAnsi="宋体" w:eastAsia="宋体"/>
+                <w:b w:val="0"/>
                 <w:sz w:val="18"/>
               </w:rPr>
               <w:t>应急预案</w:t>
@@ -580,11 +702,14 @@
         </w:tc>
         <w:tc>
           <w:tcPr>
-            <w:tcW w:type="dxa" w:w="4320"/>
+            <w:tcW w:type="dxa" w:w="4317"/>
           </w:tcPr>
           <w:p>
+            <w:r/>
             <w:r>
               <w:rPr>
+                <w:rFonts w:ascii="宋体" w:hAnsi="宋体" w:eastAsia="宋体"/>
+                <w:b w:val="0"/>
                 <w:sz w:val="18"/>
               </w:rPr>
               <w:t>针对各类灾害预先制定的应急处置方案和操作规范</w:t>
@@ -595,11 +720,14 @@
       <w:tr>
         <w:tc>
           <w:tcPr>
-            <w:tcW w:type="dxa" w:w="4320"/>
+            <w:tcW w:type="dxa" w:w="4317"/>
           </w:tcPr>
           <w:p>
+            <w:r/>
             <w:r>
               <w:rPr>
+                <w:rFonts w:ascii="宋体" w:hAnsi="宋体" w:eastAsia="宋体"/>
+                <w:b w:val="0"/>
                 <w:sz w:val="18"/>
               </w:rPr>
               <w:t>调度指令</w:t>
@@ -608,11 +736,14 @@
         </w:tc>
         <w:tc>
           <w:tcPr>
-            <w:tcW w:type="dxa" w:w="4320"/>
+            <w:tcW w:type="dxa" w:w="4317"/>
           </w:tcPr>
           <w:p>
+            <w:r/>
             <w:r>
               <w:rPr>
+                <w:rFonts w:ascii="宋体" w:hAnsi="宋体" w:eastAsia="宋体"/>
+                <w:b w:val="0"/>
                 <w:sz w:val="18"/>
               </w:rPr>
               <w:t>指挥员向资源单位下达的资源调配命令</w:t>
@@ -632,9 +763,24 @@
       </w:pPr>
       <w:r>
         <w:rPr>
-          <w:rFonts w:eastAsia="黑体"/>
+          <w:rFonts w:ascii="黑体" w:hAnsi="黑体" w:eastAsia="黑体"/>
+          <w:b/>
+          <w:sz w:val="32"/>
         </w:rPr>
-        <w:t>2 用户角色定义</w:t>
+        <w:t>2  用户角色定义</w:t>
+      </w:r>
+    </w:p>
+    <w:p>
+      <w:pPr>
+        <w:pStyle w:val="Heading2"/>
+      </w:pPr>
+      <w:r>
+        <w:rPr>
+          <w:rFonts w:ascii="黑体" w:hAnsi="黑体" w:eastAsia="黑体"/>
+          <w:b w:val="0"/>
+          <w:sz w:val="28"/>
+        </w:rPr>
+        <w:t>2.1 角色列表</w:t>
       </w:r>
     </w:p>
     <w:tbl>
@@ -645,21 +791,23 @@
         <w:tblLook w:firstColumn="1" w:firstRow="1" w:lastColumn="0" w:lastRow="0" w:noHBand="0" w:noVBand="1" w:val="04A0"/>
       </w:tblPr>
       <w:tblGrid>
-        <w:gridCol w:w="2880"/>
-        <w:gridCol w:w="2880"/>
-        <w:gridCol w:w="2880"/>
+        <w:gridCol w:w="2878"/>
+        <w:gridCol w:w="2878"/>
+        <w:gridCol w:w="2878"/>
       </w:tblGrid>
       <w:tr>
         <w:tc>
           <w:tcPr>
-            <w:tcW w:type="dxa" w:w="2880"/>
+            <w:tcW w:type="dxa" w:w="2878"/>
           </w:tcPr>
           <w:p>
             <w:pPr>
               <w:jc w:val="center"/>
             </w:pPr>
+            <w:r/>
             <w:r>
               <w:rPr>
+                <w:rFonts w:ascii="黑体" w:hAnsi="黑体" w:eastAsia="黑体"/>
                 <w:b/>
                 <w:sz w:val="18"/>
               </w:rPr>
@@ -669,14 +817,16 @@
         </w:tc>
         <w:tc>
           <w:tcPr>
-            <w:tcW w:type="dxa" w:w="2880"/>
+            <w:tcW w:type="dxa" w:w="2878"/>
           </w:tcPr>
           <w:p>
             <w:pPr>
               <w:jc w:val="center"/>
             </w:pPr>
+            <w:r/>
             <w:r>
               <w:rPr>
+                <w:rFonts w:ascii="黑体" w:hAnsi="黑体" w:eastAsia="黑体"/>
                 <w:b/>
                 <w:sz w:val="18"/>
               </w:rPr>
@@ -686,14 +836,16 @@
         </w:tc>
         <w:tc>
           <w:tcPr>
-            <w:tcW w:type="dxa" w:w="2880"/>
+            <w:tcW w:type="dxa" w:w="2878"/>
           </w:tcPr>
           <w:p>
             <w:pPr>
               <w:jc w:val="center"/>
             </w:pPr>
+            <w:r/>
             <w:r>
               <w:rPr>
+                <w:rFonts w:ascii="黑体" w:hAnsi="黑体" w:eastAsia="黑体"/>
                 <w:b/>
                 <w:sz w:val="18"/>
               </w:rPr>
@@ -705,11 +857,14 @@
       <w:tr>
         <w:tc>
           <w:tcPr>
-            <w:tcW w:type="dxa" w:w="2880"/>
+            <w:tcW w:type="dxa" w:w="2878"/>
           </w:tcPr>
           <w:p>
+            <w:r/>
             <w:r>
               <w:rPr>
+                <w:rFonts w:ascii="宋体" w:hAnsi="宋体" w:eastAsia="宋体"/>
+                <w:b w:val="0"/>
                 <w:sz w:val="18"/>
               </w:rPr>
               <w:t>系统管理员</w:t>
@@ -718,11 +873,14 @@
         </w:tc>
         <w:tc>
           <w:tcPr>
-            <w:tcW w:type="dxa" w:w="2880"/>
+            <w:tcW w:type="dxa" w:w="2878"/>
           </w:tcPr>
           <w:p>
+            <w:r/>
             <w:r>
               <w:rPr>
+                <w:rFonts w:ascii="宋体" w:hAnsi="宋体" w:eastAsia="宋体"/>
+                <w:b w:val="0"/>
                 <w:sz w:val="18"/>
               </w:rPr>
               <w:t>admin</w:t>
@@ -731,11 +889,14 @@
         </w:tc>
         <w:tc>
           <w:tcPr>
-            <w:tcW w:type="dxa" w:w="2880"/>
+            <w:tcW w:type="dxa" w:w="2878"/>
           </w:tcPr>
           <w:p>
+            <w:r/>
             <w:r>
               <w:rPr>
+                <w:rFonts w:ascii="宋体" w:hAnsi="宋体" w:eastAsia="宋体"/>
+                <w:b w:val="0"/>
                 <w:sz w:val="18"/>
               </w:rPr>
               <w:t>系统最高权限角色，负责用户管理、知识库维护、模型参数配置、数据源管理、系统审计等全局管理职能</w:t>
@@ -746,11 +907,14 @@
       <w:tr>
         <w:tc>
           <w:tcPr>
-            <w:tcW w:type="dxa" w:w="2880"/>
+            <w:tcW w:type="dxa" w:w="2878"/>
           </w:tcPr>
           <w:p>
+            <w:r/>
             <w:r>
               <w:rPr>
+                <w:rFonts w:ascii="宋体" w:hAnsi="宋体" w:eastAsia="宋体"/>
+                <w:b w:val="0"/>
                 <w:sz w:val="18"/>
               </w:rPr>
               <w:t>应急指挥人员</w:t>
@@ -759,11 +923,14 @@
         </w:tc>
         <w:tc>
           <w:tcPr>
-            <w:tcW w:type="dxa" w:w="2880"/>
+            <w:tcW w:type="dxa" w:w="2878"/>
           </w:tcPr>
           <w:p>
+            <w:r/>
             <w:r>
               <w:rPr>
+                <w:rFonts w:ascii="宋体" w:hAnsi="宋体" w:eastAsia="宋体"/>
+                <w:b w:val="0"/>
                 <w:sz w:val="18"/>
               </w:rPr>
               <w:t>emergency_commander</w:t>
@@ -772,11 +939,14 @@
         </w:tc>
         <w:tc>
           <w:tcPr>
-            <w:tcW w:type="dxa" w:w="2880"/>
+            <w:tcW w:type="dxa" w:w="2878"/>
           </w:tcPr>
           <w:p>
+            <w:r/>
             <w:r>
               <w:rPr>
+                <w:rFonts w:ascii="宋体" w:hAnsi="宋体" w:eastAsia="宋体"/>
+                <w:b w:val="0"/>
                 <w:sz w:val="18"/>
               </w:rPr>
               <w:t>核心指挥角色，负责审核灾情上报信息、确认事件级别、利用AI生成和修改处置方案、审批方案并下达资源调度指令</w:t>
@@ -787,11 +957,14 @@
       <w:tr>
         <w:tc>
           <w:tcPr>
-            <w:tcW w:type="dxa" w:w="2880"/>
+            <w:tcW w:type="dxa" w:w="2878"/>
           </w:tcPr>
           <w:p>
+            <w:r/>
             <w:r>
               <w:rPr>
+                <w:rFonts w:ascii="宋体" w:hAnsi="宋体" w:eastAsia="宋体"/>
+                <w:b w:val="0"/>
                 <w:sz w:val="18"/>
               </w:rPr>
               <w:t>普通信息员</w:t>
@@ -800,11 +973,14 @@
         </w:tc>
         <w:tc>
           <w:tcPr>
-            <w:tcW w:type="dxa" w:w="2880"/>
+            <w:tcW w:type="dxa" w:w="2878"/>
           </w:tcPr>
           <w:p>
+            <w:r/>
             <w:r>
               <w:rPr>
+                <w:rFonts w:ascii="宋体" w:hAnsi="宋体" w:eastAsia="宋体"/>
+                <w:b w:val="0"/>
                 <w:sz w:val="18"/>
               </w:rPr>
               <w:t>info_reporter</w:t>
@@ -813,11 +989,14 @@
         </w:tc>
         <w:tc>
           <w:tcPr>
-            <w:tcW w:type="dxa" w:w="2880"/>
+            <w:tcW w:type="dxa" w:w="2878"/>
           </w:tcPr>
           <w:p>
+            <w:r/>
             <w:r>
               <w:rPr>
+                <w:rFonts w:ascii="宋体" w:hAnsi="宋体" w:eastAsia="宋体"/>
+                <w:b w:val="0"/>
                 <w:sz w:val="18"/>
               </w:rPr>
               <w:t>一线信息采集角色，负责上报灾情信息（含文字描述、图片、地理位置），跟踪已上报事件的处置进展</w:t>
@@ -828,11 +1007,14 @@
       <w:tr>
         <w:tc>
           <w:tcPr>
-            <w:tcW w:type="dxa" w:w="2880"/>
+            <w:tcW w:type="dxa" w:w="2878"/>
           </w:tcPr>
           <w:p>
+            <w:r/>
             <w:r>
               <w:rPr>
+                <w:rFonts w:ascii="宋体" w:hAnsi="宋体" w:eastAsia="宋体"/>
+                <w:b w:val="0"/>
                 <w:sz w:val="18"/>
               </w:rPr>
               <w:t>资源管理员</w:t>
@@ -841,11 +1023,14 @@
         </w:tc>
         <w:tc>
           <w:tcPr>
-            <w:tcW w:type="dxa" w:w="2880"/>
+            <w:tcW w:type="dxa" w:w="2878"/>
           </w:tcPr>
           <w:p>
+            <w:r/>
             <w:r>
               <w:rPr>
+                <w:rFonts w:ascii="宋体" w:hAnsi="宋体" w:eastAsia="宋体"/>
+                <w:b w:val="0"/>
                 <w:sz w:val="18"/>
               </w:rPr>
               <w:t>resource_manager</w:t>
@@ -854,11 +1039,14 @@
         </w:tc>
         <w:tc>
           <w:tcPr>
-            <w:tcW w:type="dxa" w:w="2880"/>
+            <w:tcW w:type="dxa" w:w="2878"/>
           </w:tcPr>
           <w:p>
+            <w:r/>
             <w:r>
               <w:rPr>
+                <w:rFonts w:ascii="宋体" w:hAnsi="宋体" w:eastAsia="宋体"/>
+                <w:b w:val="0"/>
                 <w:sz w:val="18"/>
               </w:rPr>
               <w:t>后勤保障角色，负责救援物资、人员、车辆、避难场所等资源的登记、维护、状态更新和库存管理</w:t>
@@ -873,9 +1061,11 @@
       </w:pPr>
       <w:r>
         <w:rPr>
-          <w:rFonts w:eastAsia="黑体"/>
+          <w:rFonts w:ascii="黑体" w:hAnsi="黑体" w:eastAsia="黑体"/>
+          <w:b w:val="0"/>
+          <w:sz w:val="28"/>
         </w:rPr>
-        <w:t>2.1 角色功能权限矩阵</w:t>
+        <w:t>2.2 角色功能权限矩阵</w:t>
       </w:r>
     </w:p>
     <w:tbl>
@@ -886,23 +1076,25 @@
         <w:tblLook w:firstColumn="1" w:firstRow="1" w:lastColumn="0" w:lastRow="0" w:noHBand="0" w:noVBand="1" w:val="04A0"/>
       </w:tblPr>
       <w:tblGrid>
-        <w:gridCol w:w="1728"/>
-        <w:gridCol w:w="1728"/>
-        <w:gridCol w:w="1728"/>
-        <w:gridCol w:w="1728"/>
-        <w:gridCol w:w="1728"/>
+        <w:gridCol w:w="1727"/>
+        <w:gridCol w:w="1727"/>
+        <w:gridCol w:w="1727"/>
+        <w:gridCol w:w="1727"/>
+        <w:gridCol w:w="1727"/>
       </w:tblGrid>
       <w:tr>
         <w:tc>
           <w:tcPr>
-            <w:tcW w:type="dxa" w:w="1728"/>
+            <w:tcW w:type="dxa" w:w="1727"/>
           </w:tcPr>
           <w:p>
             <w:pPr>
               <w:jc w:val="center"/>
             </w:pPr>
+            <w:r/>
             <w:r>
               <w:rPr>
+                <w:rFonts w:ascii="黑体" w:hAnsi="黑体" w:eastAsia="黑体"/>
                 <w:b/>
                 <w:sz w:val="18"/>
               </w:rPr>
@@ -912,14 +1104,16 @@
         </w:tc>
         <w:tc>
           <w:tcPr>
-            <w:tcW w:type="dxa" w:w="1728"/>
+            <w:tcW w:type="dxa" w:w="1727"/>
           </w:tcPr>
           <w:p>
             <w:pPr>
               <w:jc w:val="center"/>
             </w:pPr>
+            <w:r/>
             <w:r>
               <w:rPr>
+                <w:rFonts w:ascii="黑体" w:hAnsi="黑体" w:eastAsia="黑体"/>
                 <w:b/>
                 <w:sz w:val="18"/>
               </w:rPr>
@@ -929,14 +1123,16 @@
         </w:tc>
         <w:tc>
           <w:tcPr>
-            <w:tcW w:type="dxa" w:w="1728"/>
+            <w:tcW w:type="dxa" w:w="1727"/>
           </w:tcPr>
           <w:p>
             <w:pPr>
               <w:jc w:val="center"/>
             </w:pPr>
+            <w:r/>
             <w:r>
               <w:rPr>
+                <w:rFonts w:ascii="黑体" w:hAnsi="黑体" w:eastAsia="黑体"/>
                 <w:b/>
                 <w:sz w:val="18"/>
               </w:rPr>
@@ -946,14 +1142,16 @@
         </w:tc>
         <w:tc>
           <w:tcPr>
-            <w:tcW w:type="dxa" w:w="1728"/>
+            <w:tcW w:type="dxa" w:w="1727"/>
           </w:tcPr>
           <w:p>
             <w:pPr>
               <w:jc w:val="center"/>
             </w:pPr>
+            <w:r/>
             <w:r>
               <w:rPr>
+                <w:rFonts w:ascii="黑体" w:hAnsi="黑体" w:eastAsia="黑体"/>
                 <w:b/>
                 <w:sz w:val="18"/>
               </w:rPr>
@@ -963,14 +1161,16 @@
         </w:tc>
         <w:tc>
           <w:tcPr>
-            <w:tcW w:type="dxa" w:w="1728"/>
+            <w:tcW w:type="dxa" w:w="1727"/>
           </w:tcPr>
           <w:p>
             <w:pPr>
               <w:jc w:val="center"/>
             </w:pPr>
+            <w:r/>
             <w:r>
               <w:rPr>
+                <w:rFonts w:ascii="黑体" w:hAnsi="黑体" w:eastAsia="黑体"/>
                 <w:b/>
                 <w:sz w:val="18"/>
               </w:rPr>
@@ -982,11 +1182,14 @@
       <w:tr>
         <w:tc>
           <w:tcPr>
-            <w:tcW w:type="dxa" w:w="1728"/>
+            <w:tcW w:type="dxa" w:w="1727"/>
           </w:tcPr>
           <w:p>
+            <w:r/>
             <w:r>
               <w:rPr>
+                <w:rFonts w:ascii="宋体" w:hAnsi="宋体" w:eastAsia="宋体"/>
+                <w:b w:val="0"/>
                 <w:sz w:val="18"/>
               </w:rPr>
               <w:t>态势总览（Dashboard）</w:t>
@@ -995,11 +1198,14 @@
         </w:tc>
         <w:tc>
           <w:tcPr>
-            <w:tcW w:type="dxa" w:w="1728"/>
+            <w:tcW w:type="dxa" w:w="1727"/>
           </w:tcPr>
           <w:p>
+            <w:r/>
             <w:r>
               <w:rPr>
+                <w:rFonts w:ascii="宋体" w:hAnsi="宋体" w:eastAsia="宋体"/>
+                <w:b w:val="0"/>
                 <w:sz w:val="18"/>
               </w:rPr>
               <w:t>√</w:t>
@@ -1008,11 +1214,14 @@
         </w:tc>
         <w:tc>
           <w:tcPr>
-            <w:tcW w:type="dxa" w:w="1728"/>
+            <w:tcW w:type="dxa" w:w="1727"/>
           </w:tcPr>
           <w:p>
+            <w:r/>
             <w:r>
               <w:rPr>
+                <w:rFonts w:ascii="宋体" w:hAnsi="宋体" w:eastAsia="宋体"/>
+                <w:b w:val="0"/>
                 <w:sz w:val="18"/>
               </w:rPr>
               <w:t>√</w:t>
@@ -1021,11 +1230,14 @@
         </w:tc>
         <w:tc>
           <w:tcPr>
-            <w:tcW w:type="dxa" w:w="1728"/>
+            <w:tcW w:type="dxa" w:w="1727"/>
           </w:tcPr>
           <w:p>
+            <w:r/>
             <w:r>
               <w:rPr>
+                <w:rFonts w:ascii="宋体" w:hAnsi="宋体" w:eastAsia="宋体"/>
+                <w:b w:val="0"/>
                 <w:sz w:val="18"/>
               </w:rPr>
               <w:t>√</w:t>
@@ -1034,11 +1246,14 @@
         </w:tc>
         <w:tc>
           <w:tcPr>
-            <w:tcW w:type="dxa" w:w="1728"/>
+            <w:tcW w:type="dxa" w:w="1727"/>
           </w:tcPr>
           <w:p>
+            <w:r/>
             <w:r>
               <w:rPr>
+                <w:rFonts w:ascii="宋体" w:hAnsi="宋体" w:eastAsia="宋体"/>
+                <w:b w:val="0"/>
                 <w:sz w:val="18"/>
               </w:rPr>
               <w:t>√</w:t>
@@ -1049,11 +1264,14 @@
       <w:tr>
         <w:tc>
           <w:tcPr>
-            <w:tcW w:type="dxa" w:w="1728"/>
+            <w:tcW w:type="dxa" w:w="1727"/>
           </w:tcPr>
           <w:p>
+            <w:r/>
             <w:r>
               <w:rPr>
+                <w:rFonts w:ascii="宋体" w:hAnsi="宋体" w:eastAsia="宋体"/>
+                <w:b w:val="0"/>
                 <w:sz w:val="18"/>
               </w:rPr>
               <w:t>灾情上报</w:t>
@@ -1062,11 +1280,14 @@
         </w:tc>
         <w:tc>
           <w:tcPr>
-            <w:tcW w:type="dxa" w:w="1728"/>
+            <w:tcW w:type="dxa" w:w="1727"/>
           </w:tcPr>
           <w:p>
+            <w:r/>
             <w:r>
               <w:rPr>
+                <w:rFonts w:ascii="宋体" w:hAnsi="宋体" w:eastAsia="宋体"/>
+                <w:b w:val="0"/>
                 <w:sz w:val="18"/>
               </w:rPr>
               <w:t>√</w:t>
@@ -1075,11 +1296,14 @@
         </w:tc>
         <w:tc>
           <w:tcPr>
-            <w:tcW w:type="dxa" w:w="1728"/>
+            <w:tcW w:type="dxa" w:w="1727"/>
           </w:tcPr>
           <w:p>
+            <w:r/>
             <w:r>
               <w:rPr>
+                <w:rFonts w:ascii="宋体" w:hAnsi="宋体" w:eastAsia="宋体"/>
+                <w:b w:val="0"/>
                 <w:sz w:val="18"/>
               </w:rPr>
             </w:r>
@@ -1087,11 +1311,14 @@
         </w:tc>
         <w:tc>
           <w:tcPr>
-            <w:tcW w:type="dxa" w:w="1728"/>
+            <w:tcW w:type="dxa" w:w="1727"/>
           </w:tcPr>
           <w:p>
+            <w:r/>
             <w:r>
               <w:rPr>
+                <w:rFonts w:ascii="宋体" w:hAnsi="宋体" w:eastAsia="宋体"/>
+                <w:b w:val="0"/>
                 <w:sz w:val="18"/>
               </w:rPr>
               <w:t>√</w:t>
@@ -1100,11 +1327,14 @@
         </w:tc>
         <w:tc>
           <w:tcPr>
-            <w:tcW w:type="dxa" w:w="1728"/>
+            <w:tcW w:type="dxa" w:w="1727"/>
           </w:tcPr>
           <w:p>
+            <w:r/>
             <w:r>
               <w:rPr>
+                <w:rFonts w:ascii="宋体" w:hAnsi="宋体" w:eastAsia="宋体"/>
+                <w:b w:val="0"/>
                 <w:sz w:val="18"/>
               </w:rPr>
             </w:r>
@@ -1114,11 +1344,14 @@
       <w:tr>
         <w:tc>
           <w:tcPr>
-            <w:tcW w:type="dxa" w:w="1728"/>
+            <w:tcW w:type="dxa" w:w="1727"/>
           </w:tcPr>
           <w:p>
+            <w:r/>
             <w:r>
               <w:rPr>
+                <w:rFonts w:ascii="宋体" w:hAnsi="宋体" w:eastAsia="宋体"/>
+                <w:b w:val="0"/>
                 <w:sz w:val="18"/>
               </w:rPr>
               <w:t>灾情审核</w:t>
@@ -1127,11 +1360,14 @@
         </w:tc>
         <w:tc>
           <w:tcPr>
-            <w:tcW w:type="dxa" w:w="1728"/>
+            <w:tcW w:type="dxa" w:w="1727"/>
           </w:tcPr>
           <w:p>
+            <w:r/>
             <w:r>
               <w:rPr>
+                <w:rFonts w:ascii="宋体" w:hAnsi="宋体" w:eastAsia="宋体"/>
+                <w:b w:val="0"/>
                 <w:sz w:val="18"/>
               </w:rPr>
               <w:t>√</w:t>
@@ -1140,11 +1376,14 @@
         </w:tc>
         <w:tc>
           <w:tcPr>
-            <w:tcW w:type="dxa" w:w="1728"/>
+            <w:tcW w:type="dxa" w:w="1727"/>
           </w:tcPr>
           <w:p>
+            <w:r/>
             <w:r>
               <w:rPr>
+                <w:rFonts w:ascii="宋体" w:hAnsi="宋体" w:eastAsia="宋体"/>
+                <w:b w:val="0"/>
                 <w:sz w:val="18"/>
               </w:rPr>
               <w:t>√</w:t>
@@ -1153,11 +1392,14 @@
         </w:tc>
         <w:tc>
           <w:tcPr>
-            <w:tcW w:type="dxa" w:w="1728"/>
+            <w:tcW w:type="dxa" w:w="1727"/>
           </w:tcPr>
           <w:p>
+            <w:r/>
             <w:r>
               <w:rPr>
+                <w:rFonts w:ascii="宋体" w:hAnsi="宋体" w:eastAsia="宋体"/>
+                <w:b w:val="0"/>
                 <w:sz w:val="18"/>
               </w:rPr>
             </w:r>
@@ -1165,11 +1407,14 @@
         </w:tc>
         <w:tc>
           <w:tcPr>
-            <w:tcW w:type="dxa" w:w="1728"/>
+            <w:tcW w:type="dxa" w:w="1727"/>
           </w:tcPr>
           <w:p>
+            <w:r/>
             <w:r>
               <w:rPr>
+                <w:rFonts w:ascii="宋体" w:hAnsi="宋体" w:eastAsia="宋体"/>
+                <w:b w:val="0"/>
                 <w:sz w:val="18"/>
               </w:rPr>
             </w:r>
@@ -1179,11 +1424,14 @@
       <w:tr>
         <w:tc>
           <w:tcPr>
-            <w:tcW w:type="dxa" w:w="1728"/>
+            <w:tcW w:type="dxa" w:w="1727"/>
           </w:tcPr>
           <w:p>
+            <w:r/>
             <w:r>
               <w:rPr>
+                <w:rFonts w:ascii="宋体" w:hAnsi="宋体" w:eastAsia="宋体"/>
+                <w:b w:val="0"/>
                 <w:sz w:val="18"/>
               </w:rPr>
               <w:t>方案工作台（AI生成+审批）</w:t>
@@ -1192,11 +1440,14 @@
         </w:tc>
         <w:tc>
           <w:tcPr>
-            <w:tcW w:type="dxa" w:w="1728"/>
+            <w:tcW w:type="dxa" w:w="1727"/>
           </w:tcPr>
           <w:p>
+            <w:r/>
             <w:r>
               <w:rPr>
+                <w:rFonts w:ascii="宋体" w:hAnsi="宋体" w:eastAsia="宋体"/>
+                <w:b w:val="0"/>
                 <w:sz w:val="18"/>
               </w:rPr>
               <w:t>√</w:t>
@@ -1205,11 +1456,14 @@
         </w:tc>
         <w:tc>
           <w:tcPr>
-            <w:tcW w:type="dxa" w:w="1728"/>
+            <w:tcW w:type="dxa" w:w="1727"/>
           </w:tcPr>
           <w:p>
+            <w:r/>
             <w:r>
               <w:rPr>
+                <w:rFonts w:ascii="宋体" w:hAnsi="宋体" w:eastAsia="宋体"/>
+                <w:b w:val="0"/>
                 <w:sz w:val="18"/>
               </w:rPr>
               <w:t>√</w:t>
@@ -1218,11 +1472,14 @@
         </w:tc>
         <w:tc>
           <w:tcPr>
-            <w:tcW w:type="dxa" w:w="1728"/>
+            <w:tcW w:type="dxa" w:w="1727"/>
           </w:tcPr>
           <w:p>
+            <w:r/>
             <w:r>
               <w:rPr>
+                <w:rFonts w:ascii="宋体" w:hAnsi="宋体" w:eastAsia="宋体"/>
+                <w:b w:val="0"/>
                 <w:sz w:val="18"/>
               </w:rPr>
             </w:r>
@@ -1230,11 +1487,14 @@
         </w:tc>
         <w:tc>
           <w:tcPr>
-            <w:tcW w:type="dxa" w:w="1728"/>
+            <w:tcW w:type="dxa" w:w="1727"/>
           </w:tcPr>
           <w:p>
+            <w:r/>
             <w:r>
               <w:rPr>
+                <w:rFonts w:ascii="宋体" w:hAnsi="宋体" w:eastAsia="宋体"/>
+                <w:b w:val="0"/>
                 <w:sz w:val="18"/>
               </w:rPr>
             </w:r>
@@ -1244,11 +1504,14 @@
       <w:tr>
         <w:tc>
           <w:tcPr>
-            <w:tcW w:type="dxa" w:w="1728"/>
+            <w:tcW w:type="dxa" w:w="1727"/>
           </w:tcPr>
           <w:p>
+            <w:r/>
             <w:r>
               <w:rPr>
+                <w:rFonts w:ascii="宋体" w:hAnsi="宋体" w:eastAsia="宋体"/>
+                <w:b w:val="0"/>
                 <w:sz w:val="18"/>
               </w:rPr>
               <w:t>资源管理</w:t>
@@ -1257,11 +1520,14 @@
         </w:tc>
         <w:tc>
           <w:tcPr>
-            <w:tcW w:type="dxa" w:w="1728"/>
+            <w:tcW w:type="dxa" w:w="1727"/>
           </w:tcPr>
           <w:p>
+            <w:r/>
             <w:r>
               <w:rPr>
+                <w:rFonts w:ascii="宋体" w:hAnsi="宋体" w:eastAsia="宋体"/>
+                <w:b w:val="0"/>
                 <w:sz w:val="18"/>
               </w:rPr>
               <w:t>√</w:t>
@@ -1270,11 +1536,14 @@
         </w:tc>
         <w:tc>
           <w:tcPr>
-            <w:tcW w:type="dxa" w:w="1728"/>
+            <w:tcW w:type="dxa" w:w="1727"/>
           </w:tcPr>
           <w:p>
+            <w:r/>
             <w:r>
               <w:rPr>
+                <w:rFonts w:ascii="宋体" w:hAnsi="宋体" w:eastAsia="宋体"/>
+                <w:b w:val="0"/>
                 <w:sz w:val="18"/>
               </w:rPr>
               <w:t>√</w:t>
@@ -1283,11 +1552,14 @@
         </w:tc>
         <w:tc>
           <w:tcPr>
-            <w:tcW w:type="dxa" w:w="1728"/>
+            <w:tcW w:type="dxa" w:w="1727"/>
           </w:tcPr>
           <w:p>
+            <w:r/>
             <w:r>
               <w:rPr>
+                <w:rFonts w:ascii="宋体" w:hAnsi="宋体" w:eastAsia="宋体"/>
+                <w:b w:val="0"/>
                 <w:sz w:val="18"/>
               </w:rPr>
             </w:r>
@@ -1295,11 +1567,14 @@
         </w:tc>
         <w:tc>
           <w:tcPr>
-            <w:tcW w:type="dxa" w:w="1728"/>
+            <w:tcW w:type="dxa" w:w="1727"/>
           </w:tcPr>
           <w:p>
+            <w:r/>
             <w:r>
               <w:rPr>
+                <w:rFonts w:ascii="宋体" w:hAnsi="宋体" w:eastAsia="宋体"/>
+                <w:b w:val="0"/>
                 <w:sz w:val="18"/>
               </w:rPr>
               <w:t>√</w:t>
@@ -1310,11 +1585,14 @@
       <w:tr>
         <w:tc>
           <w:tcPr>
-            <w:tcW w:type="dxa" w:w="1728"/>
+            <w:tcW w:type="dxa" w:w="1727"/>
           </w:tcPr>
           <w:p>
+            <w:r/>
             <w:r>
               <w:rPr>
+                <w:rFonts w:ascii="宋体" w:hAnsi="宋体" w:eastAsia="宋体"/>
+                <w:b w:val="0"/>
                 <w:sz w:val="18"/>
               </w:rPr>
               <w:t>调度指令管理</w:t>
@@ -1323,11 +1601,14 @@
         </w:tc>
         <w:tc>
           <w:tcPr>
-            <w:tcW w:type="dxa" w:w="1728"/>
+            <w:tcW w:type="dxa" w:w="1727"/>
           </w:tcPr>
           <w:p>
+            <w:r/>
             <w:r>
               <w:rPr>
+                <w:rFonts w:ascii="宋体" w:hAnsi="宋体" w:eastAsia="宋体"/>
+                <w:b w:val="0"/>
                 <w:sz w:val="18"/>
               </w:rPr>
               <w:t>√</w:t>
@@ -1336,11 +1617,14 @@
         </w:tc>
         <w:tc>
           <w:tcPr>
-            <w:tcW w:type="dxa" w:w="1728"/>
+            <w:tcW w:type="dxa" w:w="1727"/>
           </w:tcPr>
           <w:p>
+            <w:r/>
             <w:r>
               <w:rPr>
+                <w:rFonts w:ascii="宋体" w:hAnsi="宋体" w:eastAsia="宋体"/>
+                <w:b w:val="0"/>
                 <w:sz w:val="18"/>
               </w:rPr>
               <w:t>√</w:t>
@@ -1349,11 +1633,14 @@
         </w:tc>
         <w:tc>
           <w:tcPr>
-            <w:tcW w:type="dxa" w:w="1728"/>
+            <w:tcW w:type="dxa" w:w="1727"/>
           </w:tcPr>
           <w:p>
+            <w:r/>
             <w:r>
               <w:rPr>
+                <w:rFonts w:ascii="宋体" w:hAnsi="宋体" w:eastAsia="宋体"/>
+                <w:b w:val="0"/>
                 <w:sz w:val="18"/>
               </w:rPr>
             </w:r>
@@ -1361,11 +1648,14 @@
         </w:tc>
         <w:tc>
           <w:tcPr>
-            <w:tcW w:type="dxa" w:w="1728"/>
+            <w:tcW w:type="dxa" w:w="1727"/>
           </w:tcPr>
           <w:p>
+            <w:r/>
             <w:r>
               <w:rPr>
+                <w:rFonts w:ascii="宋体" w:hAnsi="宋体" w:eastAsia="宋体"/>
+                <w:b w:val="0"/>
                 <w:sz w:val="18"/>
               </w:rPr>
             </w:r>
@@ -1375,11 +1665,14 @@
       <w:tr>
         <w:tc>
           <w:tcPr>
-            <w:tcW w:type="dxa" w:w="1728"/>
+            <w:tcW w:type="dxa" w:w="1727"/>
           </w:tcPr>
           <w:p>
+            <w:r/>
             <w:r>
               <w:rPr>
+                <w:rFonts w:ascii="宋体" w:hAnsi="宋体" w:eastAsia="宋体"/>
+                <w:b w:val="0"/>
                 <w:sz w:val="18"/>
               </w:rPr>
               <w:t>知识库管理</w:t>
@@ -1388,11 +1681,14 @@
         </w:tc>
         <w:tc>
           <w:tcPr>
-            <w:tcW w:type="dxa" w:w="1728"/>
+            <w:tcW w:type="dxa" w:w="1727"/>
           </w:tcPr>
           <w:p>
+            <w:r/>
             <w:r>
               <w:rPr>
+                <w:rFonts w:ascii="宋体" w:hAnsi="宋体" w:eastAsia="宋体"/>
+                <w:b w:val="0"/>
                 <w:sz w:val="18"/>
               </w:rPr>
               <w:t>√</w:t>
@@ -1401,11 +1697,14 @@
         </w:tc>
         <w:tc>
           <w:tcPr>
-            <w:tcW w:type="dxa" w:w="1728"/>
+            <w:tcW w:type="dxa" w:w="1727"/>
           </w:tcPr>
           <w:p>
+            <w:r/>
             <w:r>
               <w:rPr>
+                <w:rFonts w:ascii="宋体" w:hAnsi="宋体" w:eastAsia="宋体"/>
+                <w:b w:val="0"/>
                 <w:sz w:val="18"/>
               </w:rPr>
             </w:r>
@@ -1413,11 +1712,14 @@
         </w:tc>
         <w:tc>
           <w:tcPr>
-            <w:tcW w:type="dxa" w:w="1728"/>
+            <w:tcW w:type="dxa" w:w="1727"/>
           </w:tcPr>
           <w:p>
+            <w:r/>
             <w:r>
               <w:rPr>
+                <w:rFonts w:ascii="宋体" w:hAnsi="宋体" w:eastAsia="宋体"/>
+                <w:b w:val="0"/>
                 <w:sz w:val="18"/>
               </w:rPr>
             </w:r>
@@ -1425,11 +1727,14 @@
         </w:tc>
         <w:tc>
           <w:tcPr>
-            <w:tcW w:type="dxa" w:w="1728"/>
+            <w:tcW w:type="dxa" w:w="1727"/>
           </w:tcPr>
           <w:p>
+            <w:r/>
             <w:r>
               <w:rPr>
+                <w:rFonts w:ascii="宋体" w:hAnsi="宋体" w:eastAsia="宋体"/>
+                <w:b w:val="0"/>
                 <w:sz w:val="18"/>
               </w:rPr>
             </w:r>
@@ -1439,11 +1744,14 @@
       <w:tr>
         <w:tc>
           <w:tcPr>
-            <w:tcW w:type="dxa" w:w="1728"/>
+            <w:tcW w:type="dxa" w:w="1727"/>
           </w:tcPr>
           <w:p>
+            <w:r/>
             <w:r>
               <w:rPr>
+                <w:rFonts w:ascii="宋体" w:hAnsi="宋体" w:eastAsia="宋体"/>
+                <w:b w:val="0"/>
                 <w:sz w:val="18"/>
               </w:rPr>
               <w:t>数据源管理</w:t>
@@ -1452,11 +1760,14 @@
         </w:tc>
         <w:tc>
           <w:tcPr>
-            <w:tcW w:type="dxa" w:w="1728"/>
+            <w:tcW w:type="dxa" w:w="1727"/>
           </w:tcPr>
           <w:p>
+            <w:r/>
             <w:r>
               <w:rPr>
+                <w:rFonts w:ascii="宋体" w:hAnsi="宋体" w:eastAsia="宋体"/>
+                <w:b w:val="0"/>
                 <w:sz w:val="18"/>
               </w:rPr>
               <w:t>√</w:t>
@@ -1465,11 +1776,14 @@
         </w:tc>
         <w:tc>
           <w:tcPr>
-            <w:tcW w:type="dxa" w:w="1728"/>
+            <w:tcW w:type="dxa" w:w="1727"/>
           </w:tcPr>
           <w:p>
+            <w:r/>
             <w:r>
               <w:rPr>
+                <w:rFonts w:ascii="宋体" w:hAnsi="宋体" w:eastAsia="宋体"/>
+                <w:b w:val="0"/>
                 <w:sz w:val="18"/>
               </w:rPr>
             </w:r>
@@ -1477,11 +1791,14 @@
         </w:tc>
         <w:tc>
           <w:tcPr>
-            <w:tcW w:type="dxa" w:w="1728"/>
+            <w:tcW w:type="dxa" w:w="1727"/>
           </w:tcPr>
           <w:p>
+            <w:r/>
             <w:r>
               <w:rPr>
+                <w:rFonts w:ascii="宋体" w:hAnsi="宋体" w:eastAsia="宋体"/>
+                <w:b w:val="0"/>
                 <w:sz w:val="18"/>
               </w:rPr>
             </w:r>
@@ -1489,11 +1806,14 @@
         </w:tc>
         <w:tc>
           <w:tcPr>
-            <w:tcW w:type="dxa" w:w="1728"/>
+            <w:tcW w:type="dxa" w:w="1727"/>
           </w:tcPr>
           <w:p>
+            <w:r/>
             <w:r>
               <w:rPr>
+                <w:rFonts w:ascii="宋体" w:hAnsi="宋体" w:eastAsia="宋体"/>
+                <w:b w:val="0"/>
                 <w:sz w:val="18"/>
               </w:rPr>
             </w:r>
@@ -1503,11 +1823,14 @@
       <w:tr>
         <w:tc>
           <w:tcPr>
-            <w:tcW w:type="dxa" w:w="1728"/>
+            <w:tcW w:type="dxa" w:w="1727"/>
           </w:tcPr>
           <w:p>
+            <w:r/>
             <w:r>
               <w:rPr>
+                <w:rFonts w:ascii="宋体" w:hAnsi="宋体" w:eastAsia="宋体"/>
+                <w:b w:val="0"/>
                 <w:sz w:val="18"/>
               </w:rPr>
               <w:t>用户管理</w:t>
@@ -1516,11 +1839,14 @@
         </w:tc>
         <w:tc>
           <w:tcPr>
-            <w:tcW w:type="dxa" w:w="1728"/>
+            <w:tcW w:type="dxa" w:w="1727"/>
           </w:tcPr>
           <w:p>
+            <w:r/>
             <w:r>
               <w:rPr>
+                <w:rFonts w:ascii="宋体" w:hAnsi="宋体" w:eastAsia="宋体"/>
+                <w:b w:val="0"/>
                 <w:sz w:val="18"/>
               </w:rPr>
               <w:t>√</w:t>
@@ -1529,11 +1855,14 @@
         </w:tc>
         <w:tc>
           <w:tcPr>
-            <w:tcW w:type="dxa" w:w="1728"/>
+            <w:tcW w:type="dxa" w:w="1727"/>
           </w:tcPr>
           <w:p>
+            <w:r/>
             <w:r>
               <w:rPr>
+                <w:rFonts w:ascii="宋体" w:hAnsi="宋体" w:eastAsia="宋体"/>
+                <w:b w:val="0"/>
                 <w:sz w:val="18"/>
               </w:rPr>
             </w:r>
@@ -1541,11 +1870,14 @@
         </w:tc>
         <w:tc>
           <w:tcPr>
-            <w:tcW w:type="dxa" w:w="1728"/>
+            <w:tcW w:type="dxa" w:w="1727"/>
           </w:tcPr>
           <w:p>
+            <w:r/>
             <w:r>
               <w:rPr>
+                <w:rFonts w:ascii="宋体" w:hAnsi="宋体" w:eastAsia="宋体"/>
+                <w:b w:val="0"/>
                 <w:sz w:val="18"/>
               </w:rPr>
             </w:r>
@@ -1553,11 +1885,14 @@
         </w:tc>
         <w:tc>
           <w:tcPr>
-            <w:tcW w:type="dxa" w:w="1728"/>
+            <w:tcW w:type="dxa" w:w="1727"/>
           </w:tcPr>
           <w:p>
+            <w:r/>
             <w:r>
               <w:rPr>
+                <w:rFonts w:ascii="宋体" w:hAnsi="宋体" w:eastAsia="宋体"/>
+                <w:b w:val="0"/>
                 <w:sz w:val="18"/>
               </w:rPr>
             </w:r>
@@ -1567,11 +1902,14 @@
       <w:tr>
         <w:tc>
           <w:tcPr>
-            <w:tcW w:type="dxa" w:w="1728"/>
+            <w:tcW w:type="dxa" w:w="1727"/>
           </w:tcPr>
           <w:p>
+            <w:r/>
             <w:r>
               <w:rPr>
+                <w:rFonts w:ascii="宋体" w:hAnsi="宋体" w:eastAsia="宋体"/>
+                <w:b w:val="0"/>
                 <w:sz w:val="18"/>
               </w:rPr>
               <w:t>Agent审计日志</w:t>
@@ -1580,11 +1918,14 @@
         </w:tc>
         <w:tc>
           <w:tcPr>
-            <w:tcW w:type="dxa" w:w="1728"/>
+            <w:tcW w:type="dxa" w:w="1727"/>
           </w:tcPr>
           <w:p>
+            <w:r/>
             <w:r>
               <w:rPr>
+                <w:rFonts w:ascii="宋体" w:hAnsi="宋体" w:eastAsia="宋体"/>
+                <w:b w:val="0"/>
                 <w:sz w:val="18"/>
               </w:rPr>
               <w:t>√</w:t>
@@ -1593,11 +1934,14 @@
         </w:tc>
         <w:tc>
           <w:tcPr>
-            <w:tcW w:type="dxa" w:w="1728"/>
+            <w:tcW w:type="dxa" w:w="1727"/>
           </w:tcPr>
           <w:p>
+            <w:r/>
             <w:r>
               <w:rPr>
+                <w:rFonts w:ascii="宋体" w:hAnsi="宋体" w:eastAsia="宋体"/>
+                <w:b w:val="0"/>
                 <w:sz w:val="18"/>
               </w:rPr>
             </w:r>
@@ -1605,11 +1949,14 @@
         </w:tc>
         <w:tc>
           <w:tcPr>
-            <w:tcW w:type="dxa" w:w="1728"/>
+            <w:tcW w:type="dxa" w:w="1727"/>
           </w:tcPr>
           <w:p>
+            <w:r/>
             <w:r>
               <w:rPr>
+                <w:rFonts w:ascii="宋体" w:hAnsi="宋体" w:eastAsia="宋体"/>
+                <w:b w:val="0"/>
                 <w:sz w:val="18"/>
               </w:rPr>
             </w:r>
@@ -1617,11 +1964,14 @@
         </w:tc>
         <w:tc>
           <w:tcPr>
-            <w:tcW w:type="dxa" w:w="1728"/>
+            <w:tcW w:type="dxa" w:w="1727"/>
           </w:tcPr>
           <w:p>
+            <w:r/>
             <w:r>
               <w:rPr>
+                <w:rFonts w:ascii="宋体" w:hAnsi="宋体" w:eastAsia="宋体"/>
+                <w:b w:val="0"/>
                 <w:sz w:val="18"/>
               </w:rPr>
             </w:r>
@@ -1631,11 +1981,14 @@
       <w:tr>
         <w:tc>
           <w:tcPr>
-            <w:tcW w:type="dxa" w:w="1728"/>
+            <w:tcW w:type="dxa" w:w="1727"/>
           </w:tcPr>
           <w:p>
+            <w:r/>
             <w:r>
               <w:rPr>
+                <w:rFonts w:ascii="宋体" w:hAnsi="宋体" w:eastAsia="宋体"/>
+                <w:b w:val="0"/>
                 <w:sz w:val="18"/>
               </w:rPr>
               <w:t>操作审计日志</w:t>
@@ -1644,11 +1997,14 @@
         </w:tc>
         <w:tc>
           <w:tcPr>
-            <w:tcW w:type="dxa" w:w="1728"/>
+            <w:tcW w:type="dxa" w:w="1727"/>
           </w:tcPr>
           <w:p>
+            <w:r/>
             <w:r>
               <w:rPr>
+                <w:rFonts w:ascii="宋体" w:hAnsi="宋体" w:eastAsia="宋体"/>
+                <w:b w:val="0"/>
                 <w:sz w:val="18"/>
               </w:rPr>
               <w:t>√</w:t>
@@ -1657,11 +2013,14 @@
         </w:tc>
         <w:tc>
           <w:tcPr>
-            <w:tcW w:type="dxa" w:w="1728"/>
+            <w:tcW w:type="dxa" w:w="1727"/>
           </w:tcPr>
           <w:p>
+            <w:r/>
             <w:r>
               <w:rPr>
+                <w:rFonts w:ascii="宋体" w:hAnsi="宋体" w:eastAsia="宋体"/>
+                <w:b w:val="0"/>
                 <w:sz w:val="18"/>
               </w:rPr>
               <w:t>√</w:t>
@@ -1670,11 +2029,14 @@
         </w:tc>
         <w:tc>
           <w:tcPr>
-            <w:tcW w:type="dxa" w:w="1728"/>
+            <w:tcW w:type="dxa" w:w="1727"/>
           </w:tcPr>
           <w:p>
+            <w:r/>
             <w:r>
               <w:rPr>
+                <w:rFonts w:ascii="宋体" w:hAnsi="宋体" w:eastAsia="宋体"/>
+                <w:b w:val="0"/>
                 <w:sz w:val="18"/>
               </w:rPr>
               <w:t>√</w:t>
@@ -1683,11 +2045,14 @@
         </w:tc>
         <w:tc>
           <w:tcPr>
-            <w:tcW w:type="dxa" w:w="1728"/>
+            <w:tcW w:type="dxa" w:w="1727"/>
           </w:tcPr>
           <w:p>
+            <w:r/>
             <w:r>
               <w:rPr>
+                <w:rFonts w:ascii="宋体" w:hAnsi="宋体" w:eastAsia="宋体"/>
+                <w:b w:val="0"/>
                 <w:sz w:val="18"/>
               </w:rPr>
               <w:t>√</w:t>
@@ -1707,9 +2072,11 @@
       </w:pPr>
       <w:r>
         <w:rPr>
-          <w:rFonts w:eastAsia="黑体"/>
+          <w:rFonts w:ascii="黑体" w:hAnsi="黑体" w:eastAsia="黑体"/>
+          <w:b/>
+          <w:sz w:val="32"/>
         </w:rPr>
-        <w:t>3 功能性需求</w:t>
+        <w:t>3  功能性需求</w:t>
       </w:r>
     </w:p>
     <w:p>
@@ -1718,54 +2085,76 @@
       </w:pPr>
       <w:r>
         <w:rPr>
-          <w:rFonts w:eastAsia="黑体"/>
+          <w:rFonts w:ascii="黑体" w:hAnsi="黑体" w:eastAsia="黑体"/>
+          <w:b w:val="0"/>
+          <w:sz w:val="28"/>
         </w:rPr>
         <w:t>3.1 用户认证与权限管理</w:t>
       </w:r>
     </w:p>
     <w:p>
+      <w:pPr>
+        <w:spacing w:after="80" w:before="40"/>
+      </w:pPr>
       <w:r>
         <w:rPr>
-          <w:b/>
-          <w:sz w:val="22"/>
+          <w:rFonts w:ascii="宋体" w:hAnsi="宋体" w:eastAsia="宋体"/>
+          <w:b w:val="0"/>
+          <w:sz w:val="21"/>
         </w:rPr>
-        <w:t>[FR-001]</w:t>
+        <w:t>【需求编号】FR-001</w:t>
       </w:r>
     </w:p>
     <w:p>
+      <w:pPr>
+        <w:spacing w:after="80" w:before="40"/>
+      </w:pPr>
       <w:r>
         <w:rPr>
+          <w:rFonts w:ascii="宋体" w:hAnsi="宋体" w:eastAsia="宋体"/>
           <w:b w:val="0"/>
-          <w:sz w:val="22"/>
+          <w:sz w:val="21"/>
         </w:rPr>
-        <w:t>系统提供基于JWT（JSON Web Token）的用户认证机制，支持用户登录、登出、Token自动续期。采用RBAC模型实现角色权限控制，不同角色访问不同的功能模块和数据。</w:t>
+        <w:t>【描述】系统提供基于JWT（JSON Web Token）的用户认证机制，支持用户登录、登出、Token自动续期。采用RBAC模型实现角色权限控制，不同角色访问不同的功能模块和数据。</w:t>
       </w:r>
     </w:p>
     <w:p>
+      <w:pPr>
+        <w:spacing w:after="80" w:before="40"/>
+      </w:pPr>
       <w:r>
         <w:rPr>
+          <w:rFonts w:ascii="宋体" w:hAnsi="宋体" w:eastAsia="宋体"/>
           <w:b w:val="0"/>
-          <w:sz w:val="22"/>
+          <w:sz w:val="21"/>
         </w:rPr>
         <w:t>【输入】用户名、密码</w:t>
       </w:r>
     </w:p>
     <w:p>
+      <w:pPr>
+        <w:spacing w:after="80" w:before="40"/>
+      </w:pPr>
       <w:r>
         <w:rPr>
+          <w:rFonts w:ascii="宋体" w:hAnsi="宋体" w:eastAsia="宋体"/>
           <w:b w:val="0"/>
-          <w:sz w:val="22"/>
+          <w:sz w:val="21"/>
         </w:rPr>
         <w:t>【输出】JWT访问令牌（含用户ID、用户名、角色信息），有效期24小时</w:t>
       </w:r>
     </w:p>
     <w:p>
+      <w:pPr>
+        <w:spacing w:after="80" w:before="40"/>
+      </w:pPr>
       <w:r>
         <w:rPr>
+          <w:rFonts w:ascii="宋体" w:hAnsi="宋体" w:eastAsia="宋体"/>
           <w:b w:val="0"/>
-          <w:sz w:val="22"/>
+          <w:sz w:val="21"/>
         </w:rPr>
-        <w:t>【约束】密码需经过bcrypt加密存储，明文密码不得在日志、数据库中记录</w:t>
+        <w:t>【约束/备注】密码需经过bcrypt加密存储，明文密码不得在日志、数据库中记录</w:t>
       </w:r>
     </w:p>
     <w:p>
@@ -1774,36 +2163,63 @@
       </w:pPr>
       <w:r>
         <w:rPr>
-          <w:rFonts w:eastAsia="黑体"/>
+          <w:rFonts w:ascii="黑体" w:hAnsi="黑体" w:eastAsia="黑体"/>
+          <w:b w:val="0"/>
+          <w:sz w:val="28"/>
         </w:rPr>
         <w:t>3.2 态势总览看板</w:t>
       </w:r>
     </w:p>
     <w:p>
+      <w:pPr>
+        <w:spacing w:after="80" w:before="40"/>
+      </w:pPr>
       <w:r>
         <w:rPr>
-          <w:b/>
-          <w:sz w:val="22"/>
+          <w:rFonts w:ascii="宋体" w:hAnsi="宋体" w:eastAsia="宋体"/>
+          <w:b w:val="0"/>
+          <w:sz w:val="21"/>
         </w:rPr>
-        <w:t>[FR-002]</w:t>
+        <w:t>【需求编号】FR-002</w:t>
       </w:r>
     </w:p>
     <w:p>
+      <w:pPr>
+        <w:spacing w:after="80" w:before="40"/>
+      </w:pPr>
       <w:r>
         <w:rPr>
+          <w:rFonts w:ascii="宋体" w:hAnsi="宋体" w:eastAsia="宋体"/>
           <w:b w:val="0"/>
-          <w:sz w:val="22"/>
+          <w:sz w:val="21"/>
         </w:rPr>
-        <w:t>系统首页展示灾害态势总览，包含统计卡片（事件总数、活跃事件、资源总数、已调度资源）、灾害分类分布图、灾害等级分布图、最近事件列表和基于高德地图的灾害点位标注。</w:t>
+        <w:t>【描述】系统首页展示灾害态势总览，包含统计卡片（事件总数、活跃事件、资源总数、已调度资源）、灾害分类分布图、灾害等级分布图、最近事件列表和基于高德地图的灾害点位标注。</w:t>
       </w:r>
     </w:p>
     <w:p>
+      <w:pPr>
+        <w:spacing w:after="80" w:before="40"/>
+      </w:pPr>
       <w:r>
         <w:rPr>
+          <w:rFonts w:ascii="宋体" w:hAnsi="宋体" w:eastAsia="宋体"/>
           <w:b w:val="0"/>
-          <w:sz w:val="22"/>
+          <w:sz w:val="21"/>
         </w:rPr>
-        <w:t>【输入】incidents表、resources表、dispatch_orders表实时聚合查询</w:t>
+        <w:t>【输入】无需输入，系统自动从数据库聚合查询</w:t>
+      </w:r>
+    </w:p>
+    <w:p>
+      <w:pPr>
+        <w:spacing w:after="80" w:before="40"/>
+      </w:pPr>
+      <w:r>
+        <w:rPr>
+          <w:rFonts w:ascii="宋体" w:hAnsi="宋体" w:eastAsia="宋体"/>
+          <w:b w:val="0"/>
+          <w:sz w:val="21"/>
+        </w:rPr>
+        <w:t>【输出】统计卡片数据 + 图表 + 地图标注 + 最近事件列表</w:t>
       </w:r>
     </w:p>
     <w:p>
@@ -1812,36 +2228,76 @@
       </w:pPr>
       <w:r>
         <w:rPr>
-          <w:rFonts w:eastAsia="黑体"/>
+          <w:rFonts w:ascii="黑体" w:hAnsi="黑体" w:eastAsia="黑体"/>
+          <w:b w:val="0"/>
+          <w:sz w:val="28"/>
         </w:rPr>
         <w:t>3.3 灾情上报</w:t>
       </w:r>
     </w:p>
     <w:p>
+      <w:pPr>
+        <w:spacing w:after="80" w:before="40"/>
+      </w:pPr>
       <w:r>
         <w:rPr>
-          <w:b/>
-          <w:sz w:val="22"/>
+          <w:rFonts w:ascii="宋体" w:hAnsi="宋体" w:eastAsia="宋体"/>
+          <w:b w:val="0"/>
+          <w:sz w:val="21"/>
         </w:rPr>
-        <w:t>[FR-003]</w:t>
+        <w:t>【需求编号】FR-003</w:t>
       </w:r>
     </w:p>
     <w:p>
+      <w:pPr>
+        <w:spacing w:after="80" w:before="40"/>
+      </w:pPr>
       <w:r>
         <w:rPr>
+          <w:rFonts w:ascii="宋体" w:hAnsi="宋体" w:eastAsia="宋体"/>
           <w:b w:val="0"/>
-          <w:sz w:val="22"/>
+          <w:sz w:val="21"/>
         </w:rPr>
-        <w:t>信息员可通过网页表单上报灾情信息，包括：灾情标题、灾害类别（地震/洪涝/地质灾害/森林火灾/其他）、严重程度（P1-P4）、文字描述、受影响人数、地理坐标（可通过地图拾取或手动输入经纬度）、现场图片（支持多图上传）、联系人信息。</w:t>
+        <w:t>【描述】信息员可通过网页表单上报灾情信息，包括：灾情标题、灾害类别（地震/洪涝/地质灾害/森林火灾/其他）、严重程度（P1-P4）、文字描述、受影响人数、地理坐标（可通过地图拾取或手动输入经纬度）、现场图片（支持多图Base64上传）、联系人信息。</w:t>
       </w:r>
     </w:p>
     <w:p>
+      <w:pPr>
+        <w:spacing w:after="80" w:before="40"/>
+      </w:pPr>
       <w:r>
         <w:rPr>
+          <w:rFonts w:ascii="宋体" w:hAnsi="宋体" w:eastAsia="宋体"/>
           <w:b w:val="0"/>
-          <w:sz w:val="22"/>
+          <w:sz w:val="21"/>
         </w:rPr>
-        <w:t>【输入】上报后灾情状态为“待审核”</w:t>
+        <w:t>【输入】灾情标题、灾害类别、严重程度、描述、坐标、图片</w:t>
+      </w:r>
+    </w:p>
+    <w:p>
+      <w:pPr>
+        <w:spacing w:after="80" w:before="40"/>
+      </w:pPr>
+      <w:r>
+        <w:rPr>
+          <w:rFonts w:ascii="宋体" w:hAnsi="宋体" w:eastAsia="宋体"/>
+          <w:b w:val="0"/>
+          <w:sz w:val="21"/>
+        </w:rPr>
+        <w:t>【输出】创建成功后的灾情对象（含自动生成的ID和默认状态pending_review）</w:t>
+      </w:r>
+    </w:p>
+    <w:p>
+      <w:pPr>
+        <w:spacing w:after="80" w:before="40"/>
+      </w:pPr>
+      <w:r>
+        <w:rPr>
+          <w:rFonts w:ascii="宋体" w:hAnsi="宋体" w:eastAsia="宋体"/>
+          <w:b w:val="0"/>
+          <w:sz w:val="21"/>
+        </w:rPr>
+        <w:t>【约束/备注】上报后灾情状态为"待审核"</w:t>
       </w:r>
     </w:p>
     <w:p>
@@ -1850,36 +2306,76 @@
       </w:pPr>
       <w:r>
         <w:rPr>
-          <w:rFonts w:eastAsia="黑体"/>
+          <w:rFonts w:ascii="黑体" w:hAnsi="黑体" w:eastAsia="黑体"/>
+          <w:b w:val="0"/>
+          <w:sz w:val="28"/>
         </w:rPr>
         <w:t>3.4 灾情审核管理</w:t>
       </w:r>
     </w:p>
     <w:p>
+      <w:pPr>
+        <w:spacing w:after="80" w:before="40"/>
+      </w:pPr>
       <w:r>
         <w:rPr>
-          <w:b/>
-          <w:sz w:val="22"/>
+          <w:rFonts w:ascii="宋体" w:hAnsi="宋体" w:eastAsia="宋体"/>
+          <w:b w:val="0"/>
+          <w:sz w:val="21"/>
         </w:rPr>
-        <w:t>[FR-004]</w:t>
+        <w:t>【需求编号】FR-004</w:t>
       </w:r>
     </w:p>
     <w:p>
+      <w:pPr>
+        <w:spacing w:after="80" w:before="40"/>
+      </w:pPr>
       <w:r>
         <w:rPr>
+          <w:rFonts w:ascii="宋体" w:hAnsi="宋体" w:eastAsia="宋体"/>
           <w:b w:val="0"/>
-          <w:sz w:val="22"/>
+          <w:sz w:val="21"/>
         </w:rPr>
-        <w:t>指挥员可查看待审核灾情列表，对灾情进行核查。审核包含四个Tab页：待审核、已确认、处置中、已关闭。状态变更需通过有限状态机（FSM）校验，不可越级跳转。</w:t>
+        <w:t>【描述】指挥员可查看待审核灾情列表，对灾情进行核查。审核包含四个Tab页：待审核、已确认、处置中、已关闭。指挥员可将灾情状态从"待审核"变更为"已确认"（启动处置流程），或将灾情关闭（用于误报场景）。</w:t>
       </w:r>
     </w:p>
     <w:p>
+      <w:pPr>
+        <w:spacing w:after="80" w:before="40"/>
+      </w:pPr>
       <w:r>
         <w:rPr>
+          <w:rFonts w:ascii="宋体" w:hAnsi="宋体" w:eastAsia="宋体"/>
           <w:b w:val="0"/>
-          <w:sz w:val="22"/>
+          <w:sz w:val="21"/>
         </w:rPr>
-        <w:t>【输入】状态流转：待审核→已确认→处置中→已关闭</w:t>
+        <w:t>【输入】目标状态（confirmed/closed）、审核意见</w:t>
+      </w:r>
+    </w:p>
+    <w:p>
+      <w:pPr>
+        <w:spacing w:after="80" w:before="40"/>
+      </w:pPr>
+      <w:r>
+        <w:rPr>
+          <w:rFonts w:ascii="宋体" w:hAnsi="宋体" w:eastAsia="宋体"/>
+          <w:b w:val="0"/>
+          <w:sz w:val="21"/>
+        </w:rPr>
+        <w:t>【输出】更新后的灾情对象，自动记录确认人和确认时间</w:t>
+      </w:r>
+    </w:p>
+    <w:p>
+      <w:pPr>
+        <w:spacing w:after="80" w:before="40"/>
+      </w:pPr>
+      <w:r>
+        <w:rPr>
+          <w:rFonts w:ascii="宋体" w:hAnsi="宋体" w:eastAsia="宋体"/>
+          <w:b w:val="0"/>
+          <w:sz w:val="21"/>
+        </w:rPr>
+        <w:t>【约束/备注】状态变更需通过有限状态机（FSM）校验，不可越级跳转。状态流转路径：pending_review → confirmed → in_progress → closed</w:t>
       </w:r>
     </w:p>
     <w:p>
@@ -1888,45 +2384,76 @@
       </w:pPr>
       <w:r>
         <w:rPr>
-          <w:rFonts w:eastAsia="黑体"/>
+          <w:rFonts w:ascii="黑体" w:hAnsi="黑体" w:eastAsia="黑体"/>
+          <w:b w:val="0"/>
+          <w:sz w:val="28"/>
         </w:rPr>
         <w:t>3.5 AI方案生成工作台</w:t>
       </w:r>
     </w:p>
     <w:p>
+      <w:pPr>
+        <w:spacing w:after="80" w:before="40"/>
+      </w:pPr>
       <w:r>
         <w:rPr>
-          <w:b/>
-          <w:sz w:val="22"/>
+          <w:rFonts w:ascii="宋体" w:hAnsi="宋体" w:eastAsia="宋体"/>
+          <w:b w:val="0"/>
+          <w:sz w:val="21"/>
         </w:rPr>
-        <w:t>[FR-005]</w:t>
+        <w:t>【需求编号】FR-005</w:t>
       </w:r>
     </w:p>
     <w:p>
+      <w:pPr>
+        <w:spacing w:after="80" w:before="40"/>
+      </w:pPr>
       <w:r>
         <w:rPr>
+          <w:rFonts w:ascii="宋体" w:hAnsi="宋体" w:eastAsia="宋体"/>
           <w:b w:val="0"/>
-          <w:sz w:val="22"/>
+          <w:sz w:val="21"/>
         </w:rPr>
-        <w:t>指挥员可在方案工作台触发AI应急方案生成。流程为：(a)灾情信息提取→(b)RAG知识库检索参考预案→(c)DeepSeek大模型生成完整方案→(d)SSE实时推送进度。AI服务不可用时自动降级至本地模板引擎。生成后自动匹配推荐资源并生成调度建议清单。</w:t>
+        <w:t>【描述】指挥员可在方案工作台触发AI应急方案生成。系统通过以下步骤生成方案：(a) 灾情信息提取（AI Agent提取结构化关键信息）；(b) 知识库检索（RAG从应急预案知识库中检索相关参考预案）；(c) 方案生成（DeepSeek大模型结合灾情信息和参考预案，生成包含灾情概述、响应等级、组织机构、处置措施、资源调配方案、注意事项六个部分的完整应急预案）；(d) 实时推送（通过SSE技术实时向客户端推送生成进度：提取中→检索中→生成中→完成）。</w:t>
       </w:r>
     </w:p>
     <w:p>
+      <w:pPr>
+        <w:spacing w:after="80" w:before="40"/>
+      </w:pPr>
       <w:r>
         <w:rPr>
+          <w:rFonts w:ascii="宋体" w:hAnsi="宋体" w:eastAsia="宋体"/>
           <w:b w:val="0"/>
-          <w:sz w:val="22"/>
+          <w:sz w:val="21"/>
         </w:rPr>
         <w:t>【输入】关联灾情ID</w:t>
       </w:r>
     </w:p>
     <w:p>
+      <w:pPr>
+        <w:spacing w:after="80" w:before="40"/>
+      </w:pPr>
       <w:r>
         <w:rPr>
+          <w:rFonts w:ascii="宋体" w:hAnsi="宋体" w:eastAsia="宋体"/>
           <w:b w:val="0"/>
-          <w:sz w:val="22"/>
+          <w:sz w:val="21"/>
         </w:rPr>
-        <w:t>【输出】包含灾情概述、响应等级、组织机构、处置措施、资源调配、注意事项六部分的完整应急预案</w:t>
+        <w:t>【输出】包含六大部分的完整应急预案 + 资源调度建议清单</w:t>
+      </w:r>
+    </w:p>
+    <w:p>
+      <w:pPr>
+        <w:spacing w:after="80" w:before="40"/>
+      </w:pPr>
+      <w:r>
+        <w:rPr>
+          <w:rFonts w:ascii="宋体" w:hAnsi="宋体" w:eastAsia="宋体"/>
+          <w:b w:val="0"/>
+          <w:sz w:val="21"/>
+        </w:rPr>
+        <w:t>【约束/备注】当DeepSeek API不可用时，系统自动切换至本地模板引擎生成方案。方案生成后自动匹配推荐资源并生成调度建议清单。</w:t>
       </w:r>
     </w:p>
     <w:p>
@@ -1935,27 +2462,76 @@
       </w:pPr>
       <w:r>
         <w:rPr>
-          <w:rFonts w:eastAsia="黑体"/>
+          <w:rFonts w:ascii="黑体" w:hAnsi="黑体" w:eastAsia="黑体"/>
+          <w:b w:val="0"/>
+          <w:sz w:val="28"/>
         </w:rPr>
         <w:t>3.6 方案审批与人工修订</w:t>
       </w:r>
     </w:p>
     <w:p>
+      <w:pPr>
+        <w:spacing w:after="80" w:before="40"/>
+      </w:pPr>
       <w:r>
         <w:rPr>
-          <w:b/>
-          <w:sz w:val="22"/>
+          <w:rFonts w:ascii="宋体" w:hAnsi="宋体" w:eastAsia="宋体"/>
+          <w:b w:val="0"/>
+          <w:sz w:val="21"/>
         </w:rPr>
-        <w:t>[FR-006]</w:t>
+        <w:t>【需求编号】FR-006</w:t>
       </w:r>
     </w:p>
     <w:p>
+      <w:pPr>
+        <w:spacing w:after="80" w:before="40"/>
+      </w:pPr>
       <w:r>
         <w:rPr>
+          <w:rFonts w:ascii="宋体" w:hAnsi="宋体" w:eastAsia="宋体"/>
           <w:b w:val="0"/>
-          <w:sz w:val="22"/>
+          <w:sz w:val="21"/>
         </w:rPr>
-        <w:t>指挥员可在线编辑AI生成的方案内容，修改完成后提交审批。审批通过后，关联的调度建议自动转为正式调度指令。</w:t>
+        <w:t>【描述】指挥员可在线编辑AI生成的方案内容，修改完成后提交审批。审批通过后，关联的调度建议自动转为正式调度指令。方案审批结果包括"已批准"和"已驳回"两种状态。</w:t>
+      </w:r>
+    </w:p>
+    <w:p>
+      <w:pPr>
+        <w:spacing w:after="80" w:before="40"/>
+      </w:pPr>
+      <w:r>
+        <w:rPr>
+          <w:rFonts w:ascii="宋体" w:hAnsi="宋体" w:eastAsia="宋体"/>
+          <w:b w:val="0"/>
+          <w:sz w:val="21"/>
+        </w:rPr>
+        <w:t>【输入】方案ID、审批状态（approved/rejected）、审批意见</w:t>
+      </w:r>
+    </w:p>
+    <w:p>
+      <w:pPr>
+        <w:spacing w:after="80" w:before="40"/>
+      </w:pPr>
+      <w:r>
+        <w:rPr>
+          <w:rFonts w:ascii="宋体" w:hAnsi="宋体" w:eastAsia="宋体"/>
+          <w:b w:val="0"/>
+          <w:sz w:val="21"/>
+        </w:rPr>
+        <w:t>【输出】更新后的方案对象（含审批人、审批时间）</w:t>
+      </w:r>
+    </w:p>
+    <w:p>
+      <w:pPr>
+        <w:spacing w:after="80" w:before="40"/>
+      </w:pPr>
+      <w:r>
+        <w:rPr>
+          <w:rFonts w:ascii="宋体" w:hAnsi="宋体" w:eastAsia="宋体"/>
+          <w:b w:val="0"/>
+          <w:sz w:val="21"/>
+        </w:rPr>
+        <w:t>【约束/备注】需admin或emergency_commander角色。审批通过自动激活关联调度指令。</w:t>
       </w:r>
     </w:p>
     <w:p>
@@ -1964,27 +2540,76 @@
       </w:pPr>
       <w:r>
         <w:rPr>
-          <w:rFonts w:eastAsia="黑体"/>
+          <w:rFonts w:ascii="黑体" w:hAnsi="黑体" w:eastAsia="黑体"/>
+          <w:b w:val="0"/>
+          <w:sz w:val="28"/>
         </w:rPr>
         <w:t>3.7 资源管理</w:t>
       </w:r>
     </w:p>
     <w:p>
+      <w:pPr>
+        <w:spacing w:after="80" w:before="40"/>
+      </w:pPr>
       <w:r>
         <w:rPr>
-          <w:b/>
-          <w:sz w:val="22"/>
+          <w:rFonts w:ascii="宋体" w:hAnsi="宋体" w:eastAsia="宋体"/>
+          <w:b w:val="0"/>
+          <w:sz w:val="21"/>
         </w:rPr>
-        <w:t>[FR-007]</w:t>
+        <w:t>【需求编号】FR-007</w:t>
       </w:r>
     </w:p>
     <w:p>
+      <w:pPr>
+        <w:spacing w:after="80" w:before="40"/>
+      </w:pPr>
       <w:r>
         <w:rPr>
+          <w:rFonts w:ascii="宋体" w:hAnsi="宋体" w:eastAsia="宋体"/>
           <w:b w:val="0"/>
-          <w:sz w:val="22"/>
+          <w:sz w:val="21"/>
         </w:rPr>
-        <w:t>资源管理员可对救援资源进行增删改查操作。资源类型包括：人员、车辆、物资、避难场所。支持基于Haversine公式计算资源与灾情点的距离，辅助就近调度。</w:t>
+        <w:t>【描述】资源管理员可对救援资源进行增删改查操作。资源类型包括：人员（Personnel）、车辆（Vehicle）、物资（Material）、避难场所（Shelter）。每个资源记录包含名称、类型、描述、总量、可用数量、地理位置坐标、联系人信息、状态（空闲/使用中）。</w:t>
+      </w:r>
+    </w:p>
+    <w:p>
+      <w:pPr>
+        <w:spacing w:after="80" w:before="40"/>
+      </w:pPr>
+      <w:r>
+        <w:rPr>
+          <w:rFonts w:ascii="宋体" w:hAnsi="宋体" w:eastAsia="宋体"/>
+          <w:b w:val="0"/>
+          <w:sz w:val="21"/>
+        </w:rPr>
+        <w:t>【输入】资源名称、类型、数量、坐标等</w:t>
+      </w:r>
+    </w:p>
+    <w:p>
+      <w:pPr>
+        <w:spacing w:after="80" w:before="40"/>
+      </w:pPr>
+      <w:r>
+        <w:rPr>
+          <w:rFonts w:ascii="宋体" w:hAnsi="宋体" w:eastAsia="宋体"/>
+          <w:b w:val="0"/>
+          <w:sz w:val="21"/>
+        </w:rPr>
+        <w:t>【输出】资源列表或单个资源详情</w:t>
+      </w:r>
+    </w:p>
+    <w:p>
+      <w:pPr>
+        <w:spacing w:after="80" w:before="40"/>
+      </w:pPr>
+      <w:r>
+        <w:rPr>
+          <w:rFonts w:ascii="宋体" w:hAnsi="宋体" w:eastAsia="宋体"/>
+          <w:b w:val="0"/>
+          <w:sz w:val="21"/>
+        </w:rPr>
+        <w:t>【约束/备注】支持基于Haversine公式计算资源与灾情点的距离，辅助就近调度。</w:t>
       </w:r>
     </w:p>
     <w:p>
@@ -1993,27 +2618,76 @@
       </w:pPr>
       <w:r>
         <w:rPr>
-          <w:rFonts w:eastAsia="黑体"/>
+          <w:rFonts w:ascii="黑体" w:hAnsi="黑体" w:eastAsia="黑体"/>
+          <w:b w:val="0"/>
+          <w:sz w:val="28"/>
         </w:rPr>
         <w:t>3.8 资源锁定与调度</w:t>
       </w:r>
     </w:p>
     <w:p>
+      <w:pPr>
+        <w:spacing w:after="80" w:before="40"/>
+      </w:pPr>
       <w:r>
         <w:rPr>
-          <w:b/>
-          <w:sz w:val="22"/>
+          <w:rFonts w:ascii="宋体" w:hAnsi="宋体" w:eastAsia="宋体"/>
+          <w:b w:val="0"/>
+          <w:sz w:val="21"/>
         </w:rPr>
-        <w:t>[FR-008]</w:t>
+        <w:t>【需求编号】FR-008</w:t>
       </w:r>
     </w:p>
     <w:p>
+      <w:pPr>
+        <w:spacing w:after="80" w:before="40"/>
+      </w:pPr>
       <w:r>
         <w:rPr>
+          <w:rFonts w:ascii="宋体" w:hAnsi="宋体" w:eastAsia="宋体"/>
           <w:b w:val="0"/>
-          <w:sz w:val="22"/>
+          <w:sz w:val="21"/>
         </w:rPr>
-        <w:t>指挥员可对特定资源进行数量锁定（锁定后其他灾情不可占用）。调度状态流转：待审批→已审批→运输中→已到达→已释放。WebSocket实时广播资源锁定/释放事件。</w:t>
+        <w:t>【描述】指挥员可对特定资源进行数量锁定（锁定后其他灾情不可占用），锁定包含锁定数量、关联灾情、锁定人信息。生成调度指令包含目标资源、调度数量、目的地坐标。调度状态流转：待审批（pending）→已审批（approved）→运输中（in_transit）→已到达（arrived）→已释放（released）。</w:t>
+      </w:r>
+    </w:p>
+    <w:p>
+      <w:pPr>
+        <w:spacing w:after="80" w:before="40"/>
+      </w:pPr>
+      <w:r>
+        <w:rPr>
+          <w:rFonts w:ascii="宋体" w:hAnsi="宋体" w:eastAsia="宋体"/>
+          <w:b w:val="0"/>
+          <w:sz w:val="21"/>
+        </w:rPr>
+        <w:t>【输入】资源ID、关联灾情ID、锁定/调度数量</w:t>
+      </w:r>
+    </w:p>
+    <w:p>
+      <w:pPr>
+        <w:spacing w:after="80" w:before="40"/>
+      </w:pPr>
+      <w:r>
+        <w:rPr>
+          <w:rFonts w:ascii="宋体" w:hAnsi="宋体" w:eastAsia="宋体"/>
+          <w:b w:val="0"/>
+          <w:sz w:val="21"/>
+        </w:rPr>
+        <w:t>【输出】操作成功确认</w:t>
+      </w:r>
+    </w:p>
+    <w:p>
+      <w:pPr>
+        <w:spacing w:after="80" w:before="40"/>
+      </w:pPr>
+      <w:r>
+        <w:rPr>
+          <w:rFonts w:ascii="宋体" w:hAnsi="宋体" w:eastAsia="宋体"/>
+          <w:b w:val="0"/>
+          <w:sz w:val="21"/>
+        </w:rPr>
+        <w:t>【约束/备注】WebSocket实时广播资源锁定/释放事件。锁定数量不能超过可用数量减已锁定量。</w:t>
       </w:r>
     </w:p>
     <w:p>
@@ -2022,27 +2696,76 @@
       </w:pPr>
       <w:r>
         <w:rPr>
-          <w:rFonts w:eastAsia="黑体"/>
+          <w:rFonts w:ascii="黑体" w:hAnsi="黑体" w:eastAsia="黑体"/>
+          <w:b w:val="0"/>
+          <w:sz w:val="28"/>
         </w:rPr>
         <w:t>3.9 应急知识库管理</w:t>
       </w:r>
     </w:p>
     <w:p>
+      <w:pPr>
+        <w:spacing w:after="80" w:before="40"/>
+      </w:pPr>
       <w:r>
         <w:rPr>
-          <w:b/>
-          <w:sz w:val="22"/>
+          <w:rFonts w:ascii="宋体" w:hAnsi="宋体" w:eastAsia="宋体"/>
+          <w:b w:val="0"/>
+          <w:sz w:val="21"/>
         </w:rPr>
-        <w:t>[FR-009]</w:t>
+        <w:t>【需求编号】FR-009</w:t>
       </w:r>
     </w:p>
     <w:p>
+      <w:pPr>
+        <w:spacing w:after="80" w:before="40"/>
+      </w:pPr>
       <w:r>
         <w:rPr>
+          <w:rFonts w:ascii="宋体" w:hAnsi="宋体" w:eastAsia="宋体"/>
           <w:b w:val="0"/>
-          <w:sz w:val="22"/>
+          <w:sz w:val="21"/>
         </w:rPr>
-        <w:t>管理员可管理应急预案知识库，支持预案创建、编辑、删除和关键词搜索。知识库内容作为RAG检索的数据源，为AI方案生成提供参考依据。系统含预置的13份云南省各类灾害应急预案。</w:t>
+        <w:t>【描述】管理员可管理应急预案知识库，支持预案的创建、编辑、删除和关键词搜索。预案内容包括标题、正文（Markdown格式）、关联灾种类型。知识库内容作为RAG检索的数据源，为AI方案生成提供参考依据。</w:t>
+      </w:r>
+    </w:p>
+    <w:p>
+      <w:pPr>
+        <w:spacing w:after="80" w:before="40"/>
+      </w:pPr>
+      <w:r>
+        <w:rPr>
+          <w:rFonts w:ascii="宋体" w:hAnsi="宋体" w:eastAsia="宋体"/>
+          <w:b w:val="0"/>
+          <w:sz w:val="21"/>
+        </w:rPr>
+        <w:t>【输入】预案标题、内容、关联灾种</w:t>
+      </w:r>
+    </w:p>
+    <w:p>
+      <w:pPr>
+        <w:spacing w:after="80" w:before="40"/>
+      </w:pPr>
+      <w:r>
+        <w:rPr>
+          <w:rFonts w:ascii="宋体" w:hAnsi="宋体" w:eastAsia="宋体"/>
+          <w:b w:val="0"/>
+          <w:sz w:val="21"/>
+        </w:rPr>
+        <w:t>【输出】预案列表或单个预案详情</w:t>
+      </w:r>
+    </w:p>
+    <w:p>
+      <w:pPr>
+        <w:spacing w:after="80" w:before="40"/>
+      </w:pPr>
+      <w:r>
+        <w:rPr>
+          <w:rFonts w:ascii="宋体" w:hAnsi="宋体" w:eastAsia="宋体"/>
+          <w:b w:val="0"/>
+          <w:sz w:val="21"/>
+        </w:rPr>
+        <w:t>【约束/备注】系统含预置的13份云南省各类灾害应急预案。需要admin角色。</w:t>
       </w:r>
     </w:p>
     <w:p>
@@ -2051,27 +2774,76 @@
       </w:pPr>
       <w:r>
         <w:rPr>
-          <w:rFonts w:eastAsia="黑体"/>
+          <w:rFonts w:ascii="黑体" w:hAnsi="黑体" w:eastAsia="黑体"/>
+          <w:b w:val="0"/>
+          <w:sz w:val="28"/>
         </w:rPr>
         <w:t>3.10 外部数据源接入</w:t>
       </w:r>
     </w:p>
     <w:p>
+      <w:pPr>
+        <w:spacing w:after="80" w:before="40"/>
+      </w:pPr>
       <w:r>
         <w:rPr>
-          <w:b/>
-          <w:sz w:val="22"/>
+          <w:rFonts w:ascii="宋体" w:hAnsi="宋体" w:eastAsia="宋体"/>
+          <w:b w:val="0"/>
+          <w:sz w:val="21"/>
         </w:rPr>
-        <w:t>[FR-010]</w:t>
+        <w:t>【需求编号】FR-010</w:t>
       </w:r>
     </w:p>
     <w:p>
+      <w:pPr>
+        <w:spacing w:after="80" w:before="40"/>
+      </w:pPr>
       <w:r>
         <w:rPr>
+          <w:rFonts w:ascii="宋体" w:hAnsi="宋体" w:eastAsia="宋体"/>
           <w:b w:val="0"/>
-          <w:sz w:val="22"/>
+          <w:sz w:val="21"/>
         </w:rPr>
-        <w:t>系统集成多个外部实时数据采集源：USGS地震数据、中国地震台网(CENC)、和风天气/开放天气、国家预警中心(12379)。地震数据每30分钟自动拉取并自动创建灾情记录。</w:t>
+        <w:t>【描述】系统集成了多个外部实时数据采集源：(a) USGS地震数据（美国地质调查局）：每30分钟自动拉取云南省及周边2.5级以上地震，自动创建灾情记录；(b) CENC中国地震台网：作为地震数据的备选来源；(c) 天气数据（和风天气/OpenWeatherMap）：采集云南省五市实时气象数据；(d) 国家预警中心（12379）：获取全国自然灾害预警信息。</w:t>
+      </w:r>
+    </w:p>
+    <w:p>
+      <w:pPr>
+        <w:spacing w:after="80" w:before="40"/>
+      </w:pPr>
+      <w:r>
+        <w:rPr>
+          <w:rFonts w:ascii="宋体" w:hAnsi="宋体" w:eastAsia="宋体"/>
+          <w:b w:val="0"/>
+          <w:sz w:val="21"/>
+        </w:rPr>
+        <w:t>【输入】可在数据源管理页面手动触发采集</w:t>
+      </w:r>
+    </w:p>
+    <w:p>
+      <w:pPr>
+        <w:spacing w:after="80" w:before="40"/>
+      </w:pPr>
+      <w:r>
+        <w:rPr>
+          <w:rFonts w:ascii="宋体" w:hAnsi="宋体" w:eastAsia="宋体"/>
+          <w:b w:val="0"/>
+          <w:sz w:val="21"/>
+        </w:rPr>
+        <w:t>【输出】采集到的外部数据</w:t>
+      </w:r>
+    </w:p>
+    <w:p>
+      <w:pPr>
+        <w:spacing w:after="80" w:before="40"/>
+      </w:pPr>
+      <w:r>
+        <w:rPr>
+          <w:rFonts w:ascii="宋体" w:hAnsi="宋体" w:eastAsia="宋体"/>
+          <w:b w:val="0"/>
+          <w:sz w:val="21"/>
+        </w:rPr>
+        <w:t>【约束/备注】管理员可在数据源管理页面管理采集参数（URL、采集间隔、启用状态）。天气数据采集失败不影响系统其他功能。</w:t>
       </w:r>
     </w:p>
     <w:p>
@@ -2080,27 +2852,76 @@
       </w:pPr>
       <w:r>
         <w:rPr>
-          <w:rFonts w:eastAsia="黑体"/>
+          <w:rFonts w:ascii="黑体" w:hAnsi="黑体" w:eastAsia="黑体"/>
+          <w:b w:val="0"/>
+          <w:sz w:val="28"/>
         </w:rPr>
         <w:t>3.11 Agent执行审计</w:t>
       </w:r>
     </w:p>
     <w:p>
+      <w:pPr>
+        <w:spacing w:after="80" w:before="40"/>
+      </w:pPr>
       <w:r>
         <w:rPr>
-          <w:b/>
-          <w:sz w:val="22"/>
+          <w:rFonts w:ascii="宋体" w:hAnsi="宋体" w:eastAsia="宋体"/>
+          <w:b w:val="0"/>
+          <w:sz w:val="21"/>
         </w:rPr>
-        <w:t>[FR-011]</w:t>
+        <w:t>【需求编号】FR-011</w:t>
       </w:r>
     </w:p>
     <w:p>
+      <w:pPr>
+        <w:spacing w:after="80" w:before="40"/>
+      </w:pPr>
       <w:r>
         <w:rPr>
+          <w:rFonts w:ascii="宋体" w:hAnsi="宋体" w:eastAsia="宋体"/>
           <w:b w:val="0"/>
-          <w:sz w:val="22"/>
+          <w:sz w:val="21"/>
         </w:rPr>
-        <w:t>系统记录每次AI Agent的执行记录，包含执行类型、输入/输出数据、状态、时间戳、错误信息、引用来源。支持失败任务重试。</w:t>
+        <w:t>【描述】系统记录每次AI Agent的执行记录，包含：执行类型（信息抽取/方案生成/方案审查）、输入数据、输出数据、执行状态（运行中/已完成/失败）、开始时间、完成时间、错误信息（如有）、引用来源（Citations）。管理员可查看历史执行记录，对失败的任务进行重试。</w:t>
+      </w:r>
+    </w:p>
+    <w:p>
+      <w:pPr>
+        <w:spacing w:after="80" w:before="40"/>
+      </w:pPr>
+      <w:r>
+        <w:rPr>
+          <w:rFonts w:ascii="宋体" w:hAnsi="宋体" w:eastAsia="宋体"/>
+          <w:b w:val="0"/>
+          <w:sz w:val="21"/>
+        </w:rPr>
+        <w:t>【输入】筛选条件（灾情ID、执行类型、状态）</w:t>
+      </w:r>
+    </w:p>
+    <w:p>
+      <w:pPr>
+        <w:spacing w:after="80" w:before="40"/>
+      </w:pPr>
+      <w:r>
+        <w:rPr>
+          <w:rFonts w:ascii="宋体" w:hAnsi="宋体" w:eastAsia="宋体"/>
+          <w:b w:val="0"/>
+          <w:sz w:val="21"/>
+        </w:rPr>
+        <w:t>【输出】Agent执行记录列表 + 引用来源详情</w:t>
+      </w:r>
+    </w:p>
+    <w:p>
+      <w:pPr>
+        <w:spacing w:after="80" w:before="40"/>
+      </w:pPr>
+      <w:r>
+        <w:rPr>
+          <w:rFonts w:ascii="宋体" w:hAnsi="宋体" w:eastAsia="宋体"/>
+          <w:b w:val="0"/>
+          <w:sz w:val="21"/>
+        </w:rPr>
+        <w:t>【约束/备注】失败任务重试需要管理员角色。</w:t>
       </w:r>
     </w:p>
     <w:p>
@@ -2109,27 +2930,76 @@
       </w:pPr>
       <w:r>
         <w:rPr>
-          <w:rFonts w:eastAsia="黑体"/>
+          <w:rFonts w:ascii="黑体" w:hAnsi="黑体" w:eastAsia="黑体"/>
+          <w:b w:val="0"/>
+          <w:sz w:val="28"/>
         </w:rPr>
         <w:t>3.12 操作审计日志</w:t>
       </w:r>
     </w:p>
     <w:p>
+      <w:pPr>
+        <w:spacing w:after="80" w:before="40"/>
+      </w:pPr>
       <w:r>
         <w:rPr>
-          <w:b/>
-          <w:sz w:val="22"/>
+          <w:rFonts w:ascii="宋体" w:hAnsi="宋体" w:eastAsia="宋体"/>
+          <w:b w:val="0"/>
+          <w:sz w:val="21"/>
         </w:rPr>
-        <w:t>[FR-012]</w:t>
+        <w:t>【需求编号】FR-012</w:t>
       </w:r>
     </w:p>
     <w:p>
+      <w:pPr>
+        <w:spacing w:after="80" w:before="40"/>
+      </w:pPr>
       <w:r>
         <w:rPr>
+          <w:rFonts w:ascii="宋体" w:hAnsi="宋体" w:eastAsia="宋体"/>
           <w:b w:val="0"/>
-          <w:sz w:val="22"/>
+          <w:sz w:val="21"/>
         </w:rPr>
-        <w:t>自动记录所有关键操作，包含用户ID、操作类型、资源类型/类别、操作详情、IP地址、时间戳。支持多条件筛选查询。</w:t>
+        <w:t>【描述】系统自动记录所有关键操作的用户ID、操作类型、资源类型、资源ID、操作详情（JSON格式）、IP地址、操作时间。支持按用户、资源类型、资源ID多条件筛选查询。</w:t>
+      </w:r>
+    </w:p>
+    <w:p>
+      <w:pPr>
+        <w:spacing w:after="80" w:before="40"/>
+      </w:pPr>
+      <w:r>
+        <w:rPr>
+          <w:rFonts w:ascii="宋体" w:hAnsi="宋体" w:eastAsia="宋体"/>
+          <w:b w:val="0"/>
+          <w:sz w:val="21"/>
+        </w:rPr>
+        <w:t>【输入】筛选条件（用户ID、资源类型、资源ID、分页参数）</w:t>
+      </w:r>
+    </w:p>
+    <w:p>
+      <w:pPr>
+        <w:spacing w:after="80" w:before="40"/>
+      </w:pPr>
+      <w:r>
+        <w:rPr>
+          <w:rFonts w:ascii="宋体" w:hAnsi="宋体" w:eastAsia="宋体"/>
+          <w:b w:val="0"/>
+          <w:sz w:val="21"/>
+        </w:rPr>
+        <w:t>【输出】审计日志列表</w:t>
+      </w:r>
+    </w:p>
+    <w:p>
+      <w:pPr>
+        <w:spacing w:after="80" w:before="40"/>
+      </w:pPr>
+      <w:r>
+        <w:rPr>
+          <w:rFonts w:ascii="宋体" w:hAnsi="宋体" w:eastAsia="宋体"/>
+          <w:b w:val="0"/>
+          <w:sz w:val="21"/>
+        </w:rPr>
+        <w:t>【约束/备注】登录、CRUD操作、状态变更、AI调用等均自动记录。</w:t>
       </w:r>
     </w:p>
     <w:p>
@@ -2143,9 +3013,11 @@
       </w:pPr>
       <w:r>
         <w:rPr>
-          <w:rFonts w:eastAsia="黑体"/>
+          <w:rFonts w:ascii="黑体" w:hAnsi="黑体" w:eastAsia="黑体"/>
+          <w:b/>
+          <w:sz w:val="32"/>
         </w:rPr>
-        <w:t>4 非功能性需求</w:t>
+        <w:t>4  非功能性需求</w:t>
       </w:r>
     </w:p>
     <w:p>
@@ -2154,45 +3026,63 @@
       </w:pPr>
       <w:r>
         <w:rPr>
-          <w:rFonts w:eastAsia="黑体"/>
+          <w:rFonts w:ascii="黑体" w:hAnsi="黑体" w:eastAsia="黑体"/>
+          <w:b w:val="0"/>
+          <w:sz w:val="28"/>
         </w:rPr>
         <w:t>4.1 性能需求</w:t>
       </w:r>
     </w:p>
     <w:p>
+      <w:pPr>
+        <w:spacing w:after="80" w:before="40"/>
+      </w:pPr>
       <w:r>
         <w:rPr>
+          <w:rFonts w:ascii="宋体" w:hAnsi="宋体" w:eastAsia="宋体"/>
           <w:b w:val="0"/>
-          <w:sz w:val="22"/>
+          <w:sz w:val="21"/>
         </w:rPr>
-        <w:t>• 页面加载时间：首次加载不超过3秒，页面切换不超过1秒</w:t>
+        <w:t>1）页面加载时间：首次加载不超过3秒，页面切换不超过1秒。</w:t>
       </w:r>
     </w:p>
     <w:p>
+      <w:pPr>
+        <w:spacing w:after="80" w:before="40"/>
+      </w:pPr>
       <w:r>
         <w:rPr>
+          <w:rFonts w:ascii="宋体" w:hAnsi="宋体" w:eastAsia="宋体"/>
           <w:b w:val="0"/>
-          <w:sz w:val="22"/>
+          <w:sz w:val="21"/>
         </w:rPr>
-        <w:t>• API响应时间：常规查询不超过500ms，AI方案生成不超过30秒</w:t>
+        <w:t>2）API响应时间：常规查询API不超过500ms，AI方案生成不超过30秒。</w:t>
       </w:r>
     </w:p>
     <w:p>
+      <w:pPr>
+        <w:spacing w:after="80" w:before="40"/>
+      </w:pPr>
       <w:r>
         <w:rPr>
+          <w:rFonts w:ascii="宋体" w:hAnsi="宋体" w:eastAsia="宋体"/>
           <w:b w:val="0"/>
-          <w:sz w:val="22"/>
+          <w:sz w:val="21"/>
         </w:rPr>
-        <w:t>• 并发支持：支持至少50个用户同时在线操作</w:t>
+        <w:t>3）并发支持：支持至少50个用户同时在线操作。</w:t>
       </w:r>
     </w:p>
     <w:p>
+      <w:pPr>
+        <w:spacing w:after="80" w:before="40"/>
+      </w:pPr>
       <w:r>
         <w:rPr>
+          <w:rFonts w:ascii="宋体" w:hAnsi="宋体" w:eastAsia="宋体"/>
           <w:b w:val="0"/>
-          <w:sz w:val="22"/>
+          <w:sz w:val="21"/>
         </w:rPr>
-        <w:t>• 数据库连接池：最大20个连接，溢出10个</w:t>
+        <w:t>4）数据库连接池：最大20个连接，溢出10个连接。</w:t>
       </w:r>
     </w:p>
     <w:p>
@@ -2201,63 +3091,89 @@
       </w:pPr>
       <w:r>
         <w:rPr>
-          <w:rFonts w:eastAsia="黑体"/>
+          <w:rFonts w:ascii="黑体" w:hAnsi="黑体" w:eastAsia="黑体"/>
+          <w:b w:val="0"/>
+          <w:sz w:val="28"/>
         </w:rPr>
         <w:t>4.2 安全性需求</w:t>
       </w:r>
     </w:p>
     <w:p>
+      <w:pPr>
+        <w:spacing w:after="80" w:before="40"/>
+      </w:pPr>
       <w:r>
         <w:rPr>
+          <w:rFonts w:ascii="宋体" w:hAnsi="宋体" w:eastAsia="宋体"/>
           <w:b w:val="0"/>
-          <w:sz w:val="22"/>
+          <w:sz w:val="21"/>
         </w:rPr>
-        <w:t>• 所有API接口（除登录外）均需携带JWT Token进行身份验证</w:t>
+        <w:t>1）所有API接口（除登录外）均需携带JWT Token进行身份验证。</w:t>
       </w:r>
     </w:p>
     <w:p>
+      <w:pPr>
+        <w:spacing w:after="80" w:before="40"/>
+      </w:pPr>
       <w:r>
         <w:rPr>
+          <w:rFonts w:ascii="宋体" w:hAnsi="宋体" w:eastAsia="宋体"/>
           <w:b w:val="0"/>
-          <w:sz w:val="22"/>
+          <w:sz w:val="21"/>
         </w:rPr>
-        <w:t>• 密码使用bcrypt算法加盐哈希存储</w:t>
+        <w:t>2）用户密码使用bcrypt算法加盐哈希存储，原始密码不得记录到任何日志或数据库。</w:t>
       </w:r>
     </w:p>
     <w:p>
+      <w:pPr>
+        <w:spacing w:after="80" w:before="40"/>
+      </w:pPr>
       <w:r>
         <w:rPr>
+          <w:rFonts w:ascii="宋体" w:hAnsi="宋体" w:eastAsia="宋体"/>
           <w:b w:val="0"/>
-          <w:sz w:val="22"/>
+          <w:sz w:val="21"/>
         </w:rPr>
-        <w:t>• 基于角色的访问控制（RBAC），防止越权操作</w:t>
+        <w:t>3）基于角色的访问控制（RBAC），后端强制校验，防止越权操作。</w:t>
       </w:r>
     </w:p>
     <w:p>
+      <w:pPr>
+        <w:spacing w:after="80" w:before="40"/>
+      </w:pPr>
       <w:r>
         <w:rPr>
+          <w:rFonts w:ascii="宋体" w:hAnsi="宋体" w:eastAsia="宋体"/>
           <w:b w:val="0"/>
-          <w:sz w:val="22"/>
+          <w:sz w:val="21"/>
         </w:rPr>
-        <w:t>• API密钥通过环境变量配置，不写入代码</w:t>
+        <w:t>4）API密钥（DeepSeek、天气服务等）通过环境变量配置，不硬编码在代码中。</w:t>
       </w:r>
     </w:p>
     <w:p>
+      <w:pPr>
+        <w:spacing w:after="80" w:before="40"/>
+      </w:pPr>
       <w:r>
         <w:rPr>
+          <w:rFonts w:ascii="宋体" w:hAnsi="宋体" w:eastAsia="宋体"/>
           <w:b w:val="0"/>
-          <w:sz w:val="22"/>
+          <w:sz w:val="21"/>
         </w:rPr>
-        <w:t>• CORS跨域策略限制为允许的域名白名单</w:t>
+        <w:t>5）CORS跨域策略限制为允许的域名白名单。</w:t>
       </w:r>
     </w:p>
     <w:p>
+      <w:pPr>
+        <w:spacing w:after="80" w:before="40"/>
+      </w:pPr>
       <w:r>
         <w:rPr>
+          <w:rFonts w:ascii="宋体" w:hAnsi="宋体" w:eastAsia="宋体"/>
           <w:b w:val="0"/>
-          <w:sz w:val="22"/>
+          <w:sz w:val="21"/>
         </w:rPr>
-        <w:t>• 所有敏感操作记录审计日志</w:t>
+        <w:t>6）所有敏感操作记录审计日志，支持事后追溯。</w:t>
       </w:r>
     </w:p>
     <w:p>
@@ -2266,36 +3182,63 @@
       </w:pPr>
       <w:r>
         <w:rPr>
-          <w:rFonts w:eastAsia="黑体"/>
+          <w:rFonts w:ascii="黑体" w:hAnsi="黑体" w:eastAsia="黑体"/>
+          <w:b w:val="0"/>
+          <w:sz w:val="28"/>
         </w:rPr>
         <w:t>4.3 可用性需求</w:t>
       </w:r>
     </w:p>
     <w:p>
+      <w:pPr>
+        <w:spacing w:after="80" w:before="40"/>
+      </w:pPr>
       <w:r>
         <w:rPr>
+          <w:rFonts w:ascii="宋体" w:hAnsi="宋体" w:eastAsia="宋体"/>
           <w:b w:val="0"/>
-          <w:sz w:val="22"/>
+          <w:sz w:val="21"/>
         </w:rPr>
-        <w:t>• AI服务不可用时自动降级至本地模板引擎，保证核心业务流程不中断</w:t>
+        <w:t>1）AI服务降级：当DeepSeek API不可用时，自动降级至本地模板引擎生成方案，保证核心业务流程不中断。</w:t>
       </w:r>
     </w:p>
     <w:p>
+      <w:pPr>
+        <w:spacing w:after="80" w:before="40"/>
+      </w:pPr>
       <w:r>
         <w:rPr>
+          <w:rFonts w:ascii="宋体" w:hAnsi="宋体" w:eastAsia="宋体"/>
           <w:b w:val="0"/>
-          <w:sz w:val="22"/>
+          <w:sz w:val="21"/>
         </w:rPr>
-        <w:t>• Milvus向量数据库不可用时，RAG服务自动降级为SQL关键词搜索</w:t>
+        <w:t>2）RAG降级：当Milvus向量数据库不可用时，RAG服务自动降级为PostgreSQL的ILIKE关键词搜索。</w:t>
       </w:r>
     </w:p>
     <w:p>
+      <w:pPr>
+        <w:spacing w:after="80" w:before="40"/>
+      </w:pPr>
       <w:r>
         <w:rPr>
+          <w:rFonts w:ascii="宋体" w:hAnsi="宋体" w:eastAsia="宋体"/>
           <w:b w:val="0"/>
-          <w:sz w:val="22"/>
+          <w:sz w:val="21"/>
         </w:rPr>
-        <w:t>• WebSocket连接断开后自动重连（指数退避策略）</w:t>
+        <w:t>3）WebSocket重连：连接断开后客户端自动重连，采用指数退避策略（1s→2s→4s→...→最大30s）。</w:t>
+      </w:r>
+    </w:p>
+    <w:p>
+      <w:pPr>
+        <w:spacing w:after="80" w:before="40"/>
+      </w:pPr>
+      <w:r>
+        <w:rPr>
+          <w:rFonts w:ascii="宋体" w:hAnsi="宋体" w:eastAsia="宋体"/>
+          <w:b w:val="0"/>
+          <w:sz w:val="21"/>
+        </w:rPr>
+        <w:t>4）外部数据采集容错：单个数据源采集失败不影响其他数据源和系统整体运行。</w:t>
       </w:r>
     </w:p>
     <w:p>
@@ -2304,45 +3247,63 @@
       </w:pPr>
       <w:r>
         <w:rPr>
-          <w:rFonts w:eastAsia="黑体"/>
+          <w:rFonts w:ascii="黑体" w:hAnsi="黑体" w:eastAsia="黑体"/>
+          <w:b w:val="0"/>
+          <w:sz w:val="28"/>
         </w:rPr>
         <w:t>4.4 可维护性需求</w:t>
       </w:r>
     </w:p>
     <w:p>
+      <w:pPr>
+        <w:spacing w:after="80" w:before="40"/>
+      </w:pPr>
       <w:r>
         <w:rPr>
+          <w:rFonts w:ascii="宋体" w:hAnsi="宋体" w:eastAsia="宋体"/>
           <w:b w:val="0"/>
-          <w:sz w:val="22"/>
+          <w:sz w:val="21"/>
         </w:rPr>
-        <w:t>• 系统采用前后端分离架构，各服务独立部署</w:t>
+        <w:t>1）前后端分离架构，各服务独立部署，便于维护和扩展。</w:t>
       </w:r>
     </w:p>
     <w:p>
+      <w:pPr>
+        <w:spacing w:after="80" w:before="40"/>
+      </w:pPr>
       <w:r>
         <w:rPr>
+          <w:rFonts w:ascii="宋体" w:hAnsi="宋体" w:eastAsia="宋体"/>
           <w:b w:val="0"/>
-          <w:sz w:val="22"/>
+          <w:sz w:val="21"/>
         </w:rPr>
-        <w:t>• 使用Docker Compose实现一键部署</w:t>
+        <w:t>2）使用Docker Compose实现一键部署，环境一致性有保障。</w:t>
       </w:r>
     </w:p>
     <w:p>
+      <w:pPr>
+        <w:spacing w:after="80" w:before="40"/>
+      </w:pPr>
       <w:r>
         <w:rPr>
+          <w:rFonts w:ascii="宋体" w:hAnsi="宋体" w:eastAsia="宋体"/>
           <w:b w:val="0"/>
-          <w:sz w:val="22"/>
+          <w:sz w:val="21"/>
         </w:rPr>
-        <w:t>• 代码仓库使用Git管理，遵循分支开发、PR审核的协作流程</w:t>
+        <w:t>3）代码仓库使用Git管理，遵循分支开发、PR审核的协作流程。</w:t>
       </w:r>
     </w:p>
     <w:p>
+      <w:pPr>
+        <w:spacing w:after="80" w:before="40"/>
+      </w:pPr>
       <w:r>
         <w:rPr>
+          <w:rFonts w:ascii="宋体" w:hAnsi="宋体" w:eastAsia="宋体"/>
           <w:b w:val="0"/>
-          <w:sz w:val="22"/>
+          <w:sz w:val="21"/>
         </w:rPr>
-        <w:t>• 接口文档遵循OpenAPI/Swagger标准</w:t>
+        <w:t>4）接口文档通过FastAPI自动生成OpenAPI规范文档（Swagger/ReDoc）。</w:t>
       </w:r>
     </w:p>
     <w:p>
@@ -2351,36 +3312,50 @@
       </w:pPr>
       <w:r>
         <w:rPr>
-          <w:rFonts w:eastAsia="黑体"/>
+          <w:rFonts w:ascii="黑体" w:hAnsi="黑体" w:eastAsia="黑体"/>
+          <w:b w:val="0"/>
+          <w:sz w:val="28"/>
         </w:rPr>
         <w:t>4.5 数据合规性需求</w:t>
       </w:r>
     </w:p>
     <w:p>
+      <w:pPr>
+        <w:spacing w:after="80" w:before="40"/>
+      </w:pPr>
       <w:r>
         <w:rPr>
+          <w:rFonts w:ascii="宋体" w:hAnsi="宋体" w:eastAsia="宋体"/>
           <w:b w:val="0"/>
-          <w:sz w:val="22"/>
+          <w:sz w:val="21"/>
         </w:rPr>
-        <w:t>• 系统不含个人隐私数据（模拟数据中的人名、电话均为虚构）</w:t>
+        <w:t>1）系统不含个人隐私数据（演示数据中的人名、电话均为虚构）。</w:t>
       </w:r>
     </w:p>
     <w:p>
+      <w:pPr>
+        <w:spacing w:after="80" w:before="40"/>
+      </w:pPr>
       <w:r>
         <w:rPr>
+          <w:rFonts w:ascii="宋体" w:hAnsi="宋体" w:eastAsia="宋体"/>
           <w:b w:val="0"/>
-          <w:sz w:val="22"/>
+          <w:sz w:val="21"/>
         </w:rPr>
-        <w:t>• 地震、气象等数据来源均为公开API接口，不涉及数据爬取的法律风险</w:t>
+        <w:t>2）地震、气象等外部数据来源均为公开API接口，不涉及非法数据爬取。</w:t>
       </w:r>
     </w:p>
     <w:p>
+      <w:pPr>
+        <w:spacing w:after="80" w:before="40"/>
+      </w:pPr>
       <w:r>
         <w:rPr>
+          <w:rFonts w:ascii="宋体" w:hAnsi="宋体" w:eastAsia="宋体"/>
           <w:b w:val="0"/>
-          <w:sz w:val="22"/>
+          <w:sz w:val="21"/>
         </w:rPr>
-        <w:t>• 所有数据存储在用户可控的数据库服务器中</w:t>
+        <w:t>3）所有数据存储在用户可控的数据库服务器中，不向第三方传输。</w:t>
       </w:r>
     </w:p>
     <w:p>
@@ -2394,9 +3369,11 @@
       </w:pPr>
       <w:r>
         <w:rPr>
-          <w:rFonts w:eastAsia="黑体"/>
+          <w:rFonts w:ascii="黑体" w:hAnsi="黑体" w:eastAsia="黑体"/>
+          <w:b/>
+          <w:sz w:val="32"/>
         </w:rPr>
-        <w:t>5 数据需求</w:t>
+        <w:t>5  数据需求</w:t>
       </w:r>
     </w:p>
     <w:p>
@@ -2405,7 +3382,9 @@
       </w:pPr>
       <w:r>
         <w:rPr>
-          <w:rFonts w:eastAsia="黑体"/>
+          <w:rFonts w:ascii="黑体" w:hAnsi="黑体" w:eastAsia="黑体"/>
+          <w:b w:val="0"/>
+          <w:sz w:val="28"/>
         </w:rPr>
         <w:t>5.1 核心数据实体</w:t>
       </w:r>
@@ -2418,22 +3397,24 @@
         <w:tblLook w:firstColumn="1" w:firstRow="1" w:lastColumn="0" w:lastRow="0" w:noHBand="0" w:noVBand="1" w:val="04A0"/>
       </w:tblPr>
       <w:tblGrid>
-        <w:gridCol w:w="2160"/>
-        <w:gridCol w:w="2160"/>
-        <w:gridCol w:w="2160"/>
-        <w:gridCol w:w="2160"/>
+        <w:gridCol w:w="2158"/>
+        <w:gridCol w:w="2158"/>
+        <w:gridCol w:w="2158"/>
+        <w:gridCol w:w="2158"/>
       </w:tblGrid>
       <w:tr>
         <w:tc>
           <w:tcPr>
-            <w:tcW w:type="dxa" w:w="2160"/>
+            <w:tcW w:type="dxa" w:w="2158"/>
           </w:tcPr>
           <w:p>
             <w:pPr>
               <w:jc w:val="center"/>
             </w:pPr>
+            <w:r/>
             <w:r>
               <w:rPr>
+                <w:rFonts w:ascii="黑体" w:hAnsi="黑体" w:eastAsia="黑体"/>
                 <w:b/>
                 <w:sz w:val="18"/>
               </w:rPr>
@@ -2443,31 +3424,35 @@
         </w:tc>
         <w:tc>
           <w:tcPr>
-            <w:tcW w:type="dxa" w:w="2160"/>
+            <w:tcW w:type="dxa" w:w="2158"/>
           </w:tcPr>
           <w:p>
             <w:pPr>
               <w:jc w:val="center"/>
             </w:pPr>
+            <w:r/>
             <w:r>
               <w:rPr>
+                <w:rFonts w:ascii="黑体" w:hAnsi="黑体" w:eastAsia="黑体"/>
                 <w:b/>
                 <w:sz w:val="18"/>
               </w:rPr>
-              <w:t>表名</w:t>
+              <w:t>数据库表名</w:t>
             </w:r>
           </w:p>
         </w:tc>
         <w:tc>
           <w:tcPr>
-            <w:tcW w:type="dxa" w:w="2160"/>
+            <w:tcW w:type="dxa" w:w="2158"/>
           </w:tcPr>
           <w:p>
             <w:pPr>
               <w:jc w:val="center"/>
             </w:pPr>
+            <w:r/>
             <w:r>
               <w:rPr>
+                <w:rFonts w:ascii="黑体" w:hAnsi="黑体" w:eastAsia="黑体"/>
                 <w:b/>
                 <w:sz w:val="18"/>
               </w:rPr>
@@ -2477,14 +3462,16 @@
         </w:tc>
         <w:tc>
           <w:tcPr>
-            <w:tcW w:type="dxa" w:w="2160"/>
+            <w:tcW w:type="dxa" w:w="2158"/>
           </w:tcPr>
           <w:p>
             <w:pPr>
               <w:jc w:val="center"/>
             </w:pPr>
+            <w:r/>
             <w:r>
               <w:rPr>
+                <w:rFonts w:ascii="黑体" w:hAnsi="黑体" w:eastAsia="黑体"/>
                 <w:b/>
                 <w:sz w:val="18"/>
               </w:rPr>
@@ -2496,11 +3483,14 @@
       <w:tr>
         <w:tc>
           <w:tcPr>
-            <w:tcW w:type="dxa" w:w="2160"/>
+            <w:tcW w:type="dxa" w:w="2158"/>
           </w:tcPr>
           <w:p>
+            <w:r/>
             <w:r>
               <w:rPr>
+                <w:rFonts w:ascii="宋体" w:hAnsi="宋体" w:eastAsia="宋体"/>
+                <w:b w:val="0"/>
                 <w:sz w:val="18"/>
               </w:rPr>
               <w:t>用户</w:t>
@@ -2509,11 +3499,14 @@
         </w:tc>
         <w:tc>
           <w:tcPr>
-            <w:tcW w:type="dxa" w:w="2160"/>
+            <w:tcW w:type="dxa" w:w="2158"/>
           </w:tcPr>
           <w:p>
+            <w:r/>
             <w:r>
               <w:rPr>
+                <w:rFonts w:ascii="宋体" w:hAnsi="宋体" w:eastAsia="宋体"/>
+                <w:b w:val="0"/>
                 <w:sz w:val="18"/>
               </w:rPr>
               <w:t>users</w:t>
@@ -2522,11 +3515,14 @@
         </w:tc>
         <w:tc>
           <w:tcPr>
-            <w:tcW w:type="dxa" w:w="2160"/>
+            <w:tcW w:type="dxa" w:w="2158"/>
           </w:tcPr>
           <w:p>
+            <w:r/>
             <w:r>
               <w:rPr>
+                <w:rFonts w:ascii="宋体" w:hAnsi="宋体" w:eastAsia="宋体"/>
+                <w:b w:val="0"/>
                 <w:sz w:val="18"/>
               </w:rPr>
               <w:t>系统使用者</w:t>
@@ -2535,14 +3531,17 @@
         </w:tc>
         <w:tc>
           <w:tcPr>
-            <w:tcW w:type="dxa" w:w="2160"/>
+            <w:tcW w:type="dxa" w:w="2158"/>
           </w:tcPr>
           <w:p>
+            <w:r/>
             <w:r>
               <w:rPr>
+                <w:rFonts w:ascii="宋体" w:hAnsi="宋体" w:eastAsia="宋体"/>
+                <w:b w:val="0"/>
                 <w:sz w:val="18"/>
               </w:rPr>
-              <w:t>用户名、密码Hash、真实姓名、电话、角色关联、激活状态</w:t>
+              <w:t>用户名、密码哈希、真实姓名、电话、角色关联、激活状态</w:t>
             </w:r>
           </w:p>
         </w:tc>
@@ -2550,11 +3549,14 @@
       <w:tr>
         <w:tc>
           <w:tcPr>
-            <w:tcW w:type="dxa" w:w="2160"/>
+            <w:tcW w:type="dxa" w:w="2158"/>
           </w:tcPr>
           <w:p>
+            <w:r/>
             <w:r>
               <w:rPr>
+                <w:rFonts w:ascii="宋体" w:hAnsi="宋体" w:eastAsia="宋体"/>
+                <w:b w:val="0"/>
                 <w:sz w:val="18"/>
               </w:rPr>
               <w:t>角色</w:t>
@@ -2563,11 +3565,14 @@
         </w:tc>
         <w:tc>
           <w:tcPr>
-            <w:tcW w:type="dxa" w:w="2160"/>
+            <w:tcW w:type="dxa" w:w="2158"/>
           </w:tcPr>
           <w:p>
+            <w:r/>
             <w:r>
               <w:rPr>
+                <w:rFonts w:ascii="宋体" w:hAnsi="宋体" w:eastAsia="宋体"/>
+                <w:b w:val="0"/>
                 <w:sz w:val="18"/>
               </w:rPr>
               <w:t>roles</w:t>
@@ -2576,11 +3581,14 @@
         </w:tc>
         <w:tc>
           <w:tcPr>
-            <w:tcW w:type="dxa" w:w="2160"/>
+            <w:tcW w:type="dxa" w:w="2158"/>
           </w:tcPr>
           <w:p>
+            <w:r/>
             <w:r>
               <w:rPr>
+                <w:rFonts w:ascii="宋体" w:hAnsi="宋体" w:eastAsia="宋体"/>
+                <w:b w:val="0"/>
                 <w:sz w:val="18"/>
               </w:rPr>
               <w:t>权限角色定义</w:t>
@@ -2589,11 +3597,14 @@
         </w:tc>
         <w:tc>
           <w:tcPr>
-            <w:tcW w:type="dxa" w:w="2160"/>
+            <w:tcW w:type="dxa" w:w="2158"/>
           </w:tcPr>
           <w:p>
+            <w:r/>
             <w:r>
               <w:rPr>
+                <w:rFonts w:ascii="宋体" w:hAnsi="宋体" w:eastAsia="宋体"/>
+                <w:b w:val="0"/>
                 <w:sz w:val="18"/>
               </w:rPr>
               <w:t>角色名称、描述</w:t>
@@ -2604,11 +3615,14 @@
       <w:tr>
         <w:tc>
           <w:tcPr>
-            <w:tcW w:type="dxa" w:w="2160"/>
+            <w:tcW w:type="dxa" w:w="2158"/>
           </w:tcPr>
           <w:p>
+            <w:r/>
             <w:r>
               <w:rPr>
+                <w:rFonts w:ascii="宋体" w:hAnsi="宋体" w:eastAsia="宋体"/>
+                <w:b w:val="0"/>
                 <w:sz w:val="18"/>
               </w:rPr>
               <w:t>灾情事件</w:t>
@@ -2617,11 +3631,14 @@
         </w:tc>
         <w:tc>
           <w:tcPr>
-            <w:tcW w:type="dxa" w:w="2160"/>
+            <w:tcW w:type="dxa" w:w="2158"/>
           </w:tcPr>
           <w:p>
+            <w:r/>
             <w:r>
               <w:rPr>
+                <w:rFonts w:ascii="宋体" w:hAnsi="宋体" w:eastAsia="宋体"/>
+                <w:b w:val="0"/>
                 <w:sz w:val="18"/>
               </w:rPr>
               <w:t>incidents</w:t>
@@ -2630,11 +3647,14 @@
         </w:tc>
         <w:tc>
           <w:tcPr>
-            <w:tcW w:type="dxa" w:w="2160"/>
+            <w:tcW w:type="dxa" w:w="2158"/>
           </w:tcPr>
           <w:p>
+            <w:r/>
             <w:r>
               <w:rPr>
+                <w:rFonts w:ascii="宋体" w:hAnsi="宋体" w:eastAsia="宋体"/>
+                <w:b w:val="0"/>
                 <w:sz w:val="18"/>
               </w:rPr>
               <w:t>灾害事件主记录</w:t>
@@ -2643,11 +3663,14 @@
         </w:tc>
         <w:tc>
           <w:tcPr>
-            <w:tcW w:type="dxa" w:w="2160"/>
+            <w:tcW w:type="dxa" w:w="2158"/>
           </w:tcPr>
           <w:p>
+            <w:r/>
             <w:r>
               <w:rPr>
+                <w:rFonts w:ascii="宋体" w:hAnsi="宋体" w:eastAsia="宋体"/>
+                <w:b w:val="0"/>
                 <w:sz w:val="18"/>
               </w:rPr>
               <w:t>标题、描述、类别、严重程度、状态、经纬度、影响半径、受影响人数、额外数据(JSON)</w:t>
@@ -2658,11 +3681,14 @@
       <w:tr>
         <w:tc>
           <w:tcPr>
-            <w:tcW w:type="dxa" w:w="2160"/>
+            <w:tcW w:type="dxa" w:w="2158"/>
           </w:tcPr>
           <w:p>
+            <w:r/>
             <w:r>
               <w:rPr>
+                <w:rFonts w:ascii="宋体" w:hAnsi="宋体" w:eastAsia="宋体"/>
+                <w:b w:val="0"/>
                 <w:sz w:val="18"/>
               </w:rPr>
               <w:t>灾情上报</w:t>
@@ -2671,11 +3697,14 @@
         </w:tc>
         <w:tc>
           <w:tcPr>
-            <w:tcW w:type="dxa" w:w="2160"/>
+            <w:tcW w:type="dxa" w:w="2158"/>
           </w:tcPr>
           <w:p>
+            <w:r/>
             <w:r>
               <w:rPr>
+                <w:rFonts w:ascii="宋体" w:hAnsi="宋体" w:eastAsia="宋体"/>
+                <w:b w:val="0"/>
                 <w:sz w:val="18"/>
               </w:rPr>
               <w:t>incident_reports</w:t>
@@ -2684,11 +3713,14 @@
         </w:tc>
         <w:tc>
           <w:tcPr>
-            <w:tcW w:type="dxa" w:w="2160"/>
+            <w:tcW w:type="dxa" w:w="2158"/>
           </w:tcPr>
           <w:p>
+            <w:r/>
             <w:r>
               <w:rPr>
+                <w:rFonts w:ascii="宋体" w:hAnsi="宋体" w:eastAsia="宋体"/>
+                <w:b w:val="0"/>
                 <w:sz w:val="18"/>
               </w:rPr>
               <w:t>灾情的详细报告</w:t>
@@ -2697,11 +3729,14 @@
         </w:tc>
         <w:tc>
           <w:tcPr>
-            <w:tcW w:type="dxa" w:w="2160"/>
+            <w:tcW w:type="dxa" w:w="2158"/>
           </w:tcPr>
           <w:p>
+            <w:r/>
             <w:r>
               <w:rPr>
+                <w:rFonts w:ascii="宋体" w:hAnsi="宋体" w:eastAsia="宋体"/>
+                <w:b w:val="0"/>
                 <w:sz w:val="18"/>
               </w:rPr>
               <w:t>内容、图片数组、联系人、经纬度、核验状态</w:t>
@@ -2712,11 +3747,14 @@
       <w:tr>
         <w:tc>
           <w:tcPr>
-            <w:tcW w:type="dxa" w:w="2160"/>
+            <w:tcW w:type="dxa" w:w="2158"/>
           </w:tcPr>
           <w:p>
+            <w:r/>
             <w:r>
               <w:rPr>
+                <w:rFonts w:ascii="宋体" w:hAnsi="宋体" w:eastAsia="宋体"/>
+                <w:b w:val="0"/>
                 <w:sz w:val="18"/>
               </w:rPr>
               <w:t>应急资源</w:t>
@@ -2725,11 +3763,14 @@
         </w:tc>
         <w:tc>
           <w:tcPr>
-            <w:tcW w:type="dxa" w:w="2160"/>
+            <w:tcW w:type="dxa" w:w="2158"/>
           </w:tcPr>
           <w:p>
+            <w:r/>
             <w:r>
               <w:rPr>
+                <w:rFonts w:ascii="宋体" w:hAnsi="宋体" w:eastAsia="宋体"/>
+                <w:b w:val="0"/>
                 <w:sz w:val="18"/>
               </w:rPr>
               <w:t>resources</w:t>
@@ -2738,11 +3779,14 @@
         </w:tc>
         <w:tc>
           <w:tcPr>
-            <w:tcW w:type="dxa" w:w="2160"/>
+            <w:tcW w:type="dxa" w:w="2158"/>
           </w:tcPr>
           <w:p>
+            <w:r/>
             <w:r>
               <w:rPr>
+                <w:rFonts w:ascii="宋体" w:hAnsi="宋体" w:eastAsia="宋体"/>
+                <w:b w:val="0"/>
                 <w:sz w:val="18"/>
               </w:rPr>
               <w:t>救援资源信息</w:t>
@@ -2751,11 +3795,14 @@
         </w:tc>
         <w:tc>
           <w:tcPr>
-            <w:tcW w:type="dxa" w:w="2160"/>
+            <w:tcW w:type="dxa" w:w="2158"/>
           </w:tcPr>
           <w:p>
+            <w:r/>
             <w:r>
               <w:rPr>
+                <w:rFonts w:ascii="宋体" w:hAnsi="宋体" w:eastAsia="宋体"/>
+                <w:b w:val="0"/>
                 <w:sz w:val="18"/>
               </w:rPr>
               <w:t>类型、名称、总量、可用量、经纬度、锁定量、状态</w:t>
@@ -2766,11 +3813,14 @@
       <w:tr>
         <w:tc>
           <w:tcPr>
-            <w:tcW w:type="dxa" w:w="2160"/>
+            <w:tcW w:type="dxa" w:w="2158"/>
           </w:tcPr>
           <w:p>
+            <w:r/>
             <w:r>
               <w:rPr>
+                <w:rFonts w:ascii="宋体" w:hAnsi="宋体" w:eastAsia="宋体"/>
+                <w:b w:val="0"/>
                 <w:sz w:val="18"/>
               </w:rPr>
               <w:t>调度指令</w:t>
@@ -2779,11 +3829,14 @@
         </w:tc>
         <w:tc>
           <w:tcPr>
-            <w:tcW w:type="dxa" w:w="2160"/>
+            <w:tcW w:type="dxa" w:w="2158"/>
           </w:tcPr>
           <w:p>
+            <w:r/>
             <w:r>
               <w:rPr>
+                <w:rFonts w:ascii="宋体" w:hAnsi="宋体" w:eastAsia="宋体"/>
+                <w:b w:val="0"/>
                 <w:sz w:val="18"/>
               </w:rPr>
               <w:t>dispatch_orders</w:t>
@@ -2792,11 +3845,14 @@
         </w:tc>
         <w:tc>
           <w:tcPr>
-            <w:tcW w:type="dxa" w:w="2160"/>
+            <w:tcW w:type="dxa" w:w="2158"/>
           </w:tcPr>
           <w:p>
+            <w:r/>
             <w:r>
               <w:rPr>
+                <w:rFonts w:ascii="宋体" w:hAnsi="宋体" w:eastAsia="宋体"/>
+                <w:b w:val="0"/>
                 <w:sz w:val="18"/>
               </w:rPr>
               <w:t>资源调度命令</w:t>
@@ -2805,11 +3861,14 @@
         </w:tc>
         <w:tc>
           <w:tcPr>
-            <w:tcW w:type="dxa" w:w="2160"/>
+            <w:tcW w:type="dxa" w:w="2158"/>
           </w:tcPr>
           <w:p>
+            <w:r/>
             <w:r>
               <w:rPr>
+                <w:rFonts w:ascii="宋体" w:hAnsi="宋体" w:eastAsia="宋体"/>
+                <w:b w:val="0"/>
                 <w:sz w:val="18"/>
               </w:rPr>
               <w:t>关联灾情、关联资源、数量、目的地坐标、状态</w:t>
@@ -2820,11 +3879,14 @@
       <w:tr>
         <w:tc>
           <w:tcPr>
-            <w:tcW w:type="dxa" w:w="2160"/>
+            <w:tcW w:type="dxa" w:w="2158"/>
           </w:tcPr>
           <w:p>
+            <w:r/>
             <w:r>
               <w:rPr>
+                <w:rFonts w:ascii="宋体" w:hAnsi="宋体" w:eastAsia="宋体"/>
+                <w:b w:val="0"/>
                 <w:sz w:val="18"/>
               </w:rPr>
               <w:t>应急预案</w:t>
@@ -2833,11 +3895,14 @@
         </w:tc>
         <w:tc>
           <w:tcPr>
-            <w:tcW w:type="dxa" w:w="2160"/>
+            <w:tcW w:type="dxa" w:w="2158"/>
           </w:tcPr>
           <w:p>
+            <w:r/>
             <w:r>
               <w:rPr>
+                <w:rFonts w:ascii="宋体" w:hAnsi="宋体" w:eastAsia="宋体"/>
+                <w:b w:val="0"/>
                 <w:sz w:val="18"/>
               </w:rPr>
               <w:t>emergency_plans</w:t>
@@ -2846,11 +3911,14 @@
         </w:tc>
         <w:tc>
           <w:tcPr>
-            <w:tcW w:type="dxa" w:w="2160"/>
+            <w:tcW w:type="dxa" w:w="2158"/>
           </w:tcPr>
           <w:p>
+            <w:r/>
             <w:r>
               <w:rPr>
+                <w:rFonts w:ascii="宋体" w:hAnsi="宋体" w:eastAsia="宋体"/>
+                <w:b w:val="0"/>
                 <w:sz w:val="18"/>
               </w:rPr>
               <w:t>知识库预案</w:t>
@@ -2859,14 +3927,17 @@
         </w:tc>
         <w:tc>
           <w:tcPr>
-            <w:tcW w:type="dxa" w:w="2160"/>
+            <w:tcW w:type="dxa" w:w="2158"/>
           </w:tcPr>
           <w:p>
+            <w:r/>
             <w:r>
               <w:rPr>
+                <w:rFonts w:ascii="宋体" w:hAnsi="宋体" w:eastAsia="宋体"/>
+                <w:b w:val="0"/>
                 <w:sz w:val="18"/>
               </w:rPr>
-              <w:t>标题、内容、生成方式、引用来源、审批状态</w:t>
+              <w:t>标题、内容(Markdown)、生成方式、引用来源、审批状态</w:t>
             </w:r>
           </w:p>
         </w:tc>
@@ -2874,11 +3945,14 @@
       <w:tr>
         <w:tc>
           <w:tcPr>
-            <w:tcW w:type="dxa" w:w="2160"/>
+            <w:tcW w:type="dxa" w:w="2158"/>
           </w:tcPr>
           <w:p>
+            <w:r/>
             <w:r>
               <w:rPr>
+                <w:rFonts w:ascii="宋体" w:hAnsi="宋体" w:eastAsia="宋体"/>
+                <w:b w:val="0"/>
                 <w:sz w:val="18"/>
               </w:rPr>
               <w:t>数据源</w:t>
@@ -2887,11 +3961,14 @@
         </w:tc>
         <w:tc>
           <w:tcPr>
-            <w:tcW w:type="dxa" w:w="2160"/>
+            <w:tcW w:type="dxa" w:w="2158"/>
           </w:tcPr>
           <w:p>
+            <w:r/>
             <w:r>
               <w:rPr>
+                <w:rFonts w:ascii="宋体" w:hAnsi="宋体" w:eastAsia="宋体"/>
+                <w:b w:val="0"/>
                 <w:sz w:val="18"/>
               </w:rPr>
               <w:t>data_sources</w:t>
@@ -2900,11 +3977,14 @@
         </w:tc>
         <w:tc>
           <w:tcPr>
-            <w:tcW w:type="dxa" w:w="2160"/>
+            <w:tcW w:type="dxa" w:w="2158"/>
           </w:tcPr>
           <w:p>
+            <w:r/>
             <w:r>
               <w:rPr>
+                <w:rFonts w:ascii="宋体" w:hAnsi="宋体" w:eastAsia="宋体"/>
+                <w:b w:val="0"/>
                 <w:sz w:val="18"/>
               </w:rPr>
               <w:t>外部数据源配置</w:t>
@@ -2913,11 +3993,14 @@
         </w:tc>
         <w:tc>
           <w:tcPr>
-            <w:tcW w:type="dxa" w:w="2160"/>
+            <w:tcW w:type="dxa" w:w="2158"/>
           </w:tcPr>
           <w:p>
+            <w:r/>
             <w:r>
               <w:rPr>
+                <w:rFonts w:ascii="宋体" w:hAnsi="宋体" w:eastAsia="宋体"/>
+                <w:b w:val="0"/>
                 <w:sz w:val="18"/>
               </w:rPr>
               <w:t>名称、类型、URL、采集间隔、激活状态</w:t>
@@ -2928,11 +4011,14 @@
       <w:tr>
         <w:tc>
           <w:tcPr>
-            <w:tcW w:type="dxa" w:w="2160"/>
+            <w:tcW w:type="dxa" w:w="2158"/>
           </w:tcPr>
           <w:p>
+            <w:r/>
             <w:r>
               <w:rPr>
+                <w:rFonts w:ascii="宋体" w:hAnsi="宋体" w:eastAsia="宋体"/>
+                <w:b w:val="0"/>
                 <w:sz w:val="18"/>
               </w:rPr>
               <w:t>Agent执行记录</w:t>
@@ -2941,11 +4027,14 @@
         </w:tc>
         <w:tc>
           <w:tcPr>
-            <w:tcW w:type="dxa" w:w="2160"/>
+            <w:tcW w:type="dxa" w:w="2158"/>
           </w:tcPr>
           <w:p>
+            <w:r/>
             <w:r>
               <w:rPr>
+                <w:rFonts w:ascii="宋体" w:hAnsi="宋体" w:eastAsia="宋体"/>
+                <w:b w:val="0"/>
                 <w:sz w:val="18"/>
               </w:rPr>
               <w:t>agent_runs</w:t>
@@ -2954,11 +4043,14 @@
         </w:tc>
         <w:tc>
           <w:tcPr>
-            <w:tcW w:type="dxa" w:w="2160"/>
+            <w:tcW w:type="dxa" w:w="2158"/>
           </w:tcPr>
           <w:p>
+            <w:r/>
             <w:r>
               <w:rPr>
+                <w:rFonts w:ascii="宋体" w:hAnsi="宋体" w:eastAsia="宋体"/>
+                <w:b w:val="0"/>
                 <w:sz w:val="18"/>
               </w:rPr>
               <w:t>AI执行审计</w:t>
@@ -2967,11 +4059,14 @@
         </w:tc>
         <w:tc>
           <w:tcPr>
-            <w:tcW w:type="dxa" w:w="2160"/>
+            <w:tcW w:type="dxa" w:w="2158"/>
           </w:tcPr>
           <w:p>
+            <w:r/>
             <w:r>
               <w:rPr>
+                <w:rFonts w:ascii="宋体" w:hAnsi="宋体" w:eastAsia="宋体"/>
+                <w:b w:val="0"/>
                 <w:sz w:val="18"/>
               </w:rPr>
               <w:t>关联灾情、执行类型、输入/输出数据(JSON)、状态、时间戳</w:t>
@@ -2982,11 +4077,14 @@
       <w:tr>
         <w:tc>
           <w:tcPr>
-            <w:tcW w:type="dxa" w:w="2160"/>
+            <w:tcW w:type="dxa" w:w="2158"/>
           </w:tcPr>
           <w:p>
+            <w:r/>
             <w:r>
               <w:rPr>
+                <w:rFonts w:ascii="宋体" w:hAnsi="宋体" w:eastAsia="宋体"/>
+                <w:b w:val="0"/>
                 <w:sz w:val="18"/>
               </w:rPr>
               <w:t>引用来源</w:t>
@@ -2995,11 +4093,14 @@
         </w:tc>
         <w:tc>
           <w:tcPr>
-            <w:tcW w:type="dxa" w:w="2160"/>
+            <w:tcW w:type="dxa" w:w="2158"/>
           </w:tcPr>
           <w:p>
+            <w:r/>
             <w:r>
               <w:rPr>
+                <w:rFonts w:ascii="宋体" w:hAnsi="宋体" w:eastAsia="宋体"/>
+                <w:b w:val="0"/>
                 <w:sz w:val="18"/>
               </w:rPr>
               <w:t>citations</w:t>
@@ -3008,11 +4109,14 @@
         </w:tc>
         <w:tc>
           <w:tcPr>
-            <w:tcW w:type="dxa" w:w="2160"/>
+            <w:tcW w:type="dxa" w:w="2158"/>
           </w:tcPr>
           <w:p>
+            <w:r/>
             <w:r>
               <w:rPr>
+                <w:rFonts w:ascii="宋体" w:hAnsi="宋体" w:eastAsia="宋体"/>
+                <w:b w:val="0"/>
                 <w:sz w:val="18"/>
               </w:rPr>
               <w:t>RAG引用记录</w:t>
@@ -3021,11 +4125,14 @@
         </w:tc>
         <w:tc>
           <w:tcPr>
-            <w:tcW w:type="dxa" w:w="2160"/>
+            <w:tcW w:type="dxa" w:w="2158"/>
           </w:tcPr>
           <w:p>
+            <w:r/>
             <w:r>
               <w:rPr>
+                <w:rFonts w:ascii="宋体" w:hAnsi="宋体" w:eastAsia="宋体"/>
+                <w:b w:val="0"/>
                 <w:sz w:val="18"/>
               </w:rPr>
               <w:t>文档名、片段文本、相关性分数</w:t>
@@ -3036,11 +4143,14 @@
       <w:tr>
         <w:tc>
           <w:tcPr>
-            <w:tcW w:type="dxa" w:w="2160"/>
+            <w:tcW w:type="dxa" w:w="2158"/>
           </w:tcPr>
           <w:p>
+            <w:r/>
             <w:r>
               <w:rPr>
+                <w:rFonts w:ascii="宋体" w:hAnsi="宋体" w:eastAsia="宋体"/>
+                <w:b w:val="0"/>
                 <w:sz w:val="18"/>
               </w:rPr>
               <w:t>审计日志</w:t>
@@ -3049,11 +4159,14 @@
         </w:tc>
         <w:tc>
           <w:tcPr>
-            <w:tcW w:type="dxa" w:w="2160"/>
+            <w:tcW w:type="dxa" w:w="2158"/>
           </w:tcPr>
           <w:p>
+            <w:r/>
             <w:r>
               <w:rPr>
+                <w:rFonts w:ascii="宋体" w:hAnsi="宋体" w:eastAsia="宋体"/>
+                <w:b w:val="0"/>
                 <w:sz w:val="18"/>
               </w:rPr>
               <w:t>audit_logs</w:t>
@@ -3062,11 +4175,14 @@
         </w:tc>
         <w:tc>
           <w:tcPr>
-            <w:tcW w:type="dxa" w:w="2160"/>
+            <w:tcW w:type="dxa" w:w="2158"/>
           </w:tcPr>
           <w:p>
+            <w:r/>
             <w:r>
               <w:rPr>
+                <w:rFonts w:ascii="宋体" w:hAnsi="宋体" w:eastAsia="宋体"/>
+                <w:b w:val="0"/>
                 <w:sz w:val="18"/>
               </w:rPr>
               <w:t>操作审计</w:t>
@@ -3075,14 +4191,17 @@
         </w:tc>
         <w:tc>
           <w:tcPr>
-            <w:tcW w:type="dxa" w:w="2160"/>
+            <w:tcW w:type="dxa" w:w="2158"/>
           </w:tcPr>
           <w:p>
+            <w:r/>
             <w:r>
               <w:rPr>
+                <w:rFonts w:ascii="宋体" w:hAnsi="宋体" w:eastAsia="宋体"/>
+                <w:b w:val="0"/>
                 <w:sz w:val="18"/>
               </w:rPr>
-              <w:t>用户关联、操作、资源类型/类别、详情(JSON)、IP地址</w:t>
+              <w:t>操作用户、操作类型、资源类别/ID、详情(JSON)、IP地址</w:t>
             </w:r>
           </w:p>
         </w:tc>
@@ -3090,11 +4209,14 @@
       <w:tr>
         <w:tc>
           <w:tcPr>
-            <w:tcW w:type="dxa" w:w="2160"/>
+            <w:tcW w:type="dxa" w:w="2158"/>
           </w:tcPr>
           <w:p>
+            <w:r/>
             <w:r>
               <w:rPr>
+                <w:rFonts w:ascii="宋体" w:hAnsi="宋体" w:eastAsia="宋体"/>
+                <w:b w:val="0"/>
                 <w:sz w:val="18"/>
               </w:rPr>
               <w:t>资源锁定</w:t>
@@ -3103,11 +4225,14 @@
         </w:tc>
         <w:tc>
           <w:tcPr>
-            <w:tcW w:type="dxa" w:w="2160"/>
+            <w:tcW w:type="dxa" w:w="2158"/>
           </w:tcPr>
           <w:p>
+            <w:r/>
             <w:r>
               <w:rPr>
+                <w:rFonts w:ascii="宋体" w:hAnsi="宋体" w:eastAsia="宋体"/>
+                <w:b w:val="0"/>
                 <w:sz w:val="18"/>
               </w:rPr>
               <w:t>resource_locks</w:t>
@@ -3116,11 +4241,14 @@
         </w:tc>
         <w:tc>
           <w:tcPr>
-            <w:tcW w:type="dxa" w:w="2160"/>
+            <w:tcW w:type="dxa" w:w="2158"/>
           </w:tcPr>
           <w:p>
+            <w:r/>
             <w:r>
               <w:rPr>
+                <w:rFonts w:ascii="宋体" w:hAnsi="宋体" w:eastAsia="宋体"/>
+                <w:b w:val="0"/>
                 <w:sz w:val="18"/>
               </w:rPr>
               <w:t>资源占用记录</w:t>
@@ -3129,14 +4257,1076 @@
         </w:tc>
         <w:tc>
           <w:tcPr>
-            <w:tcW w:type="dxa" w:w="2160"/>
+            <w:tcW w:type="dxa" w:w="2158"/>
           </w:tcPr>
           <w:p>
+            <w:r/>
             <w:r>
               <w:rPr>
+                <w:rFonts w:ascii="宋体" w:hAnsi="宋体" w:eastAsia="宋体"/>
+                <w:b w:val="0"/>
                 <w:sz w:val="18"/>
               </w:rPr>
               <w:t>关联资源、关联灾情、数量、锁定人、时间</w:t>
+            </w:r>
+          </w:p>
+        </w:tc>
+      </w:tr>
+    </w:tbl>
+    <w:p>
+      <w:pPr>
+        <w:pStyle w:val="Heading2"/>
+      </w:pPr>
+      <w:r>
+        <w:rPr>
+          <w:rFonts w:ascii="黑体" w:hAnsi="黑体" w:eastAsia="黑体"/>
+          <w:b w:val="0"/>
+          <w:sz w:val="28"/>
+        </w:rPr>
+        <w:t>5.2 数据存储策略</w:t>
+      </w:r>
+    </w:p>
+    <w:p>
+      <w:pPr>
+        <w:spacing w:after="80" w:before="40"/>
+      </w:pPr>
+      <w:r>
+        <w:rPr>
+          <w:rFonts w:ascii="宋体" w:hAnsi="宋体" w:eastAsia="宋体"/>
+          <w:b w:val="0"/>
+          <w:sz w:val="21"/>
+        </w:rPr>
+        <w:t>1）关系数据：全部存储在PostgreSQL 15数据库中，利用PostGIS扩展支持地理坐标存储和空间查询。</w:t>
+      </w:r>
+    </w:p>
+    <w:p>
+      <w:pPr>
+        <w:spacing w:after="80" w:before="40"/>
+      </w:pPr>
+      <w:r>
+        <w:rPr>
+          <w:rFonts w:ascii="宋体" w:hAnsi="宋体" w:eastAsia="宋体"/>
+          <w:b w:val="0"/>
+          <w:sz w:val="21"/>
+        </w:rPr>
+        <w:t>2）向量数据：预案文档的文本片段生成Embedding向量后存储在Milvus向量数据库中，供RAG检索使用。</w:t>
+      </w:r>
+    </w:p>
+    <w:p>
+      <w:pPr>
+        <w:spacing w:after="80" w:before="40"/>
+      </w:pPr>
+      <w:r>
+        <w:rPr>
+          <w:rFonts w:ascii="宋体" w:hAnsi="宋体" w:eastAsia="宋体"/>
+          <w:b w:val="0"/>
+          <w:sz w:val="21"/>
+        </w:rPr>
+        <w:t>3）图片数据：灾情上报的现场图片以Base64编码存储在incident_reports表的images数组中。生产环境建议迁移至MinIO对象存储。</w:t>
+      </w:r>
+    </w:p>
+    <w:p>
+      <w:pPr>
+        <w:spacing w:after="80" w:before="40"/>
+      </w:pPr>
+      <w:r>
+        <w:rPr>
+          <w:rFonts w:ascii="宋体" w:hAnsi="宋体" w:eastAsia="宋体"/>
+          <w:b w:val="0"/>
+          <w:sz w:val="21"/>
+        </w:rPr>
+        <w:t>4）缓存数据：外部数据采集结果、热点统计数据缓存在Redis中，定期刷新。</w:t>
+      </w:r>
+    </w:p>
+    <w:p>
+      <w:r>
+        <w:br w:type="page"/>
+      </w:r>
+    </w:p>
+    <w:p>
+      <w:pPr>
+        <w:pStyle w:val="Heading1"/>
+      </w:pPr>
+      <w:r>
+        <w:rPr>
+          <w:rFonts w:ascii="黑体" w:hAnsi="黑体" w:eastAsia="黑体"/>
+          <w:b/>
+          <w:sz w:val="32"/>
+        </w:rPr>
+        <w:t>6  接口需求</w:t>
+      </w:r>
+    </w:p>
+    <w:p>
+      <w:pPr>
+        <w:spacing w:after="80" w:before="40"/>
+        <w:ind w:firstLine="420"/>
+      </w:pPr>
+      <w:r>
+        <w:rPr>
+          <w:rFonts w:ascii="宋体" w:hAnsi="宋体" w:eastAsia="宋体"/>
+          <w:b w:val="0"/>
+          <w:sz w:val="21"/>
+        </w:rPr>
+        <w:t>本系统前后端通过RESTful API通信，共设计13个接口模块（含健康检查）。详细接口规格见《前后端接口文档》和自动生成的OpenAPI/Swagger。</w:t>
+      </w:r>
+    </w:p>
+    <w:p>
+      <w:pPr>
+        <w:spacing w:after="80" w:before="40"/>
+      </w:pPr>
+      <w:r>
+        <w:rPr>
+          <w:rFonts w:ascii="宋体" w:hAnsi="宋体" w:eastAsia="宋体"/>
+          <w:b w:val="0"/>
+          <w:sz w:val="21"/>
+        </w:rPr>
+      </w:r>
+    </w:p>
+    <w:tbl>
+      <w:tblPr>
+        <w:tblStyle w:val="LightGrid-Accent1"/>
+        <w:tblW w:type="auto" w:w="0"/>
+        <w:jc w:val="center"/>
+        <w:tblLook w:firstColumn="1" w:firstRow="1" w:lastColumn="0" w:lastRow="0" w:noHBand="0" w:noVBand="1" w:val="04A0"/>
+      </w:tblPr>
+      <w:tblGrid>
+        <w:gridCol w:w="2158"/>
+        <w:gridCol w:w="2158"/>
+        <w:gridCol w:w="2158"/>
+        <w:gridCol w:w="2158"/>
+      </w:tblGrid>
+      <w:tr>
+        <w:tc>
+          <w:tcPr>
+            <w:tcW w:type="dxa" w:w="2158"/>
+          </w:tcPr>
+          <w:p>
+            <w:pPr>
+              <w:jc w:val="center"/>
+            </w:pPr>
+            <w:r/>
+            <w:r>
+              <w:rPr>
+                <w:rFonts w:ascii="黑体" w:hAnsi="黑体" w:eastAsia="黑体"/>
+                <w:b/>
+                <w:sz w:val="18"/>
+              </w:rPr>
+              <w:t>接口模块</w:t>
+            </w:r>
+          </w:p>
+        </w:tc>
+        <w:tc>
+          <w:tcPr>
+            <w:tcW w:type="dxa" w:w="2158"/>
+          </w:tcPr>
+          <w:p>
+            <w:pPr>
+              <w:jc w:val="center"/>
+            </w:pPr>
+            <w:r/>
+            <w:r>
+              <w:rPr>
+                <w:rFonts w:ascii="黑体" w:hAnsi="黑体" w:eastAsia="黑体"/>
+                <w:b/>
+                <w:sz w:val="18"/>
+              </w:rPr>
+              <w:t>前缀路径</w:t>
+            </w:r>
+          </w:p>
+        </w:tc>
+        <w:tc>
+          <w:tcPr>
+            <w:tcW w:type="dxa" w:w="2158"/>
+          </w:tcPr>
+          <w:p>
+            <w:pPr>
+              <w:jc w:val="center"/>
+            </w:pPr>
+            <w:r/>
+            <w:r>
+              <w:rPr>
+                <w:rFonts w:ascii="黑体" w:hAnsi="黑体" w:eastAsia="黑体"/>
+                <w:b/>
+                <w:sz w:val="18"/>
+              </w:rPr>
+              <w:t>主要功能</w:t>
+            </w:r>
+          </w:p>
+        </w:tc>
+        <w:tc>
+          <w:tcPr>
+            <w:tcW w:type="dxa" w:w="2158"/>
+          </w:tcPr>
+          <w:p>
+            <w:pPr>
+              <w:jc w:val="center"/>
+            </w:pPr>
+            <w:r/>
+            <w:r>
+              <w:rPr>
+                <w:rFonts w:ascii="黑体" w:hAnsi="黑体" w:eastAsia="黑体"/>
+                <w:b/>
+                <w:sz w:val="18"/>
+              </w:rPr>
+              <w:t>认证方式</w:t>
+            </w:r>
+          </w:p>
+        </w:tc>
+      </w:tr>
+      <w:tr>
+        <w:tc>
+          <w:tcPr>
+            <w:tcW w:type="dxa" w:w="2158"/>
+          </w:tcPr>
+          <w:p>
+            <w:r/>
+            <w:r>
+              <w:rPr>
+                <w:rFonts w:ascii="宋体" w:hAnsi="宋体" w:eastAsia="宋体"/>
+                <w:b w:val="0"/>
+                <w:sz w:val="18"/>
+              </w:rPr>
+              <w:t>认证接口</w:t>
+            </w:r>
+          </w:p>
+        </w:tc>
+        <w:tc>
+          <w:tcPr>
+            <w:tcW w:type="dxa" w:w="2158"/>
+          </w:tcPr>
+          <w:p>
+            <w:r/>
+            <w:r>
+              <w:rPr>
+                <w:rFonts w:ascii="宋体" w:hAnsi="宋体" w:eastAsia="宋体"/>
+                <w:b w:val="0"/>
+                <w:sz w:val="18"/>
+              </w:rPr>
+              <w:t>/api/auth</w:t>
+            </w:r>
+          </w:p>
+        </w:tc>
+        <w:tc>
+          <w:tcPr>
+            <w:tcW w:type="dxa" w:w="2158"/>
+          </w:tcPr>
+          <w:p>
+            <w:r/>
+            <w:r>
+              <w:rPr>
+                <w:rFonts w:ascii="宋体" w:hAnsi="宋体" w:eastAsia="宋体"/>
+                <w:b w:val="0"/>
+                <w:sz w:val="18"/>
+              </w:rPr>
+              <w:t>用户登录、获取当前用户信息</w:t>
+            </w:r>
+          </w:p>
+        </w:tc>
+        <w:tc>
+          <w:tcPr>
+            <w:tcW w:type="dxa" w:w="2158"/>
+          </w:tcPr>
+          <w:p>
+            <w:r/>
+            <w:r>
+              <w:rPr>
+                <w:rFonts w:ascii="宋体" w:hAnsi="宋体" w:eastAsia="宋体"/>
+                <w:b w:val="0"/>
+                <w:sz w:val="18"/>
+              </w:rPr>
+              <w:t>登录无需Token，其他需JWT</w:t>
+            </w:r>
+          </w:p>
+        </w:tc>
+      </w:tr>
+      <w:tr>
+        <w:tc>
+          <w:tcPr>
+            <w:tcW w:type="dxa" w:w="2158"/>
+          </w:tcPr>
+          <w:p>
+            <w:r/>
+            <w:r>
+              <w:rPr>
+                <w:rFonts w:ascii="宋体" w:hAnsi="宋体" w:eastAsia="宋体"/>
+                <w:b w:val="0"/>
+                <w:sz w:val="18"/>
+              </w:rPr>
+              <w:t>灾情管理</w:t>
+            </w:r>
+          </w:p>
+        </w:tc>
+        <w:tc>
+          <w:tcPr>
+            <w:tcW w:type="dxa" w:w="2158"/>
+          </w:tcPr>
+          <w:p>
+            <w:r/>
+            <w:r>
+              <w:rPr>
+                <w:rFonts w:ascii="宋体" w:hAnsi="宋体" w:eastAsia="宋体"/>
+                <w:b w:val="0"/>
+                <w:sz w:val="18"/>
+              </w:rPr>
+              <w:t>/api/incidents</w:t>
+            </w:r>
+          </w:p>
+        </w:tc>
+        <w:tc>
+          <w:tcPr>
+            <w:tcW w:type="dxa" w:w="2158"/>
+          </w:tcPr>
+          <w:p>
+            <w:r/>
+            <w:r>
+              <w:rPr>
+                <w:rFonts w:ascii="宋体" w:hAnsi="宋体" w:eastAsia="宋体"/>
+                <w:b w:val="0"/>
+                <w:sz w:val="18"/>
+              </w:rPr>
+              <w:t>灾情CRUD、状态变更、上报、图片上传、附近灾情查询</w:t>
+            </w:r>
+          </w:p>
+        </w:tc>
+        <w:tc>
+          <w:tcPr>
+            <w:tcW w:type="dxa" w:w="2158"/>
+          </w:tcPr>
+          <w:p>
+            <w:r/>
+            <w:r>
+              <w:rPr>
+                <w:rFonts w:ascii="宋体" w:hAnsi="宋体" w:eastAsia="宋体"/>
+                <w:b w:val="0"/>
+                <w:sz w:val="18"/>
+              </w:rPr>
+              <w:t>JWT</w:t>
+            </w:r>
+          </w:p>
+        </w:tc>
+      </w:tr>
+      <w:tr>
+        <w:tc>
+          <w:tcPr>
+            <w:tcW w:type="dxa" w:w="2158"/>
+          </w:tcPr>
+          <w:p>
+            <w:r/>
+            <w:r>
+              <w:rPr>
+                <w:rFonts w:ascii="宋体" w:hAnsi="宋体" w:eastAsia="宋体"/>
+                <w:b w:val="0"/>
+                <w:sz w:val="18"/>
+              </w:rPr>
+              <w:t>资源管理</w:t>
+            </w:r>
+          </w:p>
+        </w:tc>
+        <w:tc>
+          <w:tcPr>
+            <w:tcW w:type="dxa" w:w="2158"/>
+          </w:tcPr>
+          <w:p>
+            <w:r/>
+            <w:r>
+              <w:rPr>
+                <w:rFonts w:ascii="宋体" w:hAnsi="宋体" w:eastAsia="宋体"/>
+                <w:b w:val="0"/>
+                <w:sz w:val="18"/>
+              </w:rPr>
+              <w:t>/api/resources</w:t>
+            </w:r>
+          </w:p>
+        </w:tc>
+        <w:tc>
+          <w:tcPr>
+            <w:tcW w:type="dxa" w:w="2158"/>
+          </w:tcPr>
+          <w:p>
+            <w:r/>
+            <w:r>
+              <w:rPr>
+                <w:rFonts w:ascii="宋体" w:hAnsi="宋体" w:eastAsia="宋体"/>
+                <w:b w:val="0"/>
+                <w:sz w:val="18"/>
+              </w:rPr>
+              <w:t>资源CRUD、锁定/释放</w:t>
+            </w:r>
+          </w:p>
+        </w:tc>
+        <w:tc>
+          <w:tcPr>
+            <w:tcW w:type="dxa" w:w="2158"/>
+          </w:tcPr>
+          <w:p>
+            <w:r/>
+            <w:r>
+              <w:rPr>
+                <w:rFonts w:ascii="宋体" w:hAnsi="宋体" w:eastAsia="宋体"/>
+                <w:b w:val="0"/>
+                <w:sz w:val="18"/>
+              </w:rPr>
+              <w:t>JWT；锁定/释放需指挥员角色</w:t>
+            </w:r>
+          </w:p>
+        </w:tc>
+      </w:tr>
+      <w:tr>
+        <w:tc>
+          <w:tcPr>
+            <w:tcW w:type="dxa" w:w="2158"/>
+          </w:tcPr>
+          <w:p>
+            <w:r/>
+            <w:r>
+              <w:rPr>
+                <w:rFonts w:ascii="宋体" w:hAnsi="宋体" w:eastAsia="宋体"/>
+                <w:b w:val="0"/>
+                <w:sz w:val="18"/>
+              </w:rPr>
+              <w:t>调度管理</w:t>
+            </w:r>
+          </w:p>
+        </w:tc>
+        <w:tc>
+          <w:tcPr>
+            <w:tcW w:type="dxa" w:w="2158"/>
+          </w:tcPr>
+          <w:p>
+            <w:r/>
+            <w:r>
+              <w:rPr>
+                <w:rFonts w:ascii="宋体" w:hAnsi="宋体" w:eastAsia="宋体"/>
+                <w:b w:val="0"/>
+                <w:sz w:val="18"/>
+              </w:rPr>
+              <w:t>/api/dispatch-orders</w:t>
+            </w:r>
+          </w:p>
+        </w:tc>
+        <w:tc>
+          <w:tcPr>
+            <w:tcW w:type="dxa" w:w="2158"/>
+          </w:tcPr>
+          <w:p>
+            <w:r/>
+            <w:r>
+              <w:rPr>
+                <w:rFonts w:ascii="宋体" w:hAnsi="宋体" w:eastAsia="宋体"/>
+                <w:b w:val="0"/>
+                <w:sz w:val="18"/>
+              </w:rPr>
+              <w:t>调度指令CRUD、状态变更</w:t>
+            </w:r>
+          </w:p>
+        </w:tc>
+        <w:tc>
+          <w:tcPr>
+            <w:tcW w:type="dxa" w:w="2158"/>
+          </w:tcPr>
+          <w:p>
+            <w:r/>
+            <w:r>
+              <w:rPr>
+                <w:rFonts w:ascii="宋体" w:hAnsi="宋体" w:eastAsia="宋体"/>
+                <w:b w:val="0"/>
+                <w:sz w:val="18"/>
+              </w:rPr>
+              <w:t>JWT；创建/审批需指挥员</w:t>
+            </w:r>
+          </w:p>
+        </w:tc>
+      </w:tr>
+      <w:tr>
+        <w:tc>
+          <w:tcPr>
+            <w:tcW w:type="dxa" w:w="2158"/>
+          </w:tcPr>
+          <w:p>
+            <w:r/>
+            <w:r>
+              <w:rPr>
+                <w:rFonts w:ascii="宋体" w:hAnsi="宋体" w:eastAsia="宋体"/>
+                <w:b w:val="0"/>
+                <w:sz w:val="18"/>
+              </w:rPr>
+              <w:t>方案管理</w:t>
+            </w:r>
+          </w:p>
+        </w:tc>
+        <w:tc>
+          <w:tcPr>
+            <w:tcW w:type="dxa" w:w="2158"/>
+          </w:tcPr>
+          <w:p>
+            <w:r/>
+            <w:r>
+              <w:rPr>
+                <w:rFonts w:ascii="宋体" w:hAnsi="宋体" w:eastAsia="宋体"/>
+                <w:b w:val="0"/>
+                <w:sz w:val="18"/>
+              </w:rPr>
+              <w:t>/api/plans</w:t>
+            </w:r>
+          </w:p>
+        </w:tc>
+        <w:tc>
+          <w:tcPr>
+            <w:tcW w:type="dxa" w:w="2158"/>
+          </w:tcPr>
+          <w:p>
+            <w:r/>
+            <w:r>
+              <w:rPr>
+                <w:rFonts w:ascii="宋体" w:hAnsi="宋体" w:eastAsia="宋体"/>
+                <w:b w:val="0"/>
+                <w:sz w:val="18"/>
+              </w:rPr>
+              <w:t>方案CRUD、搜索、AI生成、SSE流式推送、审批</w:t>
+            </w:r>
+          </w:p>
+        </w:tc>
+        <w:tc>
+          <w:tcPr>
+            <w:tcW w:type="dxa" w:w="2158"/>
+          </w:tcPr>
+          <w:p>
+            <w:r/>
+            <w:r>
+              <w:rPr>
+                <w:rFonts w:ascii="宋体" w:hAnsi="宋体" w:eastAsia="宋体"/>
+                <w:b w:val="0"/>
+                <w:sz w:val="18"/>
+              </w:rPr>
+              <w:t>JWT；生成/审批需指挥员</w:t>
+            </w:r>
+          </w:p>
+        </w:tc>
+      </w:tr>
+      <w:tr>
+        <w:tc>
+          <w:tcPr>
+            <w:tcW w:type="dxa" w:w="2158"/>
+          </w:tcPr>
+          <w:p>
+            <w:r/>
+            <w:r>
+              <w:rPr>
+                <w:rFonts w:ascii="宋体" w:hAnsi="宋体" w:eastAsia="宋体"/>
+                <w:b w:val="0"/>
+                <w:sz w:val="18"/>
+              </w:rPr>
+              <w:t>AI Agent</w:t>
+            </w:r>
+          </w:p>
+        </w:tc>
+        <w:tc>
+          <w:tcPr>
+            <w:tcW w:type="dxa" w:w="2158"/>
+          </w:tcPr>
+          <w:p>
+            <w:r/>
+            <w:r>
+              <w:rPr>
+                <w:rFonts w:ascii="宋体" w:hAnsi="宋体" w:eastAsia="宋体"/>
+                <w:b w:val="0"/>
+                <w:sz w:val="18"/>
+              </w:rPr>
+              <w:t>/api/agent</w:t>
+            </w:r>
+          </w:p>
+        </w:tc>
+        <w:tc>
+          <w:tcPr>
+            <w:tcW w:type="dxa" w:w="2158"/>
+          </w:tcPr>
+          <w:p>
+            <w:r/>
+            <w:r>
+              <w:rPr>
+                <w:rFonts w:ascii="宋体" w:hAnsi="宋体" w:eastAsia="宋体"/>
+                <w:b w:val="0"/>
+                <w:sz w:val="18"/>
+              </w:rPr>
+              <w:t>Agent执行记录查询、失败重试</w:t>
+            </w:r>
+          </w:p>
+        </w:tc>
+        <w:tc>
+          <w:tcPr>
+            <w:tcW w:type="dxa" w:w="2158"/>
+          </w:tcPr>
+          <w:p>
+            <w:r/>
+            <w:r>
+              <w:rPr>
+                <w:rFonts w:ascii="宋体" w:hAnsi="宋体" w:eastAsia="宋体"/>
+                <w:b w:val="0"/>
+                <w:sz w:val="18"/>
+              </w:rPr>
+              <w:t>JWT；重试需管理员</w:t>
+            </w:r>
+          </w:p>
+        </w:tc>
+      </w:tr>
+      <w:tr>
+        <w:tc>
+          <w:tcPr>
+            <w:tcW w:type="dxa" w:w="2158"/>
+          </w:tcPr>
+          <w:p>
+            <w:r/>
+            <w:r>
+              <w:rPr>
+                <w:rFonts w:ascii="宋体" w:hAnsi="宋体" w:eastAsia="宋体"/>
+                <w:b w:val="0"/>
+                <w:sz w:val="18"/>
+              </w:rPr>
+              <w:t>数据源管理</w:t>
+            </w:r>
+          </w:p>
+        </w:tc>
+        <w:tc>
+          <w:tcPr>
+            <w:tcW w:type="dxa" w:w="2158"/>
+          </w:tcPr>
+          <w:p>
+            <w:r/>
+            <w:r>
+              <w:rPr>
+                <w:rFonts w:ascii="宋体" w:hAnsi="宋体" w:eastAsia="宋体"/>
+                <w:b w:val="0"/>
+                <w:sz w:val="18"/>
+              </w:rPr>
+              <w:t>/api/datasources</w:t>
+            </w:r>
+          </w:p>
+        </w:tc>
+        <w:tc>
+          <w:tcPr>
+            <w:tcW w:type="dxa" w:w="2158"/>
+          </w:tcPr>
+          <w:p>
+            <w:r/>
+            <w:r>
+              <w:rPr>
+                <w:rFonts w:ascii="宋体" w:hAnsi="宋体" w:eastAsia="宋体"/>
+                <w:b w:val="0"/>
+                <w:sz w:val="18"/>
+              </w:rPr>
+              <w:t>外部数据源CRUD</w:t>
+            </w:r>
+          </w:p>
+        </w:tc>
+        <w:tc>
+          <w:tcPr>
+            <w:tcW w:type="dxa" w:w="2158"/>
+          </w:tcPr>
+          <w:p>
+            <w:r/>
+            <w:r>
+              <w:rPr>
+                <w:rFonts w:ascii="宋体" w:hAnsi="宋体" w:eastAsia="宋体"/>
+                <w:b w:val="0"/>
+                <w:sz w:val="18"/>
+              </w:rPr>
+              <w:t>JWT + 管理员</w:t>
+            </w:r>
+          </w:p>
+        </w:tc>
+      </w:tr>
+      <w:tr>
+        <w:tc>
+          <w:tcPr>
+            <w:tcW w:type="dxa" w:w="2158"/>
+          </w:tcPr>
+          <w:p>
+            <w:r/>
+            <w:r>
+              <w:rPr>
+                <w:rFonts w:ascii="宋体" w:hAnsi="宋体" w:eastAsia="宋体"/>
+                <w:b w:val="0"/>
+                <w:sz w:val="18"/>
+              </w:rPr>
+              <w:t>用户管理</w:t>
+            </w:r>
+          </w:p>
+        </w:tc>
+        <w:tc>
+          <w:tcPr>
+            <w:tcW w:type="dxa" w:w="2158"/>
+          </w:tcPr>
+          <w:p>
+            <w:r/>
+            <w:r>
+              <w:rPr>
+                <w:rFonts w:ascii="宋体" w:hAnsi="宋体" w:eastAsia="宋体"/>
+                <w:b w:val="0"/>
+                <w:sz w:val="18"/>
+              </w:rPr>
+              <w:t>/api/users</w:t>
+            </w:r>
+          </w:p>
+        </w:tc>
+        <w:tc>
+          <w:tcPr>
+            <w:tcW w:type="dxa" w:w="2158"/>
+          </w:tcPr>
+          <w:p>
+            <w:r/>
+            <w:r>
+              <w:rPr>
+                <w:rFonts w:ascii="宋体" w:hAnsi="宋体" w:eastAsia="宋体"/>
+                <w:b w:val="0"/>
+                <w:sz w:val="18"/>
+              </w:rPr>
+              <w:t>用户CRUD</w:t>
+            </w:r>
+          </w:p>
+        </w:tc>
+        <w:tc>
+          <w:tcPr>
+            <w:tcW w:type="dxa" w:w="2158"/>
+          </w:tcPr>
+          <w:p>
+            <w:r/>
+            <w:r>
+              <w:rPr>
+                <w:rFonts w:ascii="宋体" w:hAnsi="宋体" w:eastAsia="宋体"/>
+                <w:b w:val="0"/>
+                <w:sz w:val="18"/>
+              </w:rPr>
+              <w:t>JWT + 管理员</w:t>
+            </w:r>
+          </w:p>
+        </w:tc>
+      </w:tr>
+      <w:tr>
+        <w:tc>
+          <w:tcPr>
+            <w:tcW w:type="dxa" w:w="2158"/>
+          </w:tcPr>
+          <w:p>
+            <w:r/>
+            <w:r>
+              <w:rPr>
+                <w:rFonts w:ascii="宋体" w:hAnsi="宋体" w:eastAsia="宋体"/>
+                <w:b w:val="0"/>
+                <w:sz w:val="18"/>
+              </w:rPr>
+              <w:t>实时推送</w:t>
+            </w:r>
+          </w:p>
+        </w:tc>
+        <w:tc>
+          <w:tcPr>
+            <w:tcW w:type="dxa" w:w="2158"/>
+          </w:tcPr>
+          <w:p>
+            <w:r/>
+            <w:r>
+              <w:rPr>
+                <w:rFonts w:ascii="宋体" w:hAnsi="宋体" w:eastAsia="宋体"/>
+                <w:b w:val="0"/>
+                <w:sz w:val="18"/>
+              </w:rPr>
+              <w:t>/api/ws</w:t>
+            </w:r>
+          </w:p>
+        </w:tc>
+        <w:tc>
+          <w:tcPr>
+            <w:tcW w:type="dxa" w:w="2158"/>
+          </w:tcPr>
+          <w:p>
+            <w:r/>
+            <w:r>
+              <w:rPr>
+                <w:rFonts w:ascii="宋体" w:hAnsi="宋体" w:eastAsia="宋体"/>
+                <w:b w:val="0"/>
+                <w:sz w:val="18"/>
+              </w:rPr>
+              <w:t>WebSocket双向通信</w:t>
+            </w:r>
+          </w:p>
+        </w:tc>
+        <w:tc>
+          <w:tcPr>
+            <w:tcW w:type="dxa" w:w="2158"/>
+          </w:tcPr>
+          <w:p>
+            <w:r/>
+            <w:r>
+              <w:rPr>
+                <w:rFonts w:ascii="宋体" w:hAnsi="宋体" w:eastAsia="宋体"/>
+                <w:b w:val="0"/>
+                <w:sz w:val="18"/>
+              </w:rPr>
+              <w:t>JWT（作为Query参数传递）</w:t>
+            </w:r>
+          </w:p>
+        </w:tc>
+      </w:tr>
+      <w:tr>
+        <w:tc>
+          <w:tcPr>
+            <w:tcW w:type="dxa" w:w="2158"/>
+          </w:tcPr>
+          <w:p>
+            <w:r/>
+            <w:r>
+              <w:rPr>
+                <w:rFonts w:ascii="宋体" w:hAnsi="宋体" w:eastAsia="宋体"/>
+                <w:b w:val="0"/>
+                <w:sz w:val="18"/>
+              </w:rPr>
+              <w:t>审计日志</w:t>
+            </w:r>
+          </w:p>
+        </w:tc>
+        <w:tc>
+          <w:tcPr>
+            <w:tcW w:type="dxa" w:w="2158"/>
+          </w:tcPr>
+          <w:p>
+            <w:r/>
+            <w:r>
+              <w:rPr>
+                <w:rFonts w:ascii="宋体" w:hAnsi="宋体" w:eastAsia="宋体"/>
+                <w:b w:val="0"/>
+                <w:sz w:val="18"/>
+              </w:rPr>
+              <w:t>/api/audit</w:t>
+            </w:r>
+          </w:p>
+        </w:tc>
+        <w:tc>
+          <w:tcPr>
+            <w:tcW w:type="dxa" w:w="2158"/>
+          </w:tcPr>
+          <w:p>
+            <w:r/>
+            <w:r>
+              <w:rPr>
+                <w:rFonts w:ascii="宋体" w:hAnsi="宋体" w:eastAsia="宋体"/>
+                <w:b w:val="0"/>
+                <w:sz w:val="18"/>
+              </w:rPr>
+              <w:t>审计日志筛选查询</w:t>
+            </w:r>
+          </w:p>
+        </w:tc>
+        <w:tc>
+          <w:tcPr>
+            <w:tcW w:type="dxa" w:w="2158"/>
+          </w:tcPr>
+          <w:p>
+            <w:r/>
+            <w:r>
+              <w:rPr>
+                <w:rFonts w:ascii="宋体" w:hAnsi="宋体" w:eastAsia="宋体"/>
+                <w:b w:val="0"/>
+                <w:sz w:val="18"/>
+              </w:rPr>
+              <w:t>JWT</w:t>
+            </w:r>
+          </w:p>
+        </w:tc>
+      </w:tr>
+      <w:tr>
+        <w:tc>
+          <w:tcPr>
+            <w:tcW w:type="dxa" w:w="2158"/>
+          </w:tcPr>
+          <w:p>
+            <w:r/>
+            <w:r>
+              <w:rPr>
+                <w:rFonts w:ascii="宋体" w:hAnsi="宋体" w:eastAsia="宋体"/>
+                <w:b w:val="0"/>
+                <w:sz w:val="18"/>
+              </w:rPr>
+              <w:t>统计接口</w:t>
+            </w:r>
+          </w:p>
+        </w:tc>
+        <w:tc>
+          <w:tcPr>
+            <w:tcW w:type="dxa" w:w="2158"/>
+          </w:tcPr>
+          <w:p>
+            <w:r/>
+            <w:r>
+              <w:rPr>
+                <w:rFonts w:ascii="宋体" w:hAnsi="宋体" w:eastAsia="宋体"/>
+                <w:b w:val="0"/>
+                <w:sz w:val="18"/>
+              </w:rPr>
+              <w:t>/api/statistics</w:t>
+            </w:r>
+          </w:p>
+        </w:tc>
+        <w:tc>
+          <w:tcPr>
+            <w:tcW w:type="dxa" w:w="2158"/>
+          </w:tcPr>
+          <w:p>
+            <w:r/>
+            <w:r>
+              <w:rPr>
+                <w:rFonts w:ascii="宋体" w:hAnsi="宋体" w:eastAsia="宋体"/>
+                <w:b w:val="0"/>
+                <w:sz w:val="18"/>
+              </w:rPr>
+              <w:t>态势数据聚合统计</w:t>
+            </w:r>
+          </w:p>
+        </w:tc>
+        <w:tc>
+          <w:tcPr>
+            <w:tcW w:type="dxa" w:w="2158"/>
+          </w:tcPr>
+          <w:p>
+            <w:r/>
+            <w:r>
+              <w:rPr>
+                <w:rFonts w:ascii="宋体" w:hAnsi="宋体" w:eastAsia="宋体"/>
+                <w:b w:val="0"/>
+                <w:sz w:val="18"/>
+              </w:rPr>
+              <w:t>JWT</w:t>
+            </w:r>
+          </w:p>
+        </w:tc>
+      </w:tr>
+      <w:tr>
+        <w:tc>
+          <w:tcPr>
+            <w:tcW w:type="dxa" w:w="2158"/>
+          </w:tcPr>
+          <w:p>
+            <w:r/>
+            <w:r>
+              <w:rPr>
+                <w:rFonts w:ascii="宋体" w:hAnsi="宋体" w:eastAsia="宋体"/>
+                <w:b w:val="0"/>
+                <w:sz w:val="18"/>
+              </w:rPr>
+              <w:t>数据采集</w:t>
+            </w:r>
+          </w:p>
+        </w:tc>
+        <w:tc>
+          <w:tcPr>
+            <w:tcW w:type="dxa" w:w="2158"/>
+          </w:tcPr>
+          <w:p>
+            <w:r/>
+            <w:r>
+              <w:rPr>
+                <w:rFonts w:ascii="宋体" w:hAnsi="宋体" w:eastAsia="宋体"/>
+                <w:b w:val="0"/>
+                <w:sz w:val="18"/>
+              </w:rPr>
+              <w:t>/api/collector</w:t>
+            </w:r>
+          </w:p>
+        </w:tc>
+        <w:tc>
+          <w:tcPr>
+            <w:tcW w:type="dxa" w:w="2158"/>
+          </w:tcPr>
+          <w:p>
+            <w:r/>
+            <w:r>
+              <w:rPr>
+                <w:rFonts w:ascii="宋体" w:hAnsi="宋体" w:eastAsia="宋体"/>
+                <w:b w:val="0"/>
+                <w:sz w:val="18"/>
+              </w:rPr>
+              <w:t>手动触发采集、查看缓存数据</w:t>
+            </w:r>
+          </w:p>
+        </w:tc>
+        <w:tc>
+          <w:tcPr>
+            <w:tcW w:type="dxa" w:w="2158"/>
+          </w:tcPr>
+          <w:p>
+            <w:r/>
+            <w:r>
+              <w:rPr>
+                <w:rFonts w:ascii="宋体" w:hAnsi="宋体" w:eastAsia="宋体"/>
+                <w:b w:val="0"/>
+                <w:sz w:val="18"/>
+              </w:rPr>
+              <w:t>JWT</w:t>
+            </w:r>
+          </w:p>
+        </w:tc>
+      </w:tr>
+      <w:tr>
+        <w:tc>
+          <w:tcPr>
+            <w:tcW w:type="dxa" w:w="2158"/>
+          </w:tcPr>
+          <w:p>
+            <w:r/>
+            <w:r>
+              <w:rPr>
+                <w:rFonts w:ascii="宋体" w:hAnsi="宋体" w:eastAsia="宋体"/>
+                <w:b w:val="0"/>
+                <w:sz w:val="18"/>
+              </w:rPr>
+              <w:t>健康检查</w:t>
+            </w:r>
+          </w:p>
+        </w:tc>
+        <w:tc>
+          <w:tcPr>
+            <w:tcW w:type="dxa" w:w="2158"/>
+          </w:tcPr>
+          <w:p>
+            <w:r/>
+            <w:r>
+              <w:rPr>
+                <w:rFonts w:ascii="宋体" w:hAnsi="宋体" w:eastAsia="宋体"/>
+                <w:b w:val="0"/>
+                <w:sz w:val="18"/>
+              </w:rPr>
+              <w:t>/api/health</w:t>
+            </w:r>
+          </w:p>
+        </w:tc>
+        <w:tc>
+          <w:tcPr>
+            <w:tcW w:type="dxa" w:w="2158"/>
+          </w:tcPr>
+          <w:p>
+            <w:r/>
+            <w:r>
+              <w:rPr>
+                <w:rFonts w:ascii="宋体" w:hAnsi="宋体" w:eastAsia="宋体"/>
+                <w:b w:val="0"/>
+                <w:sz w:val="18"/>
+              </w:rPr>
+              <w:t>服务运行状态检查</w:t>
+            </w:r>
+          </w:p>
+        </w:tc>
+        <w:tc>
+          <w:tcPr>
+            <w:tcW w:type="dxa" w:w="2158"/>
+          </w:tcPr>
+          <w:p>
+            <w:r/>
+            <w:r>
+              <w:rPr>
+                <w:rFonts w:ascii="宋体" w:hAnsi="宋体" w:eastAsia="宋体"/>
+                <w:b w:val="0"/>
+                <w:sz w:val="18"/>
+              </w:rPr>
+              <w:t>无需认证</w:t>
             </w:r>
           </w:p>
         </w:tc>
@@ -3153,766 +5343,11 @@
       </w:pPr>
       <w:r>
         <w:rPr>
-          <w:rFonts w:eastAsia="黑体"/>
+          <w:rFonts w:ascii="黑体" w:hAnsi="黑体" w:eastAsia="黑体"/>
+          <w:b/>
+          <w:sz w:val="32"/>
         </w:rPr>
-        <w:t>6 接口需求</w:t>
-      </w:r>
-    </w:p>
-    <w:p>
-      <w:r>
-        <w:rPr>
-          <w:b w:val="0"/>
-          <w:sz w:val="22"/>
-        </w:rPr>
-        <w:t>本系统前后端通过RESTful API通信，共设计11个接口模块。详细接口定义见《前后端接口文档》。</w:t>
-      </w:r>
-    </w:p>
-    <w:tbl>
-      <w:tblPr>
-        <w:tblStyle w:val="LightGrid-Accent1"/>
-        <w:tblW w:type="auto" w:w="0"/>
-        <w:jc w:val="center"/>
-        <w:tblLook w:firstColumn="1" w:firstRow="1" w:lastColumn="0" w:lastRow="0" w:noHBand="0" w:noVBand="1" w:val="04A0"/>
-      </w:tblPr>
-      <w:tblGrid>
-        <w:gridCol w:w="2160"/>
-        <w:gridCol w:w="2160"/>
-        <w:gridCol w:w="2160"/>
-        <w:gridCol w:w="2160"/>
-      </w:tblGrid>
-      <w:tr>
-        <w:tc>
-          <w:tcPr>
-            <w:tcW w:type="dxa" w:w="2160"/>
-          </w:tcPr>
-          <w:p>
-            <w:pPr>
-              <w:jc w:val="center"/>
-            </w:pPr>
-            <w:r>
-              <w:rPr>
-                <w:b/>
-                <w:sz w:val="18"/>
-              </w:rPr>
-              <w:t>接口模块</w:t>
-            </w:r>
-          </w:p>
-        </w:tc>
-        <w:tc>
-          <w:tcPr>
-            <w:tcW w:type="dxa" w:w="2160"/>
-          </w:tcPr>
-          <w:p>
-            <w:pPr>
-              <w:jc w:val="center"/>
-            </w:pPr>
-            <w:r>
-              <w:rPr>
-                <w:b/>
-                <w:sz w:val="18"/>
-              </w:rPr>
-              <w:t>前缀路径</w:t>
-            </w:r>
-          </w:p>
-        </w:tc>
-        <w:tc>
-          <w:tcPr>
-            <w:tcW w:type="dxa" w:w="2160"/>
-          </w:tcPr>
-          <w:p>
-            <w:pPr>
-              <w:jc w:val="center"/>
-            </w:pPr>
-            <w:r>
-              <w:rPr>
-                <w:b/>
-                <w:sz w:val="18"/>
-              </w:rPr>
-              <w:t>主要功能</w:t>
-            </w:r>
-          </w:p>
-        </w:tc>
-        <w:tc>
-          <w:tcPr>
-            <w:tcW w:type="dxa" w:w="2160"/>
-          </w:tcPr>
-          <w:p>
-            <w:pPr>
-              <w:jc w:val="center"/>
-            </w:pPr>
-            <w:r>
-              <w:rPr>
-                <w:b/>
-                <w:sz w:val="18"/>
-              </w:rPr>
-              <w:t>认证方式</w:t>
-            </w:r>
-          </w:p>
-        </w:tc>
-      </w:tr>
-      <w:tr>
-        <w:tc>
-          <w:tcPr>
-            <w:tcW w:type="dxa" w:w="2160"/>
-          </w:tcPr>
-          <w:p>
-            <w:r>
-              <w:rPr>
-                <w:sz w:val="18"/>
-              </w:rPr>
-              <w:t>认证接口</w:t>
-            </w:r>
-          </w:p>
-        </w:tc>
-        <w:tc>
-          <w:tcPr>
-            <w:tcW w:type="dxa" w:w="2160"/>
-          </w:tcPr>
-          <w:p>
-            <w:r>
-              <w:rPr>
-                <w:sz w:val="18"/>
-              </w:rPr>
-              <w:t>/api/auth</w:t>
-            </w:r>
-          </w:p>
-        </w:tc>
-        <w:tc>
-          <w:tcPr>
-            <w:tcW w:type="dxa" w:w="2160"/>
-          </w:tcPr>
-          <w:p>
-            <w:r>
-              <w:rPr>
-                <w:sz w:val="18"/>
-              </w:rPr>
-              <w:t>用户登录、获取当前用户信息</w:t>
-            </w:r>
-          </w:p>
-        </w:tc>
-        <w:tc>
-          <w:tcPr>
-            <w:tcW w:type="dxa" w:w="2160"/>
-          </w:tcPr>
-          <w:p>
-            <w:r>
-              <w:rPr>
-                <w:sz w:val="18"/>
-              </w:rPr>
-              <w:t>登录无需Token，其他需JWT</w:t>
-            </w:r>
-          </w:p>
-        </w:tc>
-      </w:tr>
-      <w:tr>
-        <w:tc>
-          <w:tcPr>
-            <w:tcW w:type="dxa" w:w="2160"/>
-          </w:tcPr>
-          <w:p>
-            <w:r>
-              <w:rPr>
-                <w:sz w:val="18"/>
-              </w:rPr>
-              <w:t>灾情管理</w:t>
-            </w:r>
-          </w:p>
-        </w:tc>
-        <w:tc>
-          <w:tcPr>
-            <w:tcW w:type="dxa" w:w="2160"/>
-          </w:tcPr>
-          <w:p>
-            <w:r>
-              <w:rPr>
-                <w:sz w:val="18"/>
-              </w:rPr>
-              <w:t>/api/incidents</w:t>
-            </w:r>
-          </w:p>
-        </w:tc>
-        <w:tc>
-          <w:tcPr>
-            <w:tcW w:type="dxa" w:w="2160"/>
-          </w:tcPr>
-          <w:p>
-            <w:r>
-              <w:rPr>
-                <w:sz w:val="18"/>
-              </w:rPr>
-              <w:t>灾情CRUD、状态变更、上报、图片上传、附近灾情查询</w:t>
-            </w:r>
-          </w:p>
-        </w:tc>
-        <w:tc>
-          <w:tcPr>
-            <w:tcW w:type="dxa" w:w="2160"/>
-          </w:tcPr>
-          <w:p>
-            <w:r>
-              <w:rPr>
-                <w:sz w:val="18"/>
-              </w:rPr>
-              <w:t>JWT</w:t>
-            </w:r>
-          </w:p>
-        </w:tc>
-      </w:tr>
-      <w:tr>
-        <w:tc>
-          <w:tcPr>
-            <w:tcW w:type="dxa" w:w="2160"/>
-          </w:tcPr>
-          <w:p>
-            <w:r>
-              <w:rPr>
-                <w:sz w:val="18"/>
-              </w:rPr>
-              <w:t>资源管理</w:t>
-            </w:r>
-          </w:p>
-        </w:tc>
-        <w:tc>
-          <w:tcPr>
-            <w:tcW w:type="dxa" w:w="2160"/>
-          </w:tcPr>
-          <w:p>
-            <w:r>
-              <w:rPr>
-                <w:sz w:val="18"/>
-              </w:rPr>
-              <w:t>/api/resources</w:t>
-            </w:r>
-          </w:p>
-        </w:tc>
-        <w:tc>
-          <w:tcPr>
-            <w:tcW w:type="dxa" w:w="2160"/>
-          </w:tcPr>
-          <w:p>
-            <w:r>
-              <w:rPr>
-                <w:sz w:val="18"/>
-              </w:rPr>
-              <w:t>资源CRUD、锁定/释放</w:t>
-            </w:r>
-          </w:p>
-        </w:tc>
-        <w:tc>
-          <w:tcPr>
-            <w:tcW w:type="dxa" w:w="2160"/>
-          </w:tcPr>
-          <w:p>
-            <w:r>
-              <w:rPr>
-                <w:sz w:val="18"/>
-              </w:rPr>
-              <w:t>JWT；锁定需指挥员角色</w:t>
-            </w:r>
-          </w:p>
-        </w:tc>
-      </w:tr>
-      <w:tr>
-        <w:tc>
-          <w:tcPr>
-            <w:tcW w:type="dxa" w:w="2160"/>
-          </w:tcPr>
-          <w:p>
-            <w:r>
-              <w:rPr>
-                <w:sz w:val="18"/>
-              </w:rPr>
-              <w:t>调度管理</w:t>
-            </w:r>
-          </w:p>
-        </w:tc>
-        <w:tc>
-          <w:tcPr>
-            <w:tcW w:type="dxa" w:w="2160"/>
-          </w:tcPr>
-          <w:p>
-            <w:r>
-              <w:rPr>
-                <w:sz w:val="18"/>
-              </w:rPr>
-              <w:t>/api/dispatch-orders</w:t>
-            </w:r>
-          </w:p>
-        </w:tc>
-        <w:tc>
-          <w:tcPr>
-            <w:tcW w:type="dxa" w:w="2160"/>
-          </w:tcPr>
-          <w:p>
-            <w:r>
-              <w:rPr>
-                <w:sz w:val="18"/>
-              </w:rPr>
-              <w:t>调度CRUD、状态变更</w:t>
-            </w:r>
-          </w:p>
-        </w:tc>
-        <w:tc>
-          <w:tcPr>
-            <w:tcW w:type="dxa" w:w="2160"/>
-          </w:tcPr>
-          <w:p>
-            <w:r>
-              <w:rPr>
-                <w:sz w:val="18"/>
-              </w:rPr>
-              <w:t>JWT；创建/审批需指挥员</w:t>
-            </w:r>
-          </w:p>
-        </w:tc>
-      </w:tr>
-      <w:tr>
-        <w:tc>
-          <w:tcPr>
-            <w:tcW w:type="dxa" w:w="2160"/>
-          </w:tcPr>
-          <w:p>
-            <w:r>
-              <w:rPr>
-                <w:sz w:val="18"/>
-              </w:rPr>
-              <w:t>方案管理</w:t>
-            </w:r>
-          </w:p>
-        </w:tc>
-        <w:tc>
-          <w:tcPr>
-            <w:tcW w:type="dxa" w:w="2160"/>
-          </w:tcPr>
-          <w:p>
-            <w:r>
-              <w:rPr>
-                <w:sz w:val="18"/>
-              </w:rPr>
-              <w:t>/api/plans</w:t>
-            </w:r>
-          </w:p>
-        </w:tc>
-        <w:tc>
-          <w:tcPr>
-            <w:tcW w:type="dxa" w:w="2160"/>
-          </w:tcPr>
-          <w:p>
-            <w:r>
-              <w:rPr>
-                <w:sz w:val="18"/>
-              </w:rPr>
-              <w:t>方案CRUD、搜索、AI生成、SSE流式推送、审批</w:t>
-            </w:r>
-          </w:p>
-        </w:tc>
-        <w:tc>
-          <w:tcPr>
-            <w:tcW w:type="dxa" w:w="2160"/>
-          </w:tcPr>
-          <w:p>
-            <w:r>
-              <w:rPr>
-                <w:sz w:val="18"/>
-              </w:rPr>
-              <w:t>JWT；生成/审批需指挥员</w:t>
-            </w:r>
-          </w:p>
-        </w:tc>
-      </w:tr>
-      <w:tr>
-        <w:tc>
-          <w:tcPr>
-            <w:tcW w:type="dxa" w:w="2160"/>
-          </w:tcPr>
-          <w:p>
-            <w:r>
-              <w:rPr>
-                <w:sz w:val="18"/>
-              </w:rPr>
-              <w:t>AI Agent</w:t>
-            </w:r>
-          </w:p>
-        </w:tc>
-        <w:tc>
-          <w:tcPr>
-            <w:tcW w:type="dxa" w:w="2160"/>
-          </w:tcPr>
-          <w:p>
-            <w:r>
-              <w:rPr>
-                <w:sz w:val="18"/>
-              </w:rPr>
-              <w:t>/api/agent</w:t>
-            </w:r>
-          </w:p>
-        </w:tc>
-        <w:tc>
-          <w:tcPr>
-            <w:tcW w:type="dxa" w:w="2160"/>
-          </w:tcPr>
-          <w:p>
-            <w:r>
-              <w:rPr>
-                <w:sz w:val="18"/>
-              </w:rPr>
-              <w:t>Agent执行记录查询、重试</w:t>
-            </w:r>
-          </w:p>
-        </w:tc>
-        <w:tc>
-          <w:tcPr>
-            <w:tcW w:type="dxa" w:w="2160"/>
-          </w:tcPr>
-          <w:p>
-            <w:r>
-              <w:rPr>
-                <w:sz w:val="18"/>
-              </w:rPr>
-              <w:t>JWT；重试需管理员</w:t>
-            </w:r>
-          </w:p>
-        </w:tc>
-      </w:tr>
-      <w:tr>
-        <w:tc>
-          <w:tcPr>
-            <w:tcW w:type="dxa" w:w="2160"/>
-          </w:tcPr>
-          <w:p>
-            <w:r>
-              <w:rPr>
-                <w:sz w:val="18"/>
-              </w:rPr>
-              <w:t>数据源管理</w:t>
-            </w:r>
-          </w:p>
-        </w:tc>
-        <w:tc>
-          <w:tcPr>
-            <w:tcW w:type="dxa" w:w="2160"/>
-          </w:tcPr>
-          <w:p>
-            <w:r>
-              <w:rPr>
-                <w:sz w:val="18"/>
-              </w:rPr>
-              <w:t>/api/datasources</w:t>
-            </w:r>
-          </w:p>
-        </w:tc>
-        <w:tc>
-          <w:tcPr>
-            <w:tcW w:type="dxa" w:w="2160"/>
-          </w:tcPr>
-          <w:p>
-            <w:r>
-              <w:rPr>
-                <w:sz w:val="18"/>
-              </w:rPr>
-              <w:t>外部数据源CRUD</w:t>
-            </w:r>
-          </w:p>
-        </w:tc>
-        <w:tc>
-          <w:tcPr>
-            <w:tcW w:type="dxa" w:w="2160"/>
-          </w:tcPr>
-          <w:p>
-            <w:r>
-              <w:rPr>
-                <w:sz w:val="18"/>
-              </w:rPr>
-              <w:t>JWT + 管理员</w:t>
-            </w:r>
-          </w:p>
-        </w:tc>
-      </w:tr>
-      <w:tr>
-        <w:tc>
-          <w:tcPr>
-            <w:tcW w:type="dxa" w:w="2160"/>
-          </w:tcPr>
-          <w:p>
-            <w:r>
-              <w:rPr>
-                <w:sz w:val="18"/>
-              </w:rPr>
-              <w:t>用户管理</w:t>
-            </w:r>
-          </w:p>
-        </w:tc>
-        <w:tc>
-          <w:tcPr>
-            <w:tcW w:type="dxa" w:w="2160"/>
-          </w:tcPr>
-          <w:p>
-            <w:r>
-              <w:rPr>
-                <w:sz w:val="18"/>
-              </w:rPr>
-              <w:t>/api/users</w:t>
-            </w:r>
-          </w:p>
-        </w:tc>
-        <w:tc>
-          <w:tcPr>
-            <w:tcW w:type="dxa" w:w="2160"/>
-          </w:tcPr>
-          <w:p>
-            <w:r>
-              <w:rPr>
-                <w:sz w:val="18"/>
-              </w:rPr>
-              <w:t>用户CRUD</w:t>
-            </w:r>
-          </w:p>
-        </w:tc>
-        <w:tc>
-          <w:tcPr>
-            <w:tcW w:type="dxa" w:w="2160"/>
-          </w:tcPr>
-          <w:p>
-            <w:r>
-              <w:rPr>
-                <w:sz w:val="18"/>
-              </w:rPr>
-              <w:t>JWT + 管理员</w:t>
-            </w:r>
-          </w:p>
-        </w:tc>
-      </w:tr>
-      <w:tr>
-        <w:tc>
-          <w:tcPr>
-            <w:tcW w:type="dxa" w:w="2160"/>
-          </w:tcPr>
-          <w:p>
-            <w:r>
-              <w:rPr>
-                <w:sz w:val="18"/>
-              </w:rPr>
-              <w:t>实时推送</w:t>
-            </w:r>
-          </w:p>
-        </w:tc>
-        <w:tc>
-          <w:tcPr>
-            <w:tcW w:type="dxa" w:w="2160"/>
-          </w:tcPr>
-          <w:p>
-            <w:r>
-              <w:rPr>
-                <w:sz w:val="18"/>
-              </w:rPr>
-              <w:t>/api/ws</w:t>
-            </w:r>
-          </w:p>
-        </w:tc>
-        <w:tc>
-          <w:tcPr>
-            <w:tcW w:type="dxa" w:w="2160"/>
-          </w:tcPr>
-          <w:p>
-            <w:r>
-              <w:rPr>
-                <w:sz w:val="18"/>
-              </w:rPr>
-              <w:t>WebSocket双向通信</w:t>
-            </w:r>
-          </w:p>
-        </w:tc>
-        <w:tc>
-          <w:tcPr>
-            <w:tcW w:type="dxa" w:w="2160"/>
-          </w:tcPr>
-          <w:p>
-            <w:r>
-              <w:rPr>
-                <w:sz w:val="18"/>
-              </w:rPr>
-              <w:t>JWT（Query参数）</w:t>
-            </w:r>
-          </w:p>
-        </w:tc>
-      </w:tr>
-      <w:tr>
-        <w:tc>
-          <w:tcPr>
-            <w:tcW w:type="dxa" w:w="2160"/>
-          </w:tcPr>
-          <w:p>
-            <w:r>
-              <w:rPr>
-                <w:sz w:val="18"/>
-              </w:rPr>
-              <w:t>审计日志</w:t>
-            </w:r>
-          </w:p>
-        </w:tc>
-        <w:tc>
-          <w:tcPr>
-            <w:tcW w:type="dxa" w:w="2160"/>
-          </w:tcPr>
-          <w:p>
-            <w:r>
-              <w:rPr>
-                <w:sz w:val="18"/>
-              </w:rPr>
-              <w:t>/api/audit</w:t>
-            </w:r>
-          </w:p>
-        </w:tc>
-        <w:tc>
-          <w:tcPr>
-            <w:tcW w:type="dxa" w:w="2160"/>
-          </w:tcPr>
-          <w:p>
-            <w:r>
-              <w:rPr>
-                <w:sz w:val="18"/>
-              </w:rPr>
-              <w:t>审计日志查询</w:t>
-            </w:r>
-          </w:p>
-        </w:tc>
-        <w:tc>
-          <w:tcPr>
-            <w:tcW w:type="dxa" w:w="2160"/>
-          </w:tcPr>
-          <w:p>
-            <w:r>
-              <w:rPr>
-                <w:sz w:val="18"/>
-              </w:rPr>
-              <w:t>JWT</w:t>
-            </w:r>
-          </w:p>
-        </w:tc>
-      </w:tr>
-      <w:tr>
-        <w:tc>
-          <w:tcPr>
-            <w:tcW w:type="dxa" w:w="2160"/>
-          </w:tcPr>
-          <w:p>
-            <w:r>
-              <w:rPr>
-                <w:sz w:val="18"/>
-              </w:rPr>
-              <w:t>统计接口</w:t>
-            </w:r>
-          </w:p>
-        </w:tc>
-        <w:tc>
-          <w:tcPr>
-            <w:tcW w:type="dxa" w:w="2160"/>
-          </w:tcPr>
-          <w:p>
-            <w:r>
-              <w:rPr>
-                <w:sz w:val="18"/>
-              </w:rPr>
-              <w:t>/api/statistics</w:t>
-            </w:r>
-          </w:p>
-        </w:tc>
-        <w:tc>
-          <w:tcPr>
-            <w:tcW w:type="dxa" w:w="2160"/>
-          </w:tcPr>
-          <w:p>
-            <w:r>
-              <w:rPr>
-                <w:sz w:val="18"/>
-              </w:rPr>
-              <w:t>态势数据聚合统计</w:t>
-            </w:r>
-          </w:p>
-        </w:tc>
-        <w:tc>
-          <w:tcPr>
-            <w:tcW w:type="dxa" w:w="2160"/>
-          </w:tcPr>
-          <w:p>
-            <w:r>
-              <w:rPr>
-                <w:sz w:val="18"/>
-              </w:rPr>
-              <w:t>JWT</w:t>
-            </w:r>
-          </w:p>
-        </w:tc>
-      </w:tr>
-      <w:tr>
-        <w:tc>
-          <w:tcPr>
-            <w:tcW w:type="dxa" w:w="2160"/>
-          </w:tcPr>
-          <w:p>
-            <w:r>
-              <w:rPr>
-                <w:sz w:val="18"/>
-              </w:rPr>
-              <w:t>数据采集</w:t>
-            </w:r>
-          </w:p>
-        </w:tc>
-        <w:tc>
-          <w:tcPr>
-            <w:tcW w:type="dxa" w:w="2160"/>
-          </w:tcPr>
-          <w:p>
-            <w:r>
-              <w:rPr>
-                <w:sz w:val="18"/>
-              </w:rPr>
-              <w:t>/api/collector</w:t>
-            </w:r>
-          </w:p>
-        </w:tc>
-        <w:tc>
-          <w:tcPr>
-            <w:tcW w:type="dxa" w:w="2160"/>
-          </w:tcPr>
-          <w:p>
-            <w:r>
-              <w:rPr>
-                <w:sz w:val="18"/>
-              </w:rPr>
-              <w:t>手动触发数据采集、查看缓存数据</w:t>
-            </w:r>
-          </w:p>
-        </w:tc>
-        <w:tc>
-          <w:tcPr>
-            <w:tcW w:type="dxa" w:w="2160"/>
-          </w:tcPr>
-          <w:p>
-            <w:r>
-              <w:rPr>
-                <w:sz w:val="18"/>
-              </w:rPr>
-              <w:t>JWT</w:t>
-            </w:r>
-          </w:p>
-        </w:tc>
-      </w:tr>
-    </w:tbl>
-    <w:p>
-      <w:r>
-        <w:br w:type="page"/>
-      </w:r>
-    </w:p>
-    <w:p>
-      <w:pPr>
-        <w:pStyle w:val="Heading1"/>
-      </w:pPr>
-      <w:r>
-        <w:rPr>
-          <w:rFonts w:eastAsia="黑体"/>
-        </w:rPr>
-        <w:t>7 附录</w:t>
+        <w:t>7  附录</w:t>
       </w:r>
     </w:p>
     <w:p>
@@ -3921,27 +5356,79 @@
       </w:pPr>
       <w:r>
         <w:rPr>
-          <w:rFonts w:eastAsia="黑体"/>
+          <w:rFonts w:ascii="黑体" w:hAnsi="黑体" w:eastAsia="黑体"/>
+          <w:b w:val="0"/>
+          <w:sz w:val="28"/>
         </w:rPr>
         <w:t>7.1 灾情事件状态流转图</w:t>
       </w:r>
     </w:p>
     <w:p>
+      <w:pPr>
+        <w:spacing w:after="80" w:before="40"/>
+      </w:pPr>
       <w:r>
         <w:rPr>
+          <w:rFonts w:ascii="宋体" w:hAnsi="宋体" w:eastAsia="宋体"/>
           <w:b w:val="0"/>
-          <w:sz w:val="22"/>
+          <w:sz w:val="21"/>
         </w:rPr>
-        <w:t>待审核(pending_review) → 已确认(confirmed) → 处置中(in_progress) → 已关闭(closed)</w:t>
       </w:r>
     </w:p>
     <w:p>
+      <w:pPr>
+        <w:spacing w:after="40" w:before="40"/>
+        <w:ind w:left="567"/>
+      </w:pPr>
       <w:r>
         <w:rPr>
+          <w:rFonts w:ascii="Consolas" w:hAnsi="Consolas" w:eastAsia="Consolas"/>
           <w:b w:val="0"/>
-          <w:sz w:val="22"/>
+          <w:sz w:val="18"/>
         </w:rPr>
-        <w:t>备注：已确认状态也可直接变更为已关闭（用于误报场景）</w:t>
+        <w:t xml:space="preserve">  pending_review ────&gt; confirmed ────&gt; in_progress ────&gt; closed</w:t>
+      </w:r>
+    </w:p>
+    <w:p>
+      <w:pPr>
+        <w:spacing w:after="40" w:before="40"/>
+        <w:ind w:left="567"/>
+      </w:pPr>
+      <w:r>
+        <w:rPr>
+          <w:rFonts w:ascii="Consolas" w:hAnsi="Consolas" w:eastAsia="Consolas"/>
+          <w:b w:val="0"/>
+          <w:sz w:val="18"/>
+        </w:rPr>
+        <w:t xml:space="preserve">       (待审核)         (已确认)        (处置中)        (已关闭)</w:t>
+      </w:r>
+    </w:p>
+    <w:p>
+      <w:pPr>
+        <w:spacing w:after="40" w:before="40"/>
+        <w:ind w:left="567"/>
+      </w:pPr>
+      <w:r>
+        <w:rPr>
+          <w:rFonts w:ascii="Consolas" w:hAnsi="Consolas" w:eastAsia="Consolas"/>
+          <w:b w:val="0"/>
+          <w:sz w:val="18"/>
+        </w:rPr>
+        <w:t xml:space="preserve">                          │</w:t>
+      </w:r>
+    </w:p>
+    <w:p>
+      <w:pPr>
+        <w:spacing w:after="40" w:before="40"/>
+        <w:ind w:left="567"/>
+      </w:pPr>
+      <w:r>
+        <w:rPr>
+          <w:rFonts w:ascii="Consolas" w:hAnsi="Consolas" w:eastAsia="Consolas"/>
+          <w:b w:val="0"/>
+          <w:sz w:val="18"/>
+        </w:rPr>
+        <w:t xml:space="preserve">                          └────&gt; closed (误报场景)</w:t>
       </w:r>
     </w:p>
     <w:p>
@@ -3950,7 +5437,9 @@
       </w:pPr>
       <w:r>
         <w:rPr>
-          <w:rFonts w:eastAsia="黑体"/>
+          <w:rFonts w:ascii="黑体" w:hAnsi="黑体" w:eastAsia="黑体"/>
+          <w:b w:val="0"/>
+          <w:sz w:val="28"/>
         </w:rPr>
         <w:t>7.2 灾害类别与严重程度编码</w:t>
       </w:r>
@@ -3963,20 +5452,22 @@
         <w:tblLook w:firstColumn="1" w:firstRow="1" w:lastColumn="0" w:lastRow="0" w:noHBand="0" w:noVBand="1" w:val="04A0"/>
       </w:tblPr>
       <w:tblGrid>
-        <w:gridCol w:w="4320"/>
-        <w:gridCol w:w="4320"/>
+        <w:gridCol w:w="4317"/>
+        <w:gridCol w:w="4317"/>
       </w:tblGrid>
       <w:tr>
         <w:tc>
           <w:tcPr>
-            <w:tcW w:type="dxa" w:w="4320"/>
+            <w:tcW w:type="dxa" w:w="4317"/>
           </w:tcPr>
           <w:p>
             <w:pPr>
               <w:jc w:val="center"/>
             </w:pPr>
+            <w:r/>
             <w:r>
               <w:rPr>
+                <w:rFonts w:ascii="黑体" w:hAnsi="黑体" w:eastAsia="黑体"/>
                 <w:b/>
                 <w:sz w:val="18"/>
               </w:rPr>
@@ -3986,14 +5477,16 @@
         </w:tc>
         <w:tc>
           <w:tcPr>
-            <w:tcW w:type="dxa" w:w="4320"/>
+            <w:tcW w:type="dxa" w:w="4317"/>
           </w:tcPr>
           <w:p>
             <w:pPr>
               <w:jc w:val="center"/>
             </w:pPr>
+            <w:r/>
             <w:r>
               <w:rPr>
+                <w:rFonts w:ascii="黑体" w:hAnsi="黑体" w:eastAsia="黑体"/>
                 <w:b/>
                 <w:sz w:val="18"/>
               </w:rPr>
@@ -4005,11 +5498,14 @@
       <w:tr>
         <w:tc>
           <w:tcPr>
-            <w:tcW w:type="dxa" w:w="4320"/>
+            <w:tcW w:type="dxa" w:w="4317"/>
           </w:tcPr>
           <w:p>
+            <w:r/>
             <w:r>
               <w:rPr>
+                <w:rFonts w:ascii="宋体" w:hAnsi="宋体" w:eastAsia="宋体"/>
+                <w:b w:val="0"/>
                 <w:sz w:val="18"/>
               </w:rPr>
               <w:t>地震灾害</w:t>
@@ -4018,11 +5514,14 @@
         </w:tc>
         <w:tc>
           <w:tcPr>
-            <w:tcW w:type="dxa" w:w="4320"/>
+            <w:tcW w:type="dxa" w:w="4317"/>
           </w:tcPr>
           <w:p>
+            <w:r/>
             <w:r>
               <w:rPr>
+                <w:rFonts w:ascii="宋体" w:hAnsi="宋体" w:eastAsia="宋体"/>
+                <w:b w:val="0"/>
                 <w:sz w:val="18"/>
               </w:rPr>
               <w:t>earthquake</w:t>
@@ -4033,11 +5532,14 @@
       <w:tr>
         <w:tc>
           <w:tcPr>
-            <w:tcW w:type="dxa" w:w="4320"/>
+            <w:tcW w:type="dxa" w:w="4317"/>
           </w:tcPr>
           <w:p>
+            <w:r/>
             <w:r>
               <w:rPr>
+                <w:rFonts w:ascii="宋体" w:hAnsi="宋体" w:eastAsia="宋体"/>
+                <w:b w:val="0"/>
                 <w:sz w:val="18"/>
               </w:rPr>
               <w:t>洪涝灾害</w:t>
@@ -4046,11 +5548,14 @@
         </w:tc>
         <w:tc>
           <w:tcPr>
-            <w:tcW w:type="dxa" w:w="4320"/>
+            <w:tcW w:type="dxa" w:w="4317"/>
           </w:tcPr>
           <w:p>
+            <w:r/>
             <w:r>
               <w:rPr>
+                <w:rFonts w:ascii="宋体" w:hAnsi="宋体" w:eastAsia="宋体"/>
+                <w:b w:val="0"/>
                 <w:sz w:val="18"/>
               </w:rPr>
               <w:t>flood</w:t>
@@ -4061,11 +5566,14 @@
       <w:tr>
         <w:tc>
           <w:tcPr>
-            <w:tcW w:type="dxa" w:w="4320"/>
+            <w:tcW w:type="dxa" w:w="4317"/>
           </w:tcPr>
           <w:p>
+            <w:r/>
             <w:r>
               <w:rPr>
+                <w:rFonts w:ascii="宋体" w:hAnsi="宋体" w:eastAsia="宋体"/>
+                <w:b w:val="0"/>
                 <w:sz w:val="18"/>
               </w:rPr>
               <w:t>地质灾害（泥石流/滑坡）</w:t>
@@ -4074,11 +5582,14 @@
         </w:tc>
         <w:tc>
           <w:tcPr>
-            <w:tcW w:type="dxa" w:w="4320"/>
+            <w:tcW w:type="dxa" w:w="4317"/>
           </w:tcPr>
           <w:p>
+            <w:r/>
             <w:r>
               <w:rPr>
+                <w:rFonts w:ascii="宋体" w:hAnsi="宋体" w:eastAsia="宋体"/>
+                <w:b w:val="0"/>
                 <w:sz w:val="18"/>
               </w:rPr>
               <w:t>landslide</w:t>
@@ -4089,11 +5600,14 @@
       <w:tr>
         <w:tc>
           <w:tcPr>
-            <w:tcW w:type="dxa" w:w="4320"/>
+            <w:tcW w:type="dxa" w:w="4317"/>
           </w:tcPr>
           <w:p>
+            <w:r/>
             <w:r>
               <w:rPr>
+                <w:rFonts w:ascii="宋体" w:hAnsi="宋体" w:eastAsia="宋体"/>
+                <w:b w:val="0"/>
                 <w:sz w:val="18"/>
               </w:rPr>
               <w:t>森林火灾</w:t>
@@ -4102,11 +5616,14 @@
         </w:tc>
         <w:tc>
           <w:tcPr>
-            <w:tcW w:type="dxa" w:w="4320"/>
+            <w:tcW w:type="dxa" w:w="4317"/>
           </w:tcPr>
           <w:p>
+            <w:r/>
             <w:r>
               <w:rPr>
+                <w:rFonts w:ascii="宋体" w:hAnsi="宋体" w:eastAsia="宋体"/>
+                <w:b w:val="0"/>
                 <w:sz w:val="18"/>
               </w:rPr>
               <w:t>fire</w:t>
@@ -4117,11 +5634,14 @@
       <w:tr>
         <w:tc>
           <w:tcPr>
-            <w:tcW w:type="dxa" w:w="4320"/>
+            <w:tcW w:type="dxa" w:w="4317"/>
           </w:tcPr>
           <w:p>
+            <w:r/>
             <w:r>
               <w:rPr>
+                <w:rFonts w:ascii="宋体" w:hAnsi="宋体" w:eastAsia="宋体"/>
+                <w:b w:val="0"/>
                 <w:sz w:val="18"/>
               </w:rPr>
               <w:t>其他自然灾害</w:t>
@@ -4130,11 +5650,14 @@
         </w:tc>
         <w:tc>
           <w:tcPr>
-            <w:tcW w:type="dxa" w:w="4320"/>
+            <w:tcW w:type="dxa" w:w="4317"/>
           </w:tcPr>
           <w:p>
+            <w:r/>
             <w:r>
               <w:rPr>
+                <w:rFonts w:ascii="宋体" w:hAnsi="宋体" w:eastAsia="宋体"/>
+                <w:b w:val="0"/>
                 <w:sz w:val="18"/>
               </w:rPr>
               <w:t>other</w:t>
@@ -4143,6 +5666,18 @@
         </w:tc>
       </w:tr>
     </w:tbl>
+    <w:p>
+      <w:pPr>
+        <w:spacing w:after="80" w:before="40"/>
+      </w:pPr>
+      <w:r>
+        <w:rPr>
+          <w:rFonts w:ascii="宋体" w:hAnsi="宋体" w:eastAsia="宋体"/>
+          <w:b w:val="0"/>
+          <w:sz w:val="21"/>
+        </w:rPr>
+      </w:r>
+    </w:p>
     <w:tbl>
       <w:tblPr>
         <w:tblStyle w:val="LightGrid-Accent1"/>
@@ -4151,21 +5686,23 @@
         <w:tblLook w:firstColumn="1" w:firstRow="1" w:lastColumn="0" w:lastRow="0" w:noHBand="0" w:noVBand="1" w:val="04A0"/>
       </w:tblPr>
       <w:tblGrid>
-        <w:gridCol w:w="2880"/>
-        <w:gridCol w:w="2880"/>
-        <w:gridCol w:w="2880"/>
+        <w:gridCol w:w="2878"/>
+        <w:gridCol w:w="2878"/>
+        <w:gridCol w:w="2878"/>
       </w:tblGrid>
       <w:tr>
         <w:tc>
           <w:tcPr>
-            <w:tcW w:type="dxa" w:w="2880"/>
+            <w:tcW w:type="dxa" w:w="2878"/>
           </w:tcPr>
           <w:p>
             <w:pPr>
               <w:jc w:val="center"/>
             </w:pPr>
+            <w:r/>
             <w:r>
               <w:rPr>
+                <w:rFonts w:ascii="黑体" w:hAnsi="黑体" w:eastAsia="黑体"/>
                 <w:b/>
                 <w:sz w:val="18"/>
               </w:rPr>
@@ -4175,14 +5712,16 @@
         </w:tc>
         <w:tc>
           <w:tcPr>
-            <w:tcW w:type="dxa" w:w="2880"/>
+            <w:tcW w:type="dxa" w:w="2878"/>
           </w:tcPr>
           <w:p>
             <w:pPr>
               <w:jc w:val="center"/>
             </w:pPr>
+            <w:r/>
             <w:r>
               <w:rPr>
+                <w:rFonts w:ascii="黑体" w:hAnsi="黑体" w:eastAsia="黑体"/>
                 <w:b/>
                 <w:sz w:val="18"/>
               </w:rPr>
@@ -4192,18 +5731,20 @@
         </w:tc>
         <w:tc>
           <w:tcPr>
-            <w:tcW w:type="dxa" w:w="2880"/>
+            <w:tcW w:type="dxa" w:w="2878"/>
           </w:tcPr>
           <w:p>
             <w:pPr>
               <w:jc w:val="center"/>
             </w:pPr>
+            <w:r/>
             <w:r>
               <w:rPr>
+                <w:rFonts w:ascii="黑体" w:hAnsi="黑体" w:eastAsia="黑体"/>
                 <w:b/>
                 <w:sz w:val="18"/>
               </w:rPr>
-              <w:t>说明</w:t>
+              <w:t>响应级别</w:t>
             </w:r>
           </w:p>
         </w:tc>
@@ -4211,11 +5752,30 @@
       <w:tr>
         <w:tc>
           <w:tcPr>
-            <w:tcW w:type="dxa" w:w="2880"/>
+            <w:tcW w:type="dxa" w:w="2878"/>
           </w:tcPr>
           <w:p>
+            <w:r/>
             <w:r>
               <w:rPr>
+                <w:rFonts w:ascii="宋体" w:hAnsi="宋体" w:eastAsia="宋体"/>
+                <w:b w:val="0"/>
+                <w:sz w:val="18"/>
+              </w:rPr>
+              <w:t>特别重大</w:t>
+            </w:r>
+          </w:p>
+        </w:tc>
+        <w:tc>
+          <w:tcPr>
+            <w:tcW w:type="dxa" w:w="2878"/>
+          </w:tcPr>
+          <w:p>
+            <w:r/>
+            <w:r>
+              <w:rPr>
+                <w:rFonts w:ascii="宋体" w:hAnsi="宋体" w:eastAsia="宋体"/>
+                <w:b w:val="0"/>
                 <w:sz w:val="18"/>
               </w:rPr>
               <w:t>P1</w:t>
@@ -4224,24 +5784,14 @@
         </w:tc>
         <w:tc>
           <w:tcPr>
-            <w:tcW w:type="dxa" w:w="2880"/>
+            <w:tcW w:type="dxa" w:w="2878"/>
           </w:tcPr>
           <w:p>
+            <w:r/>
             <w:r>
               <w:rPr>
-                <w:sz w:val="18"/>
-              </w:rPr>
-              <w:t>特别重大</w:t>
-            </w:r>
-          </w:p>
-        </w:tc>
-        <w:tc>
-          <w:tcPr>
-            <w:tcW w:type="dxa" w:w="2880"/>
-          </w:tcPr>
-          <w:p>
-            <w:r>
-              <w:rPr>
+                <w:rFonts w:ascii="宋体" w:hAnsi="宋体" w:eastAsia="宋体"/>
+                <w:b w:val="0"/>
                 <w:sz w:val="18"/>
               </w:rPr>
               <w:t>I级响应</w:t>
@@ -4252,11 +5802,30 @@
       <w:tr>
         <w:tc>
           <w:tcPr>
-            <w:tcW w:type="dxa" w:w="2880"/>
+            <w:tcW w:type="dxa" w:w="2878"/>
           </w:tcPr>
           <w:p>
+            <w:r/>
             <w:r>
               <w:rPr>
+                <w:rFonts w:ascii="宋体" w:hAnsi="宋体" w:eastAsia="宋体"/>
+                <w:b w:val="0"/>
+                <w:sz w:val="18"/>
+              </w:rPr>
+              <w:t>重大</w:t>
+            </w:r>
+          </w:p>
+        </w:tc>
+        <w:tc>
+          <w:tcPr>
+            <w:tcW w:type="dxa" w:w="2878"/>
+          </w:tcPr>
+          <w:p>
+            <w:r/>
+            <w:r>
+              <w:rPr>
+                <w:rFonts w:ascii="宋体" w:hAnsi="宋体" w:eastAsia="宋体"/>
+                <w:b w:val="0"/>
                 <w:sz w:val="18"/>
               </w:rPr>
               <w:t>P2</w:t>
@@ -4265,24 +5834,14 @@
         </w:tc>
         <w:tc>
           <w:tcPr>
-            <w:tcW w:type="dxa" w:w="2880"/>
+            <w:tcW w:type="dxa" w:w="2878"/>
           </w:tcPr>
           <w:p>
+            <w:r/>
             <w:r>
               <w:rPr>
-                <w:sz w:val="18"/>
-              </w:rPr>
-              <w:t>重大</w:t>
-            </w:r>
-          </w:p>
-        </w:tc>
-        <w:tc>
-          <w:tcPr>
-            <w:tcW w:type="dxa" w:w="2880"/>
-          </w:tcPr>
-          <w:p>
-            <w:r>
-              <w:rPr>
+                <w:rFonts w:ascii="宋体" w:hAnsi="宋体" w:eastAsia="宋体"/>
+                <w:b w:val="0"/>
                 <w:sz w:val="18"/>
               </w:rPr>
               <w:t>II级响应</w:t>
@@ -4293,11 +5852,30 @@
       <w:tr>
         <w:tc>
           <w:tcPr>
-            <w:tcW w:type="dxa" w:w="2880"/>
+            <w:tcW w:type="dxa" w:w="2878"/>
           </w:tcPr>
           <w:p>
+            <w:r/>
             <w:r>
               <w:rPr>
+                <w:rFonts w:ascii="宋体" w:hAnsi="宋体" w:eastAsia="宋体"/>
+                <w:b w:val="0"/>
+                <w:sz w:val="18"/>
+              </w:rPr>
+              <w:t>较大</w:t>
+            </w:r>
+          </w:p>
+        </w:tc>
+        <w:tc>
+          <w:tcPr>
+            <w:tcW w:type="dxa" w:w="2878"/>
+          </w:tcPr>
+          <w:p>
+            <w:r/>
+            <w:r>
+              <w:rPr>
+                <w:rFonts w:ascii="宋体" w:hAnsi="宋体" w:eastAsia="宋体"/>
+                <w:b w:val="0"/>
                 <w:sz w:val="18"/>
               </w:rPr>
               <w:t>P3</w:t>
@@ -4306,24 +5884,14 @@
         </w:tc>
         <w:tc>
           <w:tcPr>
-            <w:tcW w:type="dxa" w:w="2880"/>
+            <w:tcW w:type="dxa" w:w="2878"/>
           </w:tcPr>
           <w:p>
+            <w:r/>
             <w:r>
               <w:rPr>
-                <w:sz w:val="18"/>
-              </w:rPr>
-              <w:t>较大</w:t>
-            </w:r>
-          </w:p>
-        </w:tc>
-        <w:tc>
-          <w:tcPr>
-            <w:tcW w:type="dxa" w:w="2880"/>
-          </w:tcPr>
-          <w:p>
-            <w:r>
-              <w:rPr>
+                <w:rFonts w:ascii="宋体" w:hAnsi="宋体" w:eastAsia="宋体"/>
+                <w:b w:val="0"/>
                 <w:sz w:val="18"/>
               </w:rPr>
               <w:t>III级响应</w:t>
@@ -4334,11 +5902,30 @@
       <w:tr>
         <w:tc>
           <w:tcPr>
-            <w:tcW w:type="dxa" w:w="2880"/>
+            <w:tcW w:type="dxa" w:w="2878"/>
           </w:tcPr>
           <w:p>
+            <w:r/>
             <w:r>
               <w:rPr>
+                <w:rFonts w:ascii="宋体" w:hAnsi="宋体" w:eastAsia="宋体"/>
+                <w:b w:val="0"/>
+                <w:sz w:val="18"/>
+              </w:rPr>
+              <w:t>一般</w:t>
+            </w:r>
+          </w:p>
+        </w:tc>
+        <w:tc>
+          <w:tcPr>
+            <w:tcW w:type="dxa" w:w="2878"/>
+          </w:tcPr>
+          <w:p>
+            <w:r/>
+            <w:r>
+              <w:rPr>
+                <w:rFonts w:ascii="宋体" w:hAnsi="宋体" w:eastAsia="宋体"/>
+                <w:b w:val="0"/>
                 <w:sz w:val="18"/>
               </w:rPr>
               <w:t>P4</w:t>
@@ -4347,24 +5934,14 @@
         </w:tc>
         <w:tc>
           <w:tcPr>
-            <w:tcW w:type="dxa" w:w="2880"/>
+            <w:tcW w:type="dxa" w:w="2878"/>
           </w:tcPr>
           <w:p>
+            <w:r/>
             <w:r>
               <w:rPr>
-                <w:sz w:val="18"/>
-              </w:rPr>
-              <w:t>一般</w:t>
-            </w:r>
-          </w:p>
-        </w:tc>
-        <w:tc>
-          <w:tcPr>
-            <w:tcW w:type="dxa" w:w="2880"/>
-          </w:tcPr>
-          <w:p>
-            <w:r>
-              <w:rPr>
+                <w:rFonts w:ascii="宋体" w:hAnsi="宋体" w:eastAsia="宋体"/>
+                <w:b w:val="0"/>
                 <w:sz w:val="18"/>
               </w:rPr>
               <w:t>IV级响应</w:t>
@@ -4379,50 +5956,172 @@
       </w:pPr>
       <w:r>
         <w:rPr>
-          <w:rFonts w:eastAsia="黑体"/>
+          <w:rFonts w:ascii="黑体" w:hAnsi="黑体" w:eastAsia="黑体"/>
+          <w:b w:val="0"/>
+          <w:sz w:val="28"/>
         </w:rPr>
-        <w:t>7.3 参考文献</w:t>
+        <w:t>7.3 系统预置示例数据</w:t>
       </w:r>
     </w:p>
     <w:p>
+      <w:pPr>
+        <w:spacing w:after="80" w:before="40"/>
+      </w:pPr>
       <w:r>
         <w:rPr>
+          <w:rFonts w:ascii="宋体" w:hAnsi="宋体" w:eastAsia="宋体"/>
           <w:b w:val="0"/>
-          <w:sz w:val="22"/>
+          <w:sz w:val="21"/>
         </w:rPr>
-        <w:t>• 《国家自然灾害应急预案》（国务院）</w:t>
+        <w:t>系统启动时自动初始化以下数据：</w:t>
       </w:r>
     </w:p>
     <w:p>
+      <w:pPr>
+        <w:spacing w:after="80" w:before="40"/>
+      </w:pPr>
       <w:r>
         <w:rPr>
+          <w:rFonts w:ascii="宋体" w:hAnsi="宋体" w:eastAsia="宋体"/>
           <w:b w:val="0"/>
-          <w:sz w:val="22"/>
+          <w:sz w:val="21"/>
         </w:rPr>
-        <w:t>• 《云南省地震应急预案》</w:t>
+        <w:t xml:space="preserve">  - 4个角色：admin、emergency_commander、info_reporter、resource_manager</w:t>
       </w:r>
     </w:p>
     <w:p>
+      <w:pPr>
+        <w:spacing w:after="80" w:before="40"/>
+      </w:pPr>
       <w:r>
         <w:rPr>
+          <w:rFonts w:ascii="宋体" w:hAnsi="宋体" w:eastAsia="宋体"/>
           <w:b w:val="0"/>
-          <w:sz w:val="22"/>
+          <w:sz w:val="21"/>
         </w:rPr>
-        <w:t>• 《云南省突发地质灾害应急预案》</w:t>
+        <w:t xml:space="preserve">  - 4个演示用户：admin / reporter1 / commander1 / resource1</w:t>
       </w:r>
     </w:p>
     <w:p>
+      <w:pPr>
+        <w:spacing w:after="80" w:before="40"/>
+      </w:pPr>
       <w:r>
         <w:rPr>
+          <w:rFonts w:ascii="宋体" w:hAnsi="宋体" w:eastAsia="宋体"/>
           <w:b w:val="0"/>
-          <w:sz w:val="22"/>
+          <w:sz w:val="21"/>
         </w:rPr>
-        <w:t>• 《云南省应对重特大地震灾害应急预案》</w:t>
+        <w:t xml:space="preserve">  - 13份应急预案（涵盖地震、洪涝、森林火灾、地质灾害等灾种）</w:t>
+      </w:r>
+    </w:p>
+    <w:p>
+      <w:pPr>
+        <w:spacing w:after="80" w:before="40"/>
+      </w:pPr>
+      <w:r>
+        <w:rPr>
+          <w:rFonts w:ascii="宋体" w:hAnsi="宋体" w:eastAsia="宋体"/>
+          <w:b w:val="0"/>
+          <w:sz w:val="21"/>
+        </w:rPr>
+        <w:t xml:space="preserve">  - 17项应急资源（消防队、武警、救护车、工程车、帐篷、毛毯、水粮、避难所等）</w:t>
+      </w:r>
+    </w:p>
+    <w:p>
+      <w:pPr>
+        <w:spacing w:after="80" w:before="40"/>
+      </w:pPr>
+      <w:r>
+        <w:rPr>
+          <w:rFonts w:ascii="宋体" w:hAnsi="宋体" w:eastAsia="宋体"/>
+          <w:b w:val="0"/>
+          <w:sz w:val="21"/>
+        </w:rPr>
+        <w:t xml:space="preserve">  - 16条示例灾情记录（覆盖云南省大理、怒江、昭通、丽江、红河等16个地州）</w:t>
+      </w:r>
+    </w:p>
+    <w:p>
+      <w:pPr>
+        <w:spacing w:after="80" w:before="40"/>
+      </w:pPr>
+      <w:r>
+        <w:rPr>
+          <w:rFonts w:ascii="宋体" w:hAnsi="宋体" w:eastAsia="宋体"/>
+          <w:b w:val="0"/>
+          <w:sz w:val="21"/>
+        </w:rPr>
+        <w:t xml:space="preserve">  - 7个数据源配置（地震、气象、预警等）</w:t>
+      </w:r>
+    </w:p>
+    <w:p>
+      <w:pPr>
+        <w:pStyle w:val="Heading2"/>
+      </w:pPr>
+      <w:r>
+        <w:rPr>
+          <w:rFonts w:ascii="黑体" w:hAnsi="黑体" w:eastAsia="黑体"/>
+          <w:b w:val="0"/>
+          <w:sz w:val="28"/>
+        </w:rPr>
+        <w:t>7.4 参考文献</w:t>
+      </w:r>
+    </w:p>
+    <w:p>
+      <w:pPr>
+        <w:spacing w:after="80" w:before="40"/>
+      </w:pPr>
+      <w:r>
+        <w:rPr>
+          <w:rFonts w:ascii="宋体" w:hAnsi="宋体" w:eastAsia="宋体"/>
+          <w:b w:val="0"/>
+          <w:sz w:val="21"/>
+        </w:rPr>
+        <w:t>1）《国家自然灾害应急预案》（国务院）</w:t>
+      </w:r>
+    </w:p>
+    <w:p>
+      <w:pPr>
+        <w:spacing w:after="80" w:before="40"/>
+      </w:pPr>
+      <w:r>
+        <w:rPr>
+          <w:rFonts w:ascii="宋体" w:hAnsi="宋体" w:eastAsia="宋体"/>
+          <w:b w:val="0"/>
+          <w:sz w:val="21"/>
+        </w:rPr>
+        <w:t>2）《云南省地震应急预案》</w:t>
+      </w:r>
+    </w:p>
+    <w:p>
+      <w:pPr>
+        <w:spacing w:after="80" w:before="40"/>
+      </w:pPr>
+      <w:r>
+        <w:rPr>
+          <w:rFonts w:ascii="宋体" w:hAnsi="宋体" w:eastAsia="宋体"/>
+          <w:b w:val="0"/>
+          <w:sz w:val="21"/>
+        </w:rPr>
+        <w:t>3）《云南省突发地质灾害应急预案》</w:t>
+      </w:r>
+    </w:p>
+    <w:p>
+      <w:pPr>
+        <w:spacing w:after="80" w:before="40"/>
+      </w:pPr>
+      <w:r>
+        <w:rPr>
+          <w:rFonts w:ascii="宋体" w:hAnsi="宋体" w:eastAsia="宋体"/>
+          <w:b w:val="0"/>
+          <w:sz w:val="21"/>
+        </w:rPr>
+        <w:t>4）《云南省应对重特大地震灾害应急预案》</w:t>
       </w:r>
     </w:p>
     <w:sectPr>
       <w:pgSz w:w="12240" w:h="15840"/>
-      <w:pgMar w:top="1440" w:right="1800" w:bottom="1440" w:left="1800" w:header="720" w:footer="720" w:gutter="0"/>
+      <w:pgMar w:top="1440" w:right="1803" w:bottom="1440" w:left="1803" w:header="720" w:footer="720" w:gutter="0"/>
       <w:cols w:space="720"/>
       <w:docGrid w:linePitch="360"/>
     </w:sectPr>
@@ -4794,8 +6493,8 @@
     <w:qFormat/>
     <w:rsid w:val="00FC693F"/>
     <w:rPr>
-      <w:rFonts w:ascii="Arial" w:hAnsi="Arial"/>
-      <w:sz w:val="22"/>
+      <w:rFonts w:ascii="宋体" w:hAnsi="宋体" w:eastAsia="宋体"/>
+      <w:sz w:val="21"/>
     </w:rPr>
   </w:style>
   <w:style w:type="paragraph" w:styleId="Header">

--- a/docs/需求说明书.docx
+++ b/docs/需求说明书.docx
@@ -95,7 +95,7 @@
           <w:sz w:val="24"/>
           <w:lang w:eastAsia="zh-CN"/>
         </w:rPr>
-        <w:t>版本：V1.0</w:t>
+        <w:t>版本：V1.2</w:t>
       </w:r>
       <w:r>
         <w:rPr>
@@ -103,7 +103,7 @@
           <w:lang w:eastAsia="zh-CN"/>
         </w:rPr>
         <w:br/>
-        <w:t>日期：2026年07月23日</w:t>
+        <w:t>日期：2026年07月24日</w:t>
       </w:r>
       <w:r>
         <w:rPr>
@@ -111,7 +111,7 @@
           <w:lang w:eastAsia="zh-CN"/>
         </w:rPr>
         <w:br/>
-        <w:t>状态：初稿</w:t>
+        <w:t>状态：更新</w:t>
       </w:r>
     </w:p>
     <w:p>
@@ -132,7 +132,7 @@
       <w:pPr>
         <w:pStyle w:val="1"/>
       </w:pPr>
-      <w:bookmarkStart w:id="0" w:name="_Toc235777946"/>
+      <w:bookmarkStart w:id="0" w:name="_Toc235781008"/>
       <w:r>
         <w:rPr>
           <w:rFonts w:ascii="黑体" w:eastAsia="黑体" w:hAnsi="黑体"/>
@@ -330,12 +330,21 @@
         </w:tc>
       </w:tr>
       <w:tr>
-        <w:tc>
-          <w:tcPr>
-            <w:tcW w:type="dxa" w:w="2158"/>
-          </w:tcPr>
-          <w:p>
-            <w:r/>
+        <w:trPr>
+          <w:cnfStyle w:val="000000010000" w:firstRow="0" w:lastRow="0" w:firstColumn="0" w:lastColumn="0" w:oddVBand="0" w:evenVBand="0" w:oddHBand="0" w:evenHBand="1" w:firstRowFirstColumn="0" w:firstRowLastColumn="0" w:lastRowFirstColumn="0" w:lastRowLastColumn="0"/>
+          <w:jc w:val="center"/>
+        </w:trPr>
+        <w:tc>
+          <w:tcPr>
+            <w:cnfStyle w:val="001000000000" w:firstRow="0" w:lastRow="0" w:firstColumn="1" w:lastColumn="0" w:oddVBand="0" w:evenVBand="0" w:oddHBand="0" w:evenHBand="0" w:firstRowFirstColumn="0" w:firstRowLastColumn="0" w:lastRowFirstColumn="0" w:lastRowLastColumn="0"/>
+            <w:tcW w:w="2158" w:type="dxa"/>
+          </w:tcPr>
+          <w:p>
+            <w:pPr>
+              <w:rPr>
+                <w:rFonts w:hint="eastAsia"/>
+              </w:rPr>
+            </w:pPr>
             <w:r>
               <w:rPr>
                 <w:sz w:val="18"/>
@@ -346,10 +355,15 @@
         </w:tc>
         <w:tc>
           <w:tcPr>
-            <w:tcW w:type="dxa" w:w="2158"/>
-          </w:tcPr>
-          <w:p>
-            <w:r/>
+            <w:tcW w:w="2158" w:type="dxa"/>
+          </w:tcPr>
+          <w:p>
+            <w:pPr>
+              <w:cnfStyle w:val="000000010000" w:firstRow="0" w:lastRow="0" w:firstColumn="0" w:lastColumn="0" w:oddVBand="0" w:evenVBand="0" w:oddHBand="0" w:evenHBand="1" w:firstRowFirstColumn="0" w:firstRowLastColumn="0" w:lastRowFirstColumn="0" w:lastRowLastColumn="0"/>
+              <w:rPr>
+                <w:rFonts w:hint="eastAsia"/>
+              </w:rPr>
+            </w:pPr>
             <w:r>
               <w:rPr>
                 <w:sz w:val="18"/>
@@ -360,10 +374,15 @@
         </w:tc>
         <w:tc>
           <w:tcPr>
-            <w:tcW w:type="dxa" w:w="2158"/>
-          </w:tcPr>
-          <w:p>
-            <w:r/>
+            <w:tcW w:w="2158" w:type="dxa"/>
+          </w:tcPr>
+          <w:p>
+            <w:pPr>
+              <w:cnfStyle w:val="000000010000" w:firstRow="0" w:lastRow="0" w:firstColumn="0" w:lastColumn="0" w:oddVBand="0" w:evenVBand="0" w:oddHBand="0" w:evenHBand="1" w:firstRowFirstColumn="0" w:firstRowLastColumn="0" w:lastRowFirstColumn="0" w:lastRowLastColumn="0"/>
+              <w:rPr>
+                <w:rFonts w:hint="eastAsia"/>
+              </w:rPr>
+            </w:pPr>
             <w:r>
               <w:rPr>
                 <w:sz w:val="18"/>
@@ -374,15 +393,94 @@
         </w:tc>
         <w:tc>
           <w:tcPr>
-            <w:tcW w:type="dxa" w:w="2158"/>
-          </w:tcPr>
-          <w:p>
-            <w:r/>
+            <w:tcW w:w="2158" w:type="dxa"/>
+          </w:tcPr>
+          <w:p>
+            <w:pPr>
+              <w:cnfStyle w:val="000000010000" w:firstRow="0" w:lastRow="0" w:firstColumn="0" w:lastColumn="0" w:oddVBand="0" w:evenVBand="0" w:oddHBand="0" w:evenHBand="1" w:firstRowFirstColumn="0" w:firstRowLastColumn="0" w:lastRowFirstColumn="0" w:lastRowLastColumn="0"/>
+              <w:rPr>
+                <w:rFonts w:hint="eastAsia"/>
+              </w:rPr>
+            </w:pPr>
             <w:r>
               <w:rPr>
                 <w:sz w:val="18"/>
               </w:rPr>
               <w:t>同步代码v4版本：更新数据库表（新增collected_events）、API端点计数、数据采集周期（30min→5min）、新增历史灾害种子数据、Dashboard新UI功能</w:t>
+            </w:r>
+          </w:p>
+        </w:tc>
+      </w:tr>
+      <w:tr>
+        <w:trPr>
+          <w:cnfStyle w:val="000000100000" w:firstRow="0" w:lastRow="0" w:firstColumn="0" w:lastColumn="0" w:oddVBand="0" w:evenVBand="0" w:oddHBand="1" w:evenHBand="0" w:firstRowFirstColumn="0" w:firstRowLastColumn="0" w:lastRowFirstColumn="0" w:lastRowLastColumn="0"/>
+          <w:jc w:val="center"/>
+        </w:trPr>
+        <w:tc>
+          <w:tcPr>
+            <w:cnfStyle w:val="001000000000" w:firstRow="0" w:lastRow="0" w:firstColumn="1" w:lastColumn="0" w:oddVBand="0" w:evenVBand="0" w:oddHBand="0" w:evenHBand="0" w:firstRowFirstColumn="0" w:firstRowLastColumn="0" w:lastRowFirstColumn="0" w:lastRowLastColumn="0"/>
+            <w:tcW w:w="2158" w:type="dxa"/>
+          </w:tcPr>
+          <w:p>
+            <w:pPr>
+              <w:rPr>
+                <w:rFonts w:hint="eastAsia"/>
+              </w:rPr>
+            </w:pPr>
+            <w:r>
+              <w:t>V1.2</w:t>
+            </w:r>
+          </w:p>
+        </w:tc>
+        <w:tc>
+          <w:tcPr>
+            <w:tcW w:w="2158" w:type="dxa"/>
+          </w:tcPr>
+          <w:p>
+            <w:pPr>
+              <w:cnfStyle w:val="000000100000" w:firstRow="0" w:lastRow="0" w:firstColumn="0" w:lastColumn="0" w:oddVBand="0" w:evenVBand="0" w:oddHBand="1" w:evenHBand="0" w:firstRowFirstColumn="0" w:firstRowLastColumn="0" w:lastRowFirstColumn="0" w:lastRowLastColumn="0"/>
+              <w:rPr>
+                <w:rFonts w:hint="eastAsia"/>
+              </w:rPr>
+            </w:pPr>
+            <w:r>
+              <w:t>2026年07月24日</w:t>
+            </w:r>
+          </w:p>
+        </w:tc>
+        <w:tc>
+          <w:tcPr>
+            <w:tcW w:w="2158" w:type="dxa"/>
+          </w:tcPr>
+          <w:p>
+            <w:pPr>
+              <w:cnfStyle w:val="000000100000" w:firstRow="0" w:lastRow="0" w:firstColumn="0" w:lastColumn="0" w:oddVBand="0" w:evenVBand="0" w:oddHBand="1" w:evenHBand="0" w:firstRowFirstColumn="0" w:firstRowLastColumn="0" w:lastRowFirstColumn="0" w:lastRowLastColumn="0"/>
+              <w:rPr>
+                <w:rFonts w:hint="eastAsia"/>
+              </w:rPr>
+            </w:pPr>
+            <w:r>
+              <w:t>项目组</w:t>
+            </w:r>
+          </w:p>
+        </w:tc>
+        <w:tc>
+          <w:tcPr>
+            <w:tcW w:w="2158" w:type="dxa"/>
+          </w:tcPr>
+          <w:p>
+            <w:pPr>
+              <w:cnfStyle w:val="000000100000" w:firstRow="0" w:lastRow="0" w:firstColumn="0" w:lastColumn="0" w:oddVBand="0" w:evenVBand="0" w:oddHBand="1" w:evenHBand="0" w:firstRowFirstColumn="0" w:firstRowLastColumn="0" w:lastRowFirstColumn="0" w:lastRowLastColumn="0"/>
+              <w:rPr>
+                <w:rFonts w:hint="eastAsia"/>
+                <w:lang w:eastAsia="zh-CN"/>
+              </w:rPr>
+            </w:pPr>
+            <w:r>
+              <w:rPr>
+                <w:lang w:eastAsia="zh-CN"/>
+              </w:rPr>
+              <w:t>新增第8章测试与质量保证（测试策略、覆盖范围、测试结果），更新版本号至V1.2</w:t>
             </w:r>
           </w:p>
         </w:tc>
@@ -392,7 +490,7 @@
       <w:pPr>
         <w:pStyle w:val="1"/>
       </w:pPr>
-      <w:bookmarkStart w:id="1" w:name="_Toc235777947"/>
+      <w:bookmarkStart w:id="1" w:name="_Toc235781009"/>
       <w:r>
         <w:rPr>
           <w:rFonts w:ascii="黑体" w:eastAsia="黑体" w:hAnsi="黑体"/>
@@ -427,7 +525,7 @@
       <w:r>
         <w:fldChar w:fldCharType="separate"/>
       </w:r>
-      <w:hyperlink w:anchor="_Toc235777946" w:history="1">
+      <w:hyperlink w:anchor="_Toc235781008" w:history="1">
         <w:r>
           <w:rPr>
             <w:rStyle w:val="aff9"/>
@@ -465,7 +563,7 @@
             <w:noProof/>
             <w:webHidden/>
           </w:rPr>
-          <w:instrText>PAGEREF _Toc235777946 \h</w:instrText>
+          <w:instrText>PAGEREF _Toc235781008 \h</w:instrText>
         </w:r>
         <w:r>
           <w:rPr>
@@ -524,7 +622,7 @@
           <w14:ligatures w14:val="standardContextual"/>
         </w:rPr>
       </w:pPr>
-      <w:hyperlink w:anchor="_Toc235777947" w:history="1">
+      <w:hyperlink w:anchor="_Toc235781009" w:history="1">
         <w:r>
           <w:rPr>
             <w:rStyle w:val="aff9"/>
@@ -562,7 +660,7 @@
             <w:noProof/>
             <w:webHidden/>
           </w:rPr>
-          <w:instrText>PAGEREF _Toc235777947 \h</w:instrText>
+          <w:instrText>PAGEREF _Toc235781009 \h</w:instrText>
         </w:r>
         <w:r>
           <w:rPr>
@@ -621,7 +719,7 @@
           <w14:ligatures w14:val="standardContextual"/>
         </w:rPr>
       </w:pPr>
-      <w:hyperlink w:anchor="_Toc235777948" w:history="1">
+      <w:hyperlink w:anchor="_Toc235781010" w:history="1">
         <w:r>
           <w:rPr>
             <w:rStyle w:val="aff9"/>
@@ -660,7 +758,7 @@
             <w:noProof/>
             <w:webHidden/>
           </w:rPr>
-          <w:instrText>PAGEREF _Toc235777948 \h</w:instrText>
+          <w:instrText>PAGEREF _Toc235781010 \h</w:instrText>
         </w:r>
         <w:r>
           <w:rPr>
@@ -691,7 +789,7 @@
             <w:noProof/>
             <w:webHidden/>
           </w:rPr>
-          <w:t>4</w:t>
+          <w:t>5</w:t>
         </w:r>
         <w:r>
           <w:rPr>
@@ -719,7 +817,7 @@
           <w14:ligatures w14:val="standardContextual"/>
         </w:rPr>
       </w:pPr>
-      <w:hyperlink w:anchor="_Toc235777949" w:history="1">
+      <w:hyperlink w:anchor="_Toc235781011" w:history="1">
         <w:r>
           <w:rPr>
             <w:rStyle w:val="aff9"/>
@@ -758,7 +856,7 @@
             <w:noProof/>
             <w:webHidden/>
           </w:rPr>
-          <w:instrText>PAGEREF _Toc235777949 \h</w:instrText>
+          <w:instrText>PAGEREF _Toc235781011 \h</w:instrText>
         </w:r>
         <w:r>
           <w:rPr>
@@ -789,7 +887,7 @@
             <w:noProof/>
             <w:webHidden/>
           </w:rPr>
-          <w:t>4</w:t>
+          <w:t>5</w:t>
         </w:r>
         <w:r>
           <w:rPr>
@@ -817,7 +915,7 @@
           <w14:ligatures w14:val="standardContextual"/>
         </w:rPr>
       </w:pPr>
-      <w:hyperlink w:anchor="_Toc235777950" w:history="1">
+      <w:hyperlink w:anchor="_Toc235781012" w:history="1">
         <w:r>
           <w:rPr>
             <w:rStyle w:val="aff9"/>
@@ -856,7 +954,7 @@
             <w:noProof/>
             <w:webHidden/>
           </w:rPr>
-          <w:instrText>PAGEREF _Toc235777950 \h</w:instrText>
+          <w:instrText>PAGEREF _Toc235781012 \h</w:instrText>
         </w:r>
         <w:r>
           <w:rPr>
@@ -887,7 +985,7 @@
             <w:noProof/>
             <w:webHidden/>
           </w:rPr>
-          <w:t>4</w:t>
+          <w:t>5</w:t>
         </w:r>
         <w:r>
           <w:rPr>
@@ -915,7 +1013,7 @@
           <w14:ligatures w14:val="standardContextual"/>
         </w:rPr>
       </w:pPr>
-      <w:hyperlink w:anchor="_Toc235777951" w:history="1">
+      <w:hyperlink w:anchor="_Toc235781013" w:history="1">
         <w:r>
           <w:rPr>
             <w:rStyle w:val="aff9"/>
@@ -954,7 +1052,7 @@
             <w:noProof/>
             <w:webHidden/>
           </w:rPr>
-          <w:instrText>PAGEREF _Toc235777951 \h</w:instrText>
+          <w:instrText>PAGEREF _Toc235781013 \h</w:instrText>
         </w:r>
         <w:r>
           <w:rPr>
@@ -985,7 +1083,7 @@
             <w:noProof/>
             <w:webHidden/>
           </w:rPr>
-          <w:t>4</w:t>
+          <w:t>5</w:t>
         </w:r>
         <w:r>
           <w:rPr>
@@ -1013,7 +1111,7 @@
           <w14:ligatures w14:val="standardContextual"/>
         </w:rPr>
       </w:pPr>
-      <w:hyperlink w:anchor="_Toc235777952" w:history="1">
+      <w:hyperlink w:anchor="_Toc235781014" w:history="1">
         <w:r>
           <w:rPr>
             <w:rStyle w:val="aff9"/>
@@ -1051,7 +1149,7 @@
             <w:noProof/>
             <w:webHidden/>
           </w:rPr>
-          <w:instrText>PAGEREF _Toc235777952 \h</w:instrText>
+          <w:instrText>PAGEREF _Toc235781014 \h</w:instrText>
         </w:r>
         <w:r>
           <w:rPr>
@@ -1082,7 +1180,7 @@
             <w:noProof/>
             <w:webHidden/>
           </w:rPr>
-          <w:t>4</w:t>
+          <w:t>5</w:t>
         </w:r>
         <w:r>
           <w:rPr>
@@ -1110,7 +1208,7 @@
           <w14:ligatures w14:val="standardContextual"/>
         </w:rPr>
       </w:pPr>
-      <w:hyperlink w:anchor="_Toc235777953" w:history="1">
+      <w:hyperlink w:anchor="_Toc235781015" w:history="1">
         <w:r>
           <w:rPr>
             <w:rStyle w:val="aff9"/>
@@ -1148,7 +1246,7 @@
             <w:noProof/>
             <w:webHidden/>
           </w:rPr>
-          <w:instrText>PAGEREF _Toc235777953 \h</w:instrText>
+          <w:instrText>PAGEREF _Toc235781015 \h</w:instrText>
         </w:r>
         <w:r>
           <w:rPr>
@@ -1179,7 +1277,7 @@
             <w:noProof/>
             <w:webHidden/>
           </w:rPr>
-          <w:t>6</w:t>
+          <w:t>7</w:t>
         </w:r>
         <w:r>
           <w:rPr>
@@ -1207,7 +1305,7 @@
           <w14:ligatures w14:val="standardContextual"/>
         </w:rPr>
       </w:pPr>
-      <w:hyperlink w:anchor="_Toc235777954" w:history="1">
+      <w:hyperlink w:anchor="_Toc235781016" w:history="1">
         <w:r>
           <w:rPr>
             <w:rStyle w:val="aff9"/>
@@ -1245,7 +1343,7 @@
             <w:noProof/>
             <w:webHidden/>
           </w:rPr>
-          <w:instrText>PAGEREF _Toc235777954 \h</w:instrText>
+          <w:instrText>PAGEREF _Toc235781016 \h</w:instrText>
         </w:r>
         <w:r>
           <w:rPr>
@@ -1276,7 +1374,7 @@
             <w:noProof/>
             <w:webHidden/>
           </w:rPr>
-          <w:t>6</w:t>
+          <w:t>7</w:t>
         </w:r>
         <w:r>
           <w:rPr>
@@ -1304,7 +1402,7 @@
           <w14:ligatures w14:val="standardContextual"/>
         </w:rPr>
       </w:pPr>
-      <w:hyperlink w:anchor="_Toc235777955" w:history="1">
+      <w:hyperlink w:anchor="_Toc235781017" w:history="1">
         <w:r>
           <w:rPr>
             <w:rStyle w:val="aff9"/>
@@ -1342,7 +1440,7 @@
             <w:noProof/>
             <w:webHidden/>
           </w:rPr>
-          <w:instrText>PAGEREF _Toc235777955 \h</w:instrText>
+          <w:instrText>PAGEREF _Toc235781017 \h</w:instrText>
         </w:r>
         <w:r>
           <w:rPr>
@@ -1373,7 +1471,7 @@
             <w:noProof/>
             <w:webHidden/>
           </w:rPr>
-          <w:t>6</w:t>
+          <w:t>7</w:t>
         </w:r>
         <w:r>
           <w:rPr>
@@ -1401,7 +1499,7 @@
           <w14:ligatures w14:val="standardContextual"/>
         </w:rPr>
       </w:pPr>
-      <w:hyperlink w:anchor="_Toc235777956" w:history="1">
+      <w:hyperlink w:anchor="_Toc235781018" w:history="1">
         <w:r>
           <w:rPr>
             <w:rStyle w:val="aff9"/>
@@ -1439,7 +1537,7 @@
             <w:noProof/>
             <w:webHidden/>
           </w:rPr>
-          <w:instrText>PAGEREF _Toc235777956 \h</w:instrText>
+          <w:instrText>PAGEREF _Toc235781018 \h</w:instrText>
         </w:r>
         <w:r>
           <w:rPr>
@@ -1470,7 +1568,7 @@
             <w:noProof/>
             <w:webHidden/>
           </w:rPr>
-          <w:t>7</w:t>
+          <w:t>8</w:t>
         </w:r>
         <w:r>
           <w:rPr>
@@ -1498,7 +1596,7 @@
           <w14:ligatures w14:val="standardContextual"/>
         </w:rPr>
       </w:pPr>
-      <w:hyperlink w:anchor="_Toc235777957" w:history="1">
+      <w:hyperlink w:anchor="_Toc235781019" w:history="1">
         <w:r>
           <w:rPr>
             <w:rStyle w:val="aff9"/>
@@ -1536,7 +1634,7 @@
             <w:noProof/>
             <w:webHidden/>
           </w:rPr>
-          <w:instrText>PAGEREF _Toc235777957 \h</w:instrText>
+          <w:instrText>PAGEREF _Toc235781019 \h</w:instrText>
         </w:r>
         <w:r>
           <w:rPr>
@@ -1567,7 +1665,7 @@
             <w:noProof/>
             <w:webHidden/>
           </w:rPr>
-          <w:t>7</w:t>
+          <w:t>8</w:t>
         </w:r>
         <w:r>
           <w:rPr>
@@ -1595,7 +1693,7 @@
           <w14:ligatures w14:val="standardContextual"/>
         </w:rPr>
       </w:pPr>
-      <w:hyperlink w:anchor="_Toc235777958" w:history="1">
+      <w:hyperlink w:anchor="_Toc235781020" w:history="1">
         <w:r>
           <w:rPr>
             <w:rStyle w:val="aff9"/>
@@ -1634,7 +1732,7 @@
             <w:noProof/>
             <w:webHidden/>
           </w:rPr>
-          <w:instrText>PAGEREF _Toc235777958 \h</w:instrText>
+          <w:instrText>PAGEREF _Toc235781020 \h</w:instrText>
         </w:r>
         <w:r>
           <w:rPr>
@@ -1665,7 +1763,7 @@
             <w:noProof/>
             <w:webHidden/>
           </w:rPr>
-          <w:t>7</w:t>
+          <w:t>8</w:t>
         </w:r>
         <w:r>
           <w:rPr>
@@ -1693,7 +1791,7 @@
           <w14:ligatures w14:val="standardContextual"/>
         </w:rPr>
       </w:pPr>
-      <w:hyperlink w:anchor="_Toc235777959" w:history="1">
+      <w:hyperlink w:anchor="_Toc235781021" w:history="1">
         <w:r>
           <w:rPr>
             <w:rStyle w:val="aff9"/>
@@ -1732,7 +1830,7 @@
             <w:noProof/>
             <w:webHidden/>
           </w:rPr>
-          <w:instrText>PAGEREF _Toc235777959 \h</w:instrText>
+          <w:instrText>PAGEREF _Toc235781021 \h</w:instrText>
         </w:r>
         <w:r>
           <w:rPr>
@@ -1763,7 +1861,7 @@
             <w:noProof/>
             <w:webHidden/>
           </w:rPr>
-          <w:t>7</w:t>
+          <w:t>8</w:t>
         </w:r>
         <w:r>
           <w:rPr>
@@ -1791,7 +1889,7 @@
           <w14:ligatures w14:val="standardContextual"/>
         </w:rPr>
       </w:pPr>
-      <w:hyperlink w:anchor="_Toc235777960" w:history="1">
+      <w:hyperlink w:anchor="_Toc235781022" w:history="1">
         <w:r>
           <w:rPr>
             <w:rStyle w:val="aff9"/>
@@ -1830,7 +1928,7 @@
             <w:noProof/>
             <w:webHidden/>
           </w:rPr>
-          <w:instrText>PAGEREF _Toc235777960 \h</w:instrText>
+          <w:instrText>PAGEREF _Toc235781022 \h</w:instrText>
         </w:r>
         <w:r>
           <w:rPr>
@@ -1861,7 +1959,7 @@
             <w:noProof/>
             <w:webHidden/>
           </w:rPr>
-          <w:t>7</w:t>
+          <w:t>8</w:t>
         </w:r>
         <w:r>
           <w:rPr>
@@ -1889,7 +1987,7 @@
           <w14:ligatures w14:val="standardContextual"/>
         </w:rPr>
       </w:pPr>
-      <w:hyperlink w:anchor="_Toc235777961" w:history="1">
+      <w:hyperlink w:anchor="_Toc235781023" w:history="1">
         <w:r>
           <w:rPr>
             <w:rStyle w:val="aff9"/>
@@ -1928,7 +2026,7 @@
             <w:noProof/>
             <w:webHidden/>
           </w:rPr>
-          <w:instrText>PAGEREF _Toc235777961 \h</w:instrText>
+          <w:instrText>PAGEREF _Toc235781023 \h</w:instrText>
         </w:r>
         <w:r>
           <w:rPr>
@@ -1959,7 +2057,7 @@
             <w:noProof/>
             <w:webHidden/>
           </w:rPr>
-          <w:t>8</w:t>
+          <w:t>9</w:t>
         </w:r>
         <w:r>
           <w:rPr>
@@ -1987,7 +2085,7 @@
           <w14:ligatures w14:val="standardContextual"/>
         </w:rPr>
       </w:pPr>
-      <w:hyperlink w:anchor="_Toc235777962" w:history="1">
+      <w:hyperlink w:anchor="_Toc235781024" w:history="1">
         <w:r>
           <w:rPr>
             <w:rStyle w:val="aff9"/>
@@ -2026,7 +2124,7 @@
             <w:noProof/>
             <w:webHidden/>
           </w:rPr>
-          <w:instrText>PAGEREF _Toc235777962 \h</w:instrText>
+          <w:instrText>PAGEREF _Toc235781024 \h</w:instrText>
         </w:r>
         <w:r>
           <w:rPr>
@@ -2057,7 +2155,7 @@
             <w:noProof/>
             <w:webHidden/>
           </w:rPr>
-          <w:t>8</w:t>
+          <w:t>9</w:t>
         </w:r>
         <w:r>
           <w:rPr>
@@ -2085,7 +2183,7 @@
           <w14:ligatures w14:val="standardContextual"/>
         </w:rPr>
       </w:pPr>
-      <w:hyperlink w:anchor="_Toc235777963" w:history="1">
+      <w:hyperlink w:anchor="_Toc235781025" w:history="1">
         <w:r>
           <w:rPr>
             <w:rStyle w:val="aff9"/>
@@ -2123,7 +2221,7 @@
             <w:noProof/>
             <w:webHidden/>
           </w:rPr>
-          <w:instrText>PAGEREF _Toc235777963 \h</w:instrText>
+          <w:instrText>PAGEREF _Toc235781025 \h</w:instrText>
         </w:r>
         <w:r>
           <w:rPr>
@@ -2154,7 +2252,7 @@
             <w:noProof/>
             <w:webHidden/>
           </w:rPr>
-          <w:t>8</w:t>
+          <w:t>9</w:t>
         </w:r>
         <w:r>
           <w:rPr>
@@ -2182,7 +2280,7 @@
           <w14:ligatures w14:val="standardContextual"/>
         </w:rPr>
       </w:pPr>
-      <w:hyperlink w:anchor="_Toc235777964" w:history="1">
+      <w:hyperlink w:anchor="_Toc235781026" w:history="1">
         <w:r>
           <w:rPr>
             <w:rStyle w:val="aff9"/>
@@ -2221,7 +2319,7 @@
             <w:noProof/>
             <w:webHidden/>
           </w:rPr>
-          <w:instrText>PAGEREF _Toc235777964 \h</w:instrText>
+          <w:instrText>PAGEREF _Toc235781026 \h</w:instrText>
         </w:r>
         <w:r>
           <w:rPr>
@@ -2252,7 +2350,7 @@
             <w:noProof/>
             <w:webHidden/>
           </w:rPr>
-          <w:t>8</w:t>
+          <w:t>9</w:t>
         </w:r>
         <w:r>
           <w:rPr>
@@ -2280,7 +2378,7 @@
           <w14:ligatures w14:val="standardContextual"/>
         </w:rPr>
       </w:pPr>
-      <w:hyperlink w:anchor="_Toc235777965" w:history="1">
+      <w:hyperlink w:anchor="_Toc235781027" w:history="1">
         <w:r>
           <w:rPr>
             <w:rStyle w:val="aff9"/>
@@ -2319,7 +2417,7 @@
             <w:noProof/>
             <w:webHidden/>
           </w:rPr>
-          <w:instrText>PAGEREF _Toc235777965 \h</w:instrText>
+          <w:instrText>PAGEREF _Toc235781027 \h</w:instrText>
         </w:r>
         <w:r>
           <w:rPr>
@@ -2350,7 +2448,7 @@
             <w:noProof/>
             <w:webHidden/>
           </w:rPr>
-          <w:t>9</w:t>
+          <w:t>10</w:t>
         </w:r>
         <w:r>
           <w:rPr>
@@ -2378,7 +2476,7 @@
           <w14:ligatures w14:val="standardContextual"/>
         </w:rPr>
       </w:pPr>
-      <w:hyperlink w:anchor="_Toc235777966" w:history="1">
+      <w:hyperlink w:anchor="_Toc235781028" w:history="1">
         <w:r>
           <w:rPr>
             <w:rStyle w:val="aff9"/>
@@ -2417,7 +2515,7 @@
             <w:noProof/>
             <w:webHidden/>
           </w:rPr>
-          <w:instrText>PAGEREF _Toc235777966 \h</w:instrText>
+          <w:instrText>PAGEREF _Toc235781028 \h</w:instrText>
         </w:r>
         <w:r>
           <w:rPr>
@@ -2448,7 +2546,7 @@
             <w:noProof/>
             <w:webHidden/>
           </w:rPr>
-          <w:t>9</w:t>
+          <w:t>10</w:t>
         </w:r>
         <w:r>
           <w:rPr>
@@ -2476,7 +2574,7 @@
           <w14:ligatures w14:val="standardContextual"/>
         </w:rPr>
       </w:pPr>
-      <w:hyperlink w:anchor="_Toc235777967" w:history="1">
+      <w:hyperlink w:anchor="_Toc235781029" w:history="1">
         <w:r>
           <w:rPr>
             <w:rStyle w:val="aff9"/>
@@ -2515,7 +2613,7 @@
             <w:noProof/>
             <w:webHidden/>
           </w:rPr>
-          <w:instrText>PAGEREF _Toc235777967 \h</w:instrText>
+          <w:instrText>PAGEREF _Toc235781029 \h</w:instrText>
         </w:r>
         <w:r>
           <w:rPr>
@@ -2546,7 +2644,7 @@
             <w:noProof/>
             <w:webHidden/>
           </w:rPr>
-          <w:t>9</w:t>
+          <w:t>10</w:t>
         </w:r>
         <w:r>
           <w:rPr>
@@ -2574,7 +2672,7 @@
           <w14:ligatures w14:val="standardContextual"/>
         </w:rPr>
       </w:pPr>
-      <w:hyperlink w:anchor="_Toc235777968" w:history="1">
+      <w:hyperlink w:anchor="_Toc235781030" w:history="1">
         <w:r>
           <w:rPr>
             <w:rStyle w:val="aff9"/>
@@ -2613,7 +2711,7 @@
             <w:noProof/>
             <w:webHidden/>
           </w:rPr>
-          <w:instrText>PAGEREF _Toc235777968 \h</w:instrText>
+          <w:instrText>PAGEREF _Toc235781030 \h</w:instrText>
         </w:r>
         <w:r>
           <w:rPr>
@@ -2644,7 +2742,7 @@
             <w:noProof/>
             <w:webHidden/>
           </w:rPr>
-          <w:t>10</w:t>
+          <w:t>11</w:t>
         </w:r>
         <w:r>
           <w:rPr>
@@ -2672,7 +2770,7 @@
           <w14:ligatures w14:val="standardContextual"/>
         </w:rPr>
       </w:pPr>
-      <w:hyperlink w:anchor="_Toc235777969" w:history="1">
+      <w:hyperlink w:anchor="_Toc235781031" w:history="1">
         <w:r>
           <w:rPr>
             <w:rStyle w:val="aff9"/>
@@ -2711,7 +2809,7 @@
             <w:noProof/>
             <w:webHidden/>
           </w:rPr>
-          <w:instrText>PAGEREF _Toc235777969 \h</w:instrText>
+          <w:instrText>PAGEREF _Toc235781031 \h</w:instrText>
         </w:r>
         <w:r>
           <w:rPr>
@@ -2742,7 +2840,7 @@
             <w:noProof/>
             <w:webHidden/>
           </w:rPr>
-          <w:t>11</w:t>
+          <w:t>12</w:t>
         </w:r>
         <w:r>
           <w:rPr>
@@ -2770,7 +2868,7 @@
           <w14:ligatures w14:val="standardContextual"/>
         </w:rPr>
       </w:pPr>
-      <w:hyperlink w:anchor="_Toc235777970" w:history="1">
+      <w:hyperlink w:anchor="_Toc235781032" w:history="1">
         <w:r>
           <w:rPr>
             <w:rStyle w:val="aff9"/>
@@ -2809,7 +2907,7 @@
             <w:noProof/>
             <w:webHidden/>
           </w:rPr>
-          <w:instrText>PAGEREF _Toc235777970 \h</w:instrText>
+          <w:instrText>PAGEREF _Toc235781032 \h</w:instrText>
         </w:r>
         <w:r>
           <w:rPr>
@@ -2840,7 +2938,7 @@
             <w:noProof/>
             <w:webHidden/>
           </w:rPr>
-          <w:t>11</w:t>
+          <w:t>12</w:t>
         </w:r>
         <w:r>
           <w:rPr>
@@ -2868,7 +2966,7 @@
           <w14:ligatures w14:val="standardContextual"/>
         </w:rPr>
       </w:pPr>
-      <w:hyperlink w:anchor="_Toc235777971" w:history="1">
+      <w:hyperlink w:anchor="_Toc235781033" w:history="1">
         <w:r>
           <w:rPr>
             <w:rStyle w:val="aff9"/>
@@ -2907,7 +3005,7 @@
             <w:noProof/>
             <w:webHidden/>
           </w:rPr>
-          <w:instrText>PAGEREF _Toc235777971 \h</w:instrText>
+          <w:instrText>PAGEREF _Toc235781033 \h</w:instrText>
         </w:r>
         <w:r>
           <w:rPr>
@@ -2938,7 +3036,7 @@
             <w:noProof/>
             <w:webHidden/>
           </w:rPr>
-          <w:t>11</w:t>
+          <w:t>12</w:t>
         </w:r>
         <w:r>
           <w:rPr>
@@ -2966,7 +3064,7 @@
           <w14:ligatures w14:val="standardContextual"/>
         </w:rPr>
       </w:pPr>
-      <w:hyperlink w:anchor="_Toc235777972" w:history="1">
+      <w:hyperlink w:anchor="_Toc235781034" w:history="1">
         <w:r>
           <w:rPr>
             <w:rStyle w:val="aff9"/>
@@ -3005,7 +3103,7 @@
             <w:noProof/>
             <w:webHidden/>
           </w:rPr>
-          <w:instrText>PAGEREF _Toc235777972 \h</w:instrText>
+          <w:instrText>PAGEREF _Toc235781034 \h</w:instrText>
         </w:r>
         <w:r>
           <w:rPr>
@@ -3036,7 +3134,7 @@
             <w:noProof/>
             <w:webHidden/>
           </w:rPr>
-          <w:t>11</w:t>
+          <w:t>12</w:t>
         </w:r>
         <w:r>
           <w:rPr>
@@ -3064,7 +3162,7 @@
           <w14:ligatures w14:val="standardContextual"/>
         </w:rPr>
       </w:pPr>
-      <w:hyperlink w:anchor="_Toc235777973" w:history="1">
+      <w:hyperlink w:anchor="_Toc235781035" w:history="1">
         <w:r>
           <w:rPr>
             <w:rStyle w:val="aff9"/>
@@ -3103,7 +3201,7 @@
             <w:noProof/>
             <w:webHidden/>
           </w:rPr>
-          <w:instrText>PAGEREF _Toc235777973 \h</w:instrText>
+          <w:instrText>PAGEREF _Toc235781035 \h</w:instrText>
         </w:r>
         <w:r>
           <w:rPr>
@@ -3134,7 +3232,7 @@
             <w:noProof/>
             <w:webHidden/>
           </w:rPr>
-          <w:t>11</w:t>
+          <w:t>12</w:t>
         </w:r>
         <w:r>
           <w:rPr>
@@ -3162,7 +3260,7 @@
           <w14:ligatures w14:val="standardContextual"/>
         </w:rPr>
       </w:pPr>
-      <w:hyperlink w:anchor="_Toc235777974" w:history="1">
+      <w:hyperlink w:anchor="_Toc235781036" w:history="1">
         <w:r>
           <w:rPr>
             <w:rStyle w:val="aff9"/>
@@ -3201,7 +3299,7 @@
             <w:noProof/>
             <w:webHidden/>
           </w:rPr>
-          <w:instrText>PAGEREF _Toc235777974 \h</w:instrText>
+          <w:instrText>PAGEREF _Toc235781036 \h</w:instrText>
         </w:r>
         <w:r>
           <w:rPr>
@@ -3232,7 +3330,7 @@
             <w:noProof/>
             <w:webHidden/>
           </w:rPr>
-          <w:t>11</w:t>
+          <w:t>12</w:t>
         </w:r>
         <w:r>
           <w:rPr>
@@ -3260,7 +3358,7 @@
           <w14:ligatures w14:val="standardContextual"/>
         </w:rPr>
       </w:pPr>
-      <w:hyperlink w:anchor="_Toc235777975" w:history="1">
+      <w:hyperlink w:anchor="_Toc235781037" w:history="1">
         <w:r>
           <w:rPr>
             <w:rStyle w:val="aff9"/>
@@ -3298,7 +3396,7 @@
             <w:noProof/>
             <w:webHidden/>
           </w:rPr>
-          <w:instrText>PAGEREF _Toc235777975 \h</w:instrText>
+          <w:instrText>PAGEREF _Toc235781037 \h</w:instrText>
         </w:r>
         <w:r>
           <w:rPr>
@@ -3329,7 +3427,7 @@
             <w:noProof/>
             <w:webHidden/>
           </w:rPr>
-          <w:t>12</w:t>
+          <w:t>13</w:t>
         </w:r>
         <w:r>
           <w:rPr>
@@ -3357,7 +3455,7 @@
           <w14:ligatures w14:val="standardContextual"/>
         </w:rPr>
       </w:pPr>
-      <w:hyperlink w:anchor="_Toc235777976" w:history="1">
+      <w:hyperlink w:anchor="_Toc235781038" w:history="1">
         <w:r>
           <w:rPr>
             <w:rStyle w:val="aff9"/>
@@ -3395,7 +3493,7 @@
             <w:noProof/>
             <w:webHidden/>
           </w:rPr>
-          <w:instrText>PAGEREF _Toc235777976 \h</w:instrText>
+          <w:instrText>PAGEREF _Toc235781038 \h</w:instrText>
         </w:r>
         <w:r>
           <w:rPr>
@@ -3426,7 +3524,7 @@
             <w:noProof/>
             <w:webHidden/>
           </w:rPr>
-          <w:t>12</w:t>
+          <w:t>13</w:t>
         </w:r>
         <w:r>
           <w:rPr>
@@ -3454,7 +3552,7 @@
           <w14:ligatures w14:val="standardContextual"/>
         </w:rPr>
       </w:pPr>
-      <w:hyperlink w:anchor="_Toc235777977" w:history="1">
+      <w:hyperlink w:anchor="_Toc235781039" w:history="1">
         <w:r>
           <w:rPr>
             <w:rStyle w:val="aff9"/>
@@ -3493,7 +3591,7 @@
             <w:noProof/>
             <w:webHidden/>
           </w:rPr>
-          <w:instrText>PAGEREF _Toc235777977 \h</w:instrText>
+          <w:instrText>PAGEREF _Toc235781039 \h</w:instrText>
         </w:r>
         <w:r>
           <w:rPr>
@@ -3524,7 +3622,7 @@
             <w:noProof/>
             <w:webHidden/>
           </w:rPr>
-          <w:t>12</w:t>
+          <w:t>13</w:t>
         </w:r>
         <w:r>
           <w:rPr>
@@ -3552,7 +3650,7 @@
           <w14:ligatures w14:val="standardContextual"/>
         </w:rPr>
       </w:pPr>
-      <w:hyperlink w:anchor="_Toc235777978" w:history="1">
+      <w:hyperlink w:anchor="_Toc235781040" w:history="1">
         <w:r>
           <w:rPr>
             <w:rStyle w:val="aff9"/>
@@ -3591,7 +3689,7 @@
             <w:noProof/>
             <w:webHidden/>
           </w:rPr>
-          <w:instrText>PAGEREF _Toc235777978 \h</w:instrText>
+          <w:instrText>PAGEREF _Toc235781040 \h</w:instrText>
         </w:r>
         <w:r>
           <w:rPr>
@@ -3622,7 +3720,7 @@
             <w:noProof/>
             <w:webHidden/>
           </w:rPr>
-          <w:t>14</w:t>
+          <w:t>15</w:t>
         </w:r>
         <w:r>
           <w:rPr>
@@ -3650,7 +3748,7 @@
           <w14:ligatures w14:val="standardContextual"/>
         </w:rPr>
       </w:pPr>
-      <w:hyperlink w:anchor="_Toc235777979" w:history="1">
+      <w:hyperlink w:anchor="_Toc235781041" w:history="1">
         <w:r>
           <w:rPr>
             <w:rStyle w:val="aff9"/>
@@ -3688,7 +3786,7 @@
             <w:noProof/>
             <w:webHidden/>
           </w:rPr>
-          <w:instrText>PAGEREF _Toc235777979 \h</w:instrText>
+          <w:instrText>PAGEREF _Toc235781041 \h</w:instrText>
         </w:r>
         <w:r>
           <w:rPr>
@@ -3719,7 +3817,7 @@
             <w:noProof/>
             <w:webHidden/>
           </w:rPr>
-          <w:t>15</w:t>
+          <w:t>16</w:t>
         </w:r>
         <w:r>
           <w:rPr>
@@ -3747,7 +3845,7 @@
           <w14:ligatures w14:val="standardContextual"/>
         </w:rPr>
       </w:pPr>
-      <w:hyperlink w:anchor="_Toc235777980" w:history="1">
+      <w:hyperlink w:anchor="_Toc235781042" w:history="1">
         <w:r>
           <w:rPr>
             <w:rStyle w:val="aff9"/>
@@ -3785,7 +3883,7 @@
             <w:noProof/>
             <w:webHidden/>
           </w:rPr>
-          <w:instrText>PAGEREF _Toc235777980 \h</w:instrText>
+          <w:instrText>PAGEREF _Toc235781042 \h</w:instrText>
         </w:r>
         <w:r>
           <w:rPr>
@@ -3816,7 +3914,7 @@
             <w:noProof/>
             <w:webHidden/>
           </w:rPr>
-          <w:t>15</w:t>
+          <w:t>16</w:t>
         </w:r>
         <w:r>
           <w:rPr>
@@ -3844,7 +3942,7 @@
           <w14:ligatures w14:val="standardContextual"/>
         </w:rPr>
       </w:pPr>
-      <w:hyperlink w:anchor="_Toc235777981" w:history="1">
+      <w:hyperlink w:anchor="_Toc235781043" w:history="1">
         <w:r>
           <w:rPr>
             <w:rStyle w:val="aff9"/>
@@ -3883,7 +3981,7 @@
             <w:noProof/>
             <w:webHidden/>
           </w:rPr>
-          <w:instrText>PAGEREF _Toc235777981 \h</w:instrText>
+          <w:instrText>PAGEREF _Toc235781043 \h</w:instrText>
         </w:r>
         <w:r>
           <w:rPr>
@@ -3914,7 +4012,7 @@
             <w:noProof/>
             <w:webHidden/>
           </w:rPr>
-          <w:t>15</w:t>
+          <w:t>16</w:t>
         </w:r>
         <w:r>
           <w:rPr>
@@ -3942,7 +4040,7 @@
           <w14:ligatures w14:val="standardContextual"/>
         </w:rPr>
       </w:pPr>
-      <w:hyperlink w:anchor="_Toc235777982" w:history="1">
+      <w:hyperlink w:anchor="_Toc235781044" w:history="1">
         <w:r>
           <w:rPr>
             <w:rStyle w:val="aff9"/>
@@ -3980,7 +4078,7 @@
             <w:noProof/>
             <w:webHidden/>
           </w:rPr>
-          <w:instrText>PAGEREF _Toc235777982 \h</w:instrText>
+          <w:instrText>PAGEREF _Toc235781044 \h</w:instrText>
         </w:r>
         <w:r>
           <w:rPr>
@@ -4011,7 +4109,7 @@
             <w:noProof/>
             <w:webHidden/>
           </w:rPr>
-          <w:t>15</w:t>
+          <w:t>16</w:t>
         </w:r>
         <w:r>
           <w:rPr>
@@ -4039,7 +4137,7 @@
           <w14:ligatures w14:val="standardContextual"/>
         </w:rPr>
       </w:pPr>
-      <w:hyperlink w:anchor="_Toc235777983" w:history="1">
+      <w:hyperlink w:anchor="_Toc235781045" w:history="1">
         <w:r>
           <w:rPr>
             <w:rStyle w:val="aff9"/>
@@ -4078,7 +4176,7 @@
             <w:noProof/>
             <w:webHidden/>
           </w:rPr>
-          <w:instrText>PAGEREF _Toc235777983 \h</w:instrText>
+          <w:instrText>PAGEREF _Toc235781045 \h</w:instrText>
         </w:r>
         <w:r>
           <w:rPr>
@@ -4109,7 +4207,391 @@
             <w:noProof/>
             <w:webHidden/>
           </w:rPr>
-          <w:t>15</w:t>
+          <w:t>16</w:t>
+        </w:r>
+        <w:r>
+          <w:rPr>
+            <w:rFonts w:hint="eastAsia"/>
+            <w:noProof/>
+            <w:webHidden/>
+          </w:rPr>
+          <w:fldChar w:fldCharType="end"/>
+        </w:r>
+      </w:hyperlink>
+    </w:p>
+    <w:p>
+      <w:pPr>
+        <w:pStyle w:val="TOC1"/>
+        <w:tabs>
+          <w:tab w:val="right" w:leader="dot" w:pos="8624"/>
+        </w:tabs>
+        <w:rPr>
+          <w:rFonts w:asciiTheme="minorHAnsi" w:eastAsiaTheme="minorEastAsia" w:hAnsiTheme="minorHAnsi" w:hint="eastAsia"/>
+          <w:noProof/>
+          <w:kern w:val="2"/>
+          <w:sz w:val="22"/>
+          <w:szCs w:val="24"/>
+          <w:lang w:eastAsia="zh-CN"/>
+          <w14:ligatures w14:val="standardContextual"/>
+        </w:rPr>
+      </w:pPr>
+      <w:hyperlink w:anchor="_Toc235781046" w:history="1">
+        <w:r>
+          <w:rPr>
+            <w:rStyle w:val="aff9"/>
+            <w:noProof/>
+          </w:rPr>
+          <w:t>第8章 测试与质量保证</w:t>
+        </w:r>
+        <w:r>
+          <w:rPr>
+            <w:rFonts w:hint="eastAsia"/>
+            <w:noProof/>
+            <w:webHidden/>
+          </w:rPr>
+          <w:tab/>
+        </w:r>
+        <w:r>
+          <w:rPr>
+            <w:rFonts w:hint="eastAsia"/>
+            <w:noProof/>
+            <w:webHidden/>
+          </w:rPr>
+          <w:fldChar w:fldCharType="begin"/>
+        </w:r>
+        <w:r>
+          <w:rPr>
+            <w:rFonts w:hint="eastAsia"/>
+            <w:noProof/>
+            <w:webHidden/>
+          </w:rPr>
+          <w:instrText xml:space="preserve"> </w:instrText>
+        </w:r>
+        <w:r>
+          <w:rPr>
+            <w:noProof/>
+            <w:webHidden/>
+          </w:rPr>
+          <w:instrText>PAGEREF _Toc235781046 \h</w:instrText>
+        </w:r>
+        <w:r>
+          <w:rPr>
+            <w:rFonts w:hint="eastAsia"/>
+            <w:noProof/>
+            <w:webHidden/>
+          </w:rPr>
+          <w:instrText xml:space="preserve"> </w:instrText>
+        </w:r>
+        <w:r>
+          <w:rPr>
+            <w:rFonts w:hint="eastAsia"/>
+            <w:noProof/>
+            <w:webHidden/>
+          </w:rPr>
+        </w:r>
+        <w:r>
+          <w:rPr>
+            <w:rFonts w:hint="eastAsia"/>
+            <w:noProof/>
+            <w:webHidden/>
+          </w:rPr>
+          <w:fldChar w:fldCharType="separate"/>
+        </w:r>
+        <w:r>
+          <w:rPr>
+            <w:rFonts w:hint="eastAsia"/>
+            <w:noProof/>
+            <w:webHidden/>
+          </w:rPr>
+          <w:t>17</w:t>
+        </w:r>
+        <w:r>
+          <w:rPr>
+            <w:rFonts w:hint="eastAsia"/>
+            <w:noProof/>
+            <w:webHidden/>
+          </w:rPr>
+          <w:fldChar w:fldCharType="end"/>
+        </w:r>
+      </w:hyperlink>
+    </w:p>
+    <w:p>
+      <w:pPr>
+        <w:pStyle w:val="TOC2"/>
+        <w:tabs>
+          <w:tab w:val="right" w:leader="dot" w:pos="8624"/>
+        </w:tabs>
+        <w:rPr>
+          <w:rFonts w:asciiTheme="minorHAnsi" w:eastAsiaTheme="minorEastAsia" w:hAnsiTheme="minorHAnsi" w:hint="eastAsia"/>
+          <w:noProof/>
+          <w:kern w:val="2"/>
+          <w:sz w:val="22"/>
+          <w:szCs w:val="24"/>
+          <w:lang w:eastAsia="zh-CN"/>
+          <w14:ligatures w14:val="standardContextual"/>
+        </w:rPr>
+      </w:pPr>
+      <w:hyperlink w:anchor="_Toc235781047" w:history="1">
+        <w:r>
+          <w:rPr>
+            <w:rStyle w:val="aff9"/>
+            <w:noProof/>
+          </w:rPr>
+          <w:t>8.1 测试策略</w:t>
+        </w:r>
+        <w:r>
+          <w:rPr>
+            <w:rFonts w:hint="eastAsia"/>
+            <w:noProof/>
+            <w:webHidden/>
+          </w:rPr>
+          <w:tab/>
+        </w:r>
+        <w:r>
+          <w:rPr>
+            <w:rFonts w:hint="eastAsia"/>
+            <w:noProof/>
+            <w:webHidden/>
+          </w:rPr>
+          <w:fldChar w:fldCharType="begin"/>
+        </w:r>
+        <w:r>
+          <w:rPr>
+            <w:rFonts w:hint="eastAsia"/>
+            <w:noProof/>
+            <w:webHidden/>
+          </w:rPr>
+          <w:instrText xml:space="preserve"> </w:instrText>
+        </w:r>
+        <w:r>
+          <w:rPr>
+            <w:noProof/>
+            <w:webHidden/>
+          </w:rPr>
+          <w:instrText>PAGEREF _Toc235781047 \h</w:instrText>
+        </w:r>
+        <w:r>
+          <w:rPr>
+            <w:rFonts w:hint="eastAsia"/>
+            <w:noProof/>
+            <w:webHidden/>
+          </w:rPr>
+          <w:instrText xml:space="preserve"> </w:instrText>
+        </w:r>
+        <w:r>
+          <w:rPr>
+            <w:rFonts w:hint="eastAsia"/>
+            <w:noProof/>
+            <w:webHidden/>
+          </w:rPr>
+        </w:r>
+        <w:r>
+          <w:rPr>
+            <w:rFonts w:hint="eastAsia"/>
+            <w:noProof/>
+            <w:webHidden/>
+          </w:rPr>
+          <w:fldChar w:fldCharType="separate"/>
+        </w:r>
+        <w:r>
+          <w:rPr>
+            <w:rFonts w:hint="eastAsia"/>
+            <w:noProof/>
+            <w:webHidden/>
+          </w:rPr>
+          <w:t>17</w:t>
+        </w:r>
+        <w:r>
+          <w:rPr>
+            <w:rFonts w:hint="eastAsia"/>
+            <w:noProof/>
+            <w:webHidden/>
+          </w:rPr>
+          <w:fldChar w:fldCharType="end"/>
+        </w:r>
+      </w:hyperlink>
+    </w:p>
+    <w:p>
+      <w:pPr>
+        <w:pStyle w:val="TOC2"/>
+        <w:tabs>
+          <w:tab w:val="right" w:leader="dot" w:pos="8624"/>
+        </w:tabs>
+        <w:rPr>
+          <w:rFonts w:asciiTheme="minorHAnsi" w:eastAsiaTheme="minorEastAsia" w:hAnsiTheme="minorHAnsi" w:hint="eastAsia"/>
+          <w:noProof/>
+          <w:kern w:val="2"/>
+          <w:sz w:val="22"/>
+          <w:szCs w:val="24"/>
+          <w:lang w:eastAsia="zh-CN"/>
+          <w14:ligatures w14:val="standardContextual"/>
+        </w:rPr>
+      </w:pPr>
+      <w:hyperlink w:anchor="_Toc235781048" w:history="1">
+        <w:r>
+          <w:rPr>
+            <w:rStyle w:val="aff9"/>
+            <w:noProof/>
+          </w:rPr>
+          <w:t>8.2 测试覆盖范围</w:t>
+        </w:r>
+        <w:r>
+          <w:rPr>
+            <w:rFonts w:hint="eastAsia"/>
+            <w:noProof/>
+            <w:webHidden/>
+          </w:rPr>
+          <w:tab/>
+        </w:r>
+        <w:r>
+          <w:rPr>
+            <w:rFonts w:hint="eastAsia"/>
+            <w:noProof/>
+            <w:webHidden/>
+          </w:rPr>
+          <w:fldChar w:fldCharType="begin"/>
+        </w:r>
+        <w:r>
+          <w:rPr>
+            <w:rFonts w:hint="eastAsia"/>
+            <w:noProof/>
+            <w:webHidden/>
+          </w:rPr>
+          <w:instrText xml:space="preserve"> </w:instrText>
+        </w:r>
+        <w:r>
+          <w:rPr>
+            <w:noProof/>
+            <w:webHidden/>
+          </w:rPr>
+          <w:instrText>PAGEREF _Toc235781048 \h</w:instrText>
+        </w:r>
+        <w:r>
+          <w:rPr>
+            <w:rFonts w:hint="eastAsia"/>
+            <w:noProof/>
+            <w:webHidden/>
+          </w:rPr>
+          <w:instrText xml:space="preserve"> </w:instrText>
+        </w:r>
+        <w:r>
+          <w:rPr>
+            <w:rFonts w:hint="eastAsia"/>
+            <w:noProof/>
+            <w:webHidden/>
+          </w:rPr>
+        </w:r>
+        <w:r>
+          <w:rPr>
+            <w:rFonts w:hint="eastAsia"/>
+            <w:noProof/>
+            <w:webHidden/>
+          </w:rPr>
+          <w:fldChar w:fldCharType="separate"/>
+        </w:r>
+        <w:r>
+          <w:rPr>
+            <w:rFonts w:hint="eastAsia"/>
+            <w:noProof/>
+            <w:webHidden/>
+          </w:rPr>
+          <w:t>17</w:t>
+        </w:r>
+        <w:r>
+          <w:rPr>
+            <w:rFonts w:hint="eastAsia"/>
+            <w:noProof/>
+            <w:webHidden/>
+          </w:rPr>
+          <w:fldChar w:fldCharType="end"/>
+        </w:r>
+      </w:hyperlink>
+    </w:p>
+    <w:p>
+      <w:pPr>
+        <w:pStyle w:val="TOC2"/>
+        <w:tabs>
+          <w:tab w:val="right" w:leader="dot" w:pos="8624"/>
+        </w:tabs>
+        <w:rPr>
+          <w:rFonts w:asciiTheme="minorHAnsi" w:eastAsiaTheme="minorEastAsia" w:hAnsiTheme="minorHAnsi" w:hint="eastAsia"/>
+          <w:noProof/>
+          <w:kern w:val="2"/>
+          <w:sz w:val="22"/>
+          <w:szCs w:val="24"/>
+          <w:lang w:eastAsia="zh-CN"/>
+          <w14:ligatures w14:val="standardContextual"/>
+        </w:rPr>
+      </w:pPr>
+      <w:hyperlink w:anchor="_Toc235781049" w:history="1">
+        <w:r>
+          <w:rPr>
+            <w:rStyle w:val="aff9"/>
+            <w:noProof/>
+          </w:rPr>
+          <w:t>8.3 测试结果</w:t>
+        </w:r>
+        <w:r>
+          <w:rPr>
+            <w:rFonts w:hint="eastAsia"/>
+            <w:noProof/>
+            <w:webHidden/>
+          </w:rPr>
+          <w:tab/>
+        </w:r>
+        <w:r>
+          <w:rPr>
+            <w:rFonts w:hint="eastAsia"/>
+            <w:noProof/>
+            <w:webHidden/>
+          </w:rPr>
+          <w:fldChar w:fldCharType="begin"/>
+        </w:r>
+        <w:r>
+          <w:rPr>
+            <w:rFonts w:hint="eastAsia"/>
+            <w:noProof/>
+            <w:webHidden/>
+          </w:rPr>
+          <w:instrText xml:space="preserve"> </w:instrText>
+        </w:r>
+        <w:r>
+          <w:rPr>
+            <w:noProof/>
+            <w:webHidden/>
+          </w:rPr>
+          <w:instrText>PAGEREF _Toc235781049 \h</w:instrText>
+        </w:r>
+        <w:r>
+          <w:rPr>
+            <w:rFonts w:hint="eastAsia"/>
+            <w:noProof/>
+            <w:webHidden/>
+          </w:rPr>
+          <w:instrText xml:space="preserve"> </w:instrText>
+        </w:r>
+        <w:r>
+          <w:rPr>
+            <w:rFonts w:hint="eastAsia"/>
+            <w:noProof/>
+            <w:webHidden/>
+          </w:rPr>
+        </w:r>
+        <w:r>
+          <w:rPr>
+            <w:rFonts w:hint="eastAsia"/>
+            <w:noProof/>
+            <w:webHidden/>
+          </w:rPr>
+          <w:fldChar w:fldCharType="separate"/>
+        </w:r>
+        <w:r>
+          <w:rPr>
+            <w:rFonts w:hint="eastAsia"/>
+            <w:noProof/>
+            <w:webHidden/>
+          </w:rPr>
+          <w:t>17</w:t>
         </w:r>
         <w:r>
           <w:rPr>
@@ -4190,7 +4672,7 @@
           <w:lang w:eastAsia="zh-CN"/>
         </w:rPr>
       </w:pPr>
-      <w:bookmarkStart w:id="2" w:name="_Toc235777948"/>
+      <w:bookmarkStart w:id="2" w:name="_Toc235781010"/>
       <w:r>
         <w:rPr>
           <w:rFonts w:ascii="黑体" w:eastAsia="黑体" w:hAnsi="黑体"/>
@@ -4208,7 +4690,7 @@
           <w:lang w:eastAsia="zh-CN"/>
         </w:rPr>
       </w:pPr>
-      <w:bookmarkStart w:id="3" w:name="_Toc235777949"/>
+      <w:bookmarkStart w:id="3" w:name="_Toc235781011"/>
       <w:r>
         <w:rPr>
           <w:rFonts w:ascii="黑体" w:eastAsia="黑体" w:hAnsi="黑体"/>
@@ -4258,7 +4740,7 @@
           <w:lang w:eastAsia="zh-CN"/>
         </w:rPr>
       </w:pPr>
-      <w:bookmarkStart w:id="4" w:name="_Toc235777950"/>
+      <w:bookmarkStart w:id="4" w:name="_Toc235781012"/>
       <w:r>
         <w:rPr>
           <w:rFonts w:ascii="黑体" w:eastAsia="黑体" w:hAnsi="黑体"/>
@@ -4352,7 +4834,7 @@
           <w:lang w:eastAsia="zh-CN"/>
         </w:rPr>
       </w:pPr>
-      <w:bookmarkStart w:id="5" w:name="_Toc235777951"/>
+      <w:bookmarkStart w:id="5" w:name="_Toc235781013"/>
       <w:r>
         <w:rPr>
           <w:rFonts w:ascii="黑体" w:eastAsia="黑体" w:hAnsi="黑体"/>
@@ -4383,7 +4865,7 @@
       <w:pPr>
         <w:pStyle w:val="21"/>
       </w:pPr>
-      <w:bookmarkStart w:id="6" w:name="_Toc235777952"/>
+      <w:bookmarkStart w:id="6" w:name="_Toc235781014"/>
       <w:r>
         <w:rPr>
           <w:rFonts w:ascii="黑体" w:eastAsia="黑体" w:hAnsi="黑体"/>
@@ -4848,7 +5330,7 @@
       <w:pPr>
         <w:pStyle w:val="1"/>
       </w:pPr>
-      <w:bookmarkStart w:id="7" w:name="_Toc235777953"/>
+      <w:bookmarkStart w:id="7" w:name="_Toc235781015"/>
       <w:r>
         <w:rPr>
           <w:rFonts w:ascii="黑体" w:eastAsia="黑体" w:hAnsi="黑体"/>
@@ -4863,7 +5345,7 @@
       <w:pPr>
         <w:pStyle w:val="21"/>
       </w:pPr>
-      <w:bookmarkStart w:id="8" w:name="_Toc235777954"/>
+      <w:bookmarkStart w:id="8" w:name="_Toc235781016"/>
       <w:r>
         <w:rPr>
           <w:rFonts w:ascii="黑体" w:eastAsia="黑体" w:hAnsi="黑体"/>
@@ -5224,7 +5706,7 @@
       <w:pPr>
         <w:pStyle w:val="21"/>
       </w:pPr>
-      <w:bookmarkStart w:id="9" w:name="_Toc235777955"/>
+      <w:bookmarkStart w:id="9" w:name="_Toc235781017"/>
       <w:r>
         <w:rPr>
           <w:rFonts w:ascii="黑体" w:eastAsia="黑体" w:hAnsi="黑体"/>
@@ -6375,7 +6857,7 @@
       <w:pPr>
         <w:pStyle w:val="1"/>
       </w:pPr>
-      <w:bookmarkStart w:id="10" w:name="_Toc235777956"/>
+      <w:bookmarkStart w:id="10" w:name="_Toc235781018"/>
       <w:r>
         <w:rPr>
           <w:rFonts w:ascii="黑体" w:eastAsia="黑体" w:hAnsi="黑体"/>
@@ -6390,7 +6872,7 @@
       <w:pPr>
         <w:pStyle w:val="21"/>
       </w:pPr>
-      <w:bookmarkStart w:id="11" w:name="_Toc235777957"/>
+      <w:bookmarkStart w:id="11" w:name="_Toc235781019"/>
       <w:r>
         <w:rPr>
           <w:rFonts w:ascii="黑体" w:eastAsia="黑体" w:hAnsi="黑体"/>
@@ -6479,7 +6961,7 @@
           <w:lang w:eastAsia="zh-CN"/>
         </w:rPr>
       </w:pPr>
-      <w:bookmarkStart w:id="12" w:name="_Toc235777958"/>
+      <w:bookmarkStart w:id="12" w:name="_Toc235781020"/>
       <w:r>
         <w:rPr>
           <w:rFonts w:ascii="黑体" w:eastAsia="黑体" w:hAnsi="黑体"/>
@@ -6558,7 +7040,7 @@
           <w:lang w:eastAsia="zh-CN"/>
         </w:rPr>
       </w:pPr>
-      <w:bookmarkStart w:id="13" w:name="_Toc235777959"/>
+      <w:bookmarkStart w:id="13" w:name="_Toc235781021"/>
       <w:r>
         <w:rPr>
           <w:rFonts w:ascii="黑体" w:eastAsia="黑体" w:hAnsi="黑体"/>
@@ -6652,7 +7134,7 @@
           <w:lang w:eastAsia="zh-CN"/>
         </w:rPr>
       </w:pPr>
-      <w:bookmarkStart w:id="14" w:name="_Toc235777960"/>
+      <w:bookmarkStart w:id="14" w:name="_Toc235781022"/>
       <w:r>
         <w:rPr>
           <w:rFonts w:ascii="黑体" w:eastAsia="黑体" w:hAnsi="黑体"/>
@@ -6746,7 +7228,7 @@
           <w:lang w:eastAsia="zh-CN"/>
         </w:rPr>
       </w:pPr>
-      <w:bookmarkStart w:id="15" w:name="_Toc235777961"/>
+      <w:bookmarkStart w:id="15" w:name="_Toc235781023"/>
       <w:r>
         <w:rPr>
           <w:rFonts w:ascii="黑体" w:eastAsia="黑体" w:hAnsi="黑体"/>
@@ -6841,7 +7323,7 @@
           <w:lang w:eastAsia="zh-CN"/>
         </w:rPr>
       </w:pPr>
-      <w:bookmarkStart w:id="16" w:name="_Toc235777962"/>
+      <w:bookmarkStart w:id="16" w:name="_Toc235781024"/>
       <w:r>
         <w:rPr>
           <w:rFonts w:ascii="黑体" w:eastAsia="黑体" w:hAnsi="黑体"/>
@@ -6920,7 +7402,7 @@
       <w:pPr>
         <w:pStyle w:val="21"/>
       </w:pPr>
-      <w:bookmarkStart w:id="17" w:name="_Toc235777963"/>
+      <w:bookmarkStart w:id="17" w:name="_Toc235781025"/>
       <w:r>
         <w:rPr>
           <w:rFonts w:ascii="黑体" w:eastAsia="黑体" w:hAnsi="黑体"/>
@@ -7012,7 +7494,7 @@
           <w:lang w:eastAsia="zh-CN"/>
         </w:rPr>
       </w:pPr>
-      <w:bookmarkStart w:id="18" w:name="_Toc235777964"/>
+      <w:bookmarkStart w:id="18" w:name="_Toc235781026"/>
       <w:r>
         <w:rPr>
           <w:rFonts w:ascii="黑体" w:eastAsia="黑体" w:hAnsi="黑体"/>
@@ -7107,7 +7589,7 @@
           <w:lang w:eastAsia="zh-CN"/>
         </w:rPr>
       </w:pPr>
-      <w:bookmarkStart w:id="19" w:name="_Toc235777965"/>
+      <w:bookmarkStart w:id="19" w:name="_Toc235781027"/>
       <w:r>
         <w:rPr>
           <w:rFonts w:ascii="黑体" w:eastAsia="黑体" w:hAnsi="黑体"/>
@@ -7201,7 +7683,7 @@
           <w:lang w:eastAsia="zh-CN"/>
         </w:rPr>
       </w:pPr>
-      <w:bookmarkStart w:id="20" w:name="_Toc235777966"/>
+      <w:bookmarkStart w:id="20" w:name="_Toc235781028"/>
       <w:r>
         <w:rPr>
           <w:rFonts w:ascii="黑体" w:eastAsia="黑体" w:hAnsi="黑体"/>
@@ -7295,7 +7777,7 @@
           <w:lang w:eastAsia="zh-CN"/>
         </w:rPr>
       </w:pPr>
-      <w:bookmarkStart w:id="21" w:name="_Toc235777967"/>
+      <w:bookmarkStart w:id="21" w:name="_Toc235781029"/>
       <w:r>
         <w:rPr>
           <w:rFonts w:ascii="黑体" w:eastAsia="黑体" w:hAnsi="黑体"/>
@@ -7390,7 +7872,7 @@
           <w:lang w:eastAsia="zh-CN"/>
         </w:rPr>
       </w:pPr>
-      <w:bookmarkStart w:id="22" w:name="_Toc235777968"/>
+      <w:bookmarkStart w:id="22" w:name="_Toc235781030"/>
       <w:r>
         <w:rPr>
           <w:rFonts w:ascii="黑体" w:eastAsia="黑体" w:hAnsi="黑体"/>
@@ -7498,7 +7980,7 @@
           <w:lang w:eastAsia="zh-CN"/>
         </w:rPr>
       </w:pPr>
-      <w:bookmarkStart w:id="23" w:name="_Toc235777969"/>
+      <w:bookmarkStart w:id="23" w:name="_Toc235781031"/>
       <w:r>
         <w:rPr>
           <w:rFonts w:ascii="黑体" w:eastAsia="黑体" w:hAnsi="黑体"/>
@@ -7517,7 +7999,7 @@
           <w:lang w:eastAsia="zh-CN"/>
         </w:rPr>
       </w:pPr>
-      <w:bookmarkStart w:id="24" w:name="_Toc235777970"/>
+      <w:bookmarkStart w:id="24" w:name="_Toc235781032"/>
       <w:r>
         <w:rPr>
           <w:rFonts w:ascii="黑体" w:eastAsia="黑体" w:hAnsi="黑体"/>
@@ -7596,7 +8078,7 @@
           <w:lang w:eastAsia="zh-CN"/>
         </w:rPr>
       </w:pPr>
-      <w:bookmarkStart w:id="25" w:name="_Toc235777971"/>
+      <w:bookmarkStart w:id="25" w:name="_Toc235781033"/>
       <w:r>
         <w:rPr>
           <w:rFonts w:ascii="黑体" w:eastAsia="黑体" w:hAnsi="黑体"/>
@@ -7705,7 +8187,7 @@
           <w:lang w:eastAsia="zh-CN"/>
         </w:rPr>
       </w:pPr>
-      <w:bookmarkStart w:id="26" w:name="_Toc235777972"/>
+      <w:bookmarkStart w:id="26" w:name="_Toc235781034"/>
       <w:r>
         <w:rPr>
           <w:rFonts w:ascii="黑体" w:eastAsia="黑体" w:hAnsi="黑体"/>
@@ -7784,7 +8266,7 @@
           <w:lang w:eastAsia="zh-CN"/>
         </w:rPr>
       </w:pPr>
-      <w:bookmarkStart w:id="27" w:name="_Toc235777973"/>
+      <w:bookmarkStart w:id="27" w:name="_Toc235781035"/>
       <w:r>
         <w:rPr>
           <w:rFonts w:ascii="黑体" w:eastAsia="黑体" w:hAnsi="黑体"/>
@@ -7851,7 +8333,7 @@
           <w:lang w:eastAsia="zh-CN"/>
         </w:rPr>
       </w:pPr>
-      <w:bookmarkStart w:id="28" w:name="_Toc235777974"/>
+      <w:bookmarkStart w:id="28" w:name="_Toc235781036"/>
       <w:r>
         <w:rPr>
           <w:rFonts w:ascii="黑体" w:eastAsia="黑体" w:hAnsi="黑体"/>
@@ -7926,7 +8408,7 @@
       <w:pPr>
         <w:pStyle w:val="1"/>
       </w:pPr>
-      <w:bookmarkStart w:id="29" w:name="_Toc235777975"/>
+      <w:bookmarkStart w:id="29" w:name="_Toc235781037"/>
       <w:r>
         <w:rPr>
           <w:rFonts w:ascii="黑体" w:eastAsia="黑体" w:hAnsi="黑体"/>
@@ -7941,7 +8423,7 @@
       <w:pPr>
         <w:pStyle w:val="21"/>
       </w:pPr>
-      <w:bookmarkStart w:id="30" w:name="_Toc235777976"/>
+      <w:bookmarkStart w:id="30" w:name="_Toc235781038"/>
       <w:r>
         <w:rPr>
           <w:rFonts w:ascii="黑体" w:eastAsia="黑体" w:hAnsi="黑体"/>
@@ -9168,7 +9650,7 @@
           <w:lang w:eastAsia="zh-CN"/>
         </w:rPr>
       </w:pPr>
-      <w:bookmarkStart w:id="31" w:name="_Toc235777977"/>
+      <w:bookmarkStart w:id="31" w:name="_Toc235781039"/>
       <w:r>
         <w:rPr>
           <w:rFonts w:ascii="黑体" w:eastAsia="黑体" w:hAnsi="黑体"/>
@@ -9262,7 +9744,7 @@
           <w:lang w:eastAsia="zh-CN"/>
         </w:rPr>
       </w:pPr>
-      <w:bookmarkStart w:id="32" w:name="_Toc235777978"/>
+      <w:bookmarkStart w:id="32" w:name="_Toc235781040"/>
       <w:r>
         <w:rPr>
           <w:rFonts w:ascii="黑体" w:eastAsia="黑体" w:hAnsi="黑体"/>
@@ -10519,7 +11001,7 @@
       <w:pPr>
         <w:pStyle w:val="1"/>
       </w:pPr>
-      <w:bookmarkStart w:id="33" w:name="_Toc235777979"/>
+      <w:bookmarkStart w:id="33" w:name="_Toc235781041"/>
       <w:r>
         <w:rPr>
           <w:rFonts w:ascii="黑体" w:eastAsia="黑体" w:hAnsi="黑体"/>
@@ -10534,7 +11016,7 @@
       <w:pPr>
         <w:pStyle w:val="21"/>
       </w:pPr>
-      <w:bookmarkStart w:id="34" w:name="_Toc235777980"/>
+      <w:bookmarkStart w:id="34" w:name="_Toc235781042"/>
       <w:r>
         <w:rPr>
           <w:rFonts w:ascii="黑体" w:eastAsia="黑体" w:hAnsi="黑体"/>
@@ -10637,7 +11119,7 @@
           <w:lang w:eastAsia="zh-CN"/>
         </w:rPr>
       </w:pPr>
-      <w:bookmarkStart w:id="35" w:name="_Toc235777981"/>
+      <w:bookmarkStart w:id="35" w:name="_Toc235781043"/>
       <w:r>
         <w:rPr>
           <w:rFonts w:ascii="黑体" w:eastAsia="黑体" w:hAnsi="黑体"/>
@@ -11286,7 +11768,7 @@
       <w:pPr>
         <w:pStyle w:val="21"/>
       </w:pPr>
-      <w:bookmarkStart w:id="36" w:name="_Toc235777982"/>
+      <w:bookmarkStart w:id="36" w:name="_Toc235781044"/>
       <w:r>
         <w:rPr>
           <w:rFonts w:ascii="黑体" w:eastAsia="黑体" w:hAnsi="黑体"/>
@@ -11406,7 +11888,7 @@
           <w:lang w:eastAsia="zh-CN"/>
         </w:rPr>
       </w:pPr>
-      <w:bookmarkStart w:id="37" w:name="_Toc235777983"/>
+      <w:bookmarkStart w:id="37" w:name="_Toc235781045"/>
       <w:r>
         <w:rPr>
           <w:rFonts w:ascii="黑体" w:eastAsia="黑体" w:hAnsi="黑体"/>
@@ -11476,6 +11958,310 @@
           <w:lang w:eastAsia="zh-CN"/>
         </w:rPr>
         <w:t>4）《云南省应对重特大地震灾害应急预案》</w:t>
+      </w:r>
+    </w:p>
+    <w:p>
+      <w:pPr>
+        <w:pStyle w:val="1"/>
+        <w:rPr>
+          <w:lang w:eastAsia="zh-CN"/>
+        </w:rPr>
+      </w:pPr>
+      <w:bookmarkStart w:id="38" w:name="_Toc235781046"/>
+      <w:r>
+        <w:rPr>
+          <w:lang w:eastAsia="zh-CN"/>
+        </w:rPr>
+        <w:lastRenderedPageBreak/>
+        <w:t>第</w:t>
+      </w:r>
+      <w:r>
+        <w:rPr>
+          <w:lang w:eastAsia="zh-CN"/>
+        </w:rPr>
+        <w:t>8</w:t>
+      </w:r>
+      <w:r>
+        <w:rPr>
+          <w:lang w:eastAsia="zh-CN"/>
+        </w:rPr>
+        <w:t>章</w:t>
+      </w:r>
+      <w:r>
+        <w:rPr>
+          <w:lang w:eastAsia="zh-CN"/>
+        </w:rPr>
+        <w:t xml:space="preserve"> </w:t>
+      </w:r>
+      <w:r>
+        <w:rPr>
+          <w:lang w:eastAsia="zh-CN"/>
+        </w:rPr>
+        <w:t>测试与质量保证</w:t>
+      </w:r>
+      <w:bookmarkEnd w:id="38"/>
+    </w:p>
+    <w:p>
+      <w:pPr>
+        <w:pStyle w:val="21"/>
+        <w:rPr>
+          <w:lang w:eastAsia="zh-CN"/>
+        </w:rPr>
+      </w:pPr>
+      <w:bookmarkStart w:id="39" w:name="_Toc235781047"/>
+      <w:r>
+        <w:rPr>
+          <w:sz w:val="24"/>
+          <w:lang w:eastAsia="zh-CN"/>
+        </w:rPr>
+        <w:t xml:space="preserve">8.1 </w:t>
+      </w:r>
+      <w:r>
+        <w:rPr>
+          <w:sz w:val="24"/>
+          <w:lang w:eastAsia="zh-CN"/>
+        </w:rPr>
+        <w:t>测试策略</w:t>
+      </w:r>
+      <w:bookmarkEnd w:id="39"/>
+    </w:p>
+    <w:p>
+      <w:pPr>
+        <w:rPr>
+          <w:rFonts w:hint="eastAsia"/>
+          <w:lang w:eastAsia="zh-CN"/>
+        </w:rPr>
+      </w:pPr>
+      <w:r>
+        <w:rPr>
+          <w:lang w:eastAsia="zh-CN"/>
+        </w:rPr>
+        <w:t>平台采用分层测试策略，覆盖单元测试、集成测试和前端组件测试三个层面，结合GitHub Actions实现持续集成自动化测试。</w:t>
+      </w:r>
+    </w:p>
+    <w:p>
+      <w:pPr>
+        <w:rPr>
+          <w:rFonts w:hint="eastAsia"/>
+        </w:rPr>
+      </w:pPr>
+      <w:r>
+        <w:t>测试框架选型：</w:t>
+      </w:r>
+    </w:p>
+    <w:p>
+      <w:pPr>
+        <w:pStyle w:val="a0"/>
+        <w:rPr>
+          <w:rFonts w:hint="eastAsia"/>
+        </w:rPr>
+      </w:pPr>
+      <w:r>
+        <w:t>后端单元测试：pytest 9.1 + pytest-asyncio，共计61个测试用例</w:t>
+      </w:r>
+    </w:p>
+    <w:p>
+      <w:pPr>
+        <w:pStyle w:val="a0"/>
+        <w:rPr>
+          <w:rFonts w:hint="eastAsia"/>
+        </w:rPr>
+      </w:pPr>
+      <w:r>
+        <w:t>后端集成测试：pytest + httpx (ASGI transport)，共计10个API端点测试用例</w:t>
+      </w:r>
+    </w:p>
+    <w:p>
+      <w:pPr>
+        <w:pStyle w:val="a0"/>
+        <w:rPr>
+          <w:rFonts w:hint="eastAsia"/>
+        </w:rPr>
+      </w:pPr>
+      <w:r>
+        <w:t>前端组件测试：vitest 4.1 + @testing-library/react，覆盖全部10个页面（42个测试用例）</w:t>
+      </w:r>
+    </w:p>
+    <w:p>
+      <w:pPr>
+        <w:pStyle w:val="a0"/>
+        <w:rPr>
+          <w:rFonts w:hint="eastAsia"/>
+        </w:rPr>
+      </w:pPr>
+      <w:r>
+        <w:t>CI/CD：GitHub Actions，每次push到main分支自动运行全量测试</w:t>
+      </w:r>
+    </w:p>
+    <w:p>
+      <w:pPr>
+        <w:pStyle w:val="21"/>
+      </w:pPr>
+      <w:bookmarkStart w:id="40" w:name="_Toc235781048"/>
+      <w:r>
+        <w:rPr>
+          <w:sz w:val="24"/>
+        </w:rPr>
+        <w:t xml:space="preserve">8.2 </w:t>
+      </w:r>
+      <w:r>
+        <w:rPr>
+          <w:sz w:val="24"/>
+        </w:rPr>
+        <w:t>测试覆盖范围</w:t>
+      </w:r>
+      <w:bookmarkEnd w:id="40"/>
+    </w:p>
+    <w:p>
+      <w:pPr>
+        <w:rPr>
+          <w:rFonts w:hint="eastAsia"/>
+          <w:lang w:eastAsia="zh-CN"/>
+        </w:rPr>
+      </w:pPr>
+      <w:r>
+        <w:rPr>
+          <w:lang w:eastAsia="zh-CN"/>
+        </w:rPr>
+        <w:t>后端核心层：密码哈希、JWT认证、灾情状态机(FSM)、Haversine距离计算</w:t>
+      </w:r>
+    </w:p>
+    <w:p>
+      <w:pPr>
+        <w:rPr>
+          <w:rFonts w:hint="eastAsia"/>
+          <w:lang w:eastAsia="zh-CN"/>
+        </w:rPr>
+      </w:pPr>
+      <w:r>
+        <w:rPr>
+          <w:lang w:eastAsia="zh-CN"/>
+        </w:rPr>
+        <w:t>后端服务层：AI Agent执行器、DeepSeek客户端、采集入库管线、资源自动调度、RAG检索、审计日志、AI模板引擎降级</w:t>
+      </w:r>
+    </w:p>
+    <w:p>
+      <w:pPr>
+        <w:rPr>
+          <w:rFonts w:hint="eastAsia"/>
+          <w:lang w:eastAsia="zh-CN"/>
+        </w:rPr>
+      </w:pPr>
+      <w:r>
+        <w:rPr>
+          <w:lang w:eastAsia="zh-CN"/>
+        </w:rPr>
+        <w:t>前端页面：登录页、态势大屏、灾情上报、信息审核、方案工作台、资源调度、知识库、数据源管理、Agent审计、用户管理</w:t>
+      </w:r>
+    </w:p>
+    <w:p>
+      <w:pPr>
+        <w:rPr>
+          <w:rFonts w:hint="eastAsia"/>
+        </w:rPr>
+      </w:pPr>
+      <w:r>
+        <w:t>API端点：认证(/api/auth)、灾情(/api/incidents)、资源(/api/resources)、统计(/api/statistics)、健康检查(/api/health)</w:t>
+      </w:r>
+    </w:p>
+    <w:p>
+      <w:pPr>
+        <w:pStyle w:val="21"/>
+        <w:rPr>
+          <w:lang w:eastAsia="zh-CN"/>
+        </w:rPr>
+      </w:pPr>
+      <w:bookmarkStart w:id="41" w:name="_Toc235781049"/>
+      <w:r>
+        <w:rPr>
+          <w:sz w:val="24"/>
+          <w:lang w:eastAsia="zh-CN"/>
+        </w:rPr>
+        <w:t xml:space="preserve">8.3 </w:t>
+      </w:r>
+      <w:r>
+        <w:rPr>
+          <w:sz w:val="24"/>
+          <w:lang w:eastAsia="zh-CN"/>
+        </w:rPr>
+        <w:t>测试结果</w:t>
+      </w:r>
+      <w:bookmarkEnd w:id="41"/>
+    </w:p>
+    <w:p>
+      <w:pPr>
+        <w:rPr>
+          <w:rFonts w:hint="eastAsia"/>
+          <w:lang w:eastAsia="zh-CN"/>
+        </w:rPr>
+      </w:pPr>
+      <w:r>
+        <w:rPr>
+          <w:lang w:eastAsia="zh-CN"/>
+        </w:rPr>
+        <w:t>本版本所有测试用例均已通过验证：</w:t>
+      </w:r>
+    </w:p>
+    <w:p>
+      <w:pPr>
+        <w:pStyle w:val="a0"/>
+        <w:rPr>
+          <w:rFonts w:hint="eastAsia"/>
+        </w:rPr>
+      </w:pPr>
+      <w:r>
+        <w:t>后端单元测试：61 passed, 0 failed</w:t>
+      </w:r>
+    </w:p>
+    <w:p>
+      <w:pPr>
+        <w:pStyle w:val="a0"/>
+        <w:rPr>
+          <w:rFonts w:hint="eastAsia"/>
+        </w:rPr>
+      </w:pPr>
+      <w:r>
+        <w:t>后端集成测试：10 passed（需PostgreSQL环境，否则自动跳过）</w:t>
+      </w:r>
+    </w:p>
+    <w:p>
+      <w:pPr>
+        <w:pStyle w:val="a0"/>
+        <w:rPr>
+          <w:rFonts w:hint="eastAsia"/>
+        </w:rPr>
+      </w:pPr>
+      <w:r>
+        <w:t>前端组件测试：12个测试文件，42 passed, 0 failed</w:t>
+      </w:r>
+    </w:p>
+    <w:p>
+      <w:pPr>
+        <w:pStyle w:val="a0"/>
+        <w:rPr>
+          <w:rFonts w:hint="eastAsia"/>
+          <w:lang w:eastAsia="zh-CN"/>
+        </w:rPr>
+      </w:pPr>
+      <w:r>
+        <w:rPr>
+          <w:lang w:eastAsia="zh-CN"/>
+        </w:rPr>
+        <w:t>全量测试：71个后端 + 42个前端 = 113个测试用例全部通过</w:t>
+      </w:r>
+    </w:p>
+    <w:p>
+      <w:pPr>
+        <w:rPr>
+          <w:rFonts w:hint="eastAsia"/>
+          <w:lang w:eastAsia="zh-CN"/>
+        </w:rPr>
+      </w:pPr>
+      <w:r>
+        <w:rPr>
+          <w:lang w:eastAsia="zh-CN"/>
+        </w:rPr>
+        <w:t>详细测试报告见 docs/测试报告.md。</w:t>
       </w:r>
     </w:p>
     <w:sectPr>

--- a/docs/需求说明书.docx
+++ b/docs/需求说明书.docx
@@ -95,7 +95,7 @@
           <w:sz w:val="24"/>
           <w:lang w:eastAsia="zh-CN"/>
         </w:rPr>
-        <w:t>版本：V1.2</w:t>
+        <w:t>版本：V1.3</w:t>
       </w:r>
       <w:r>
         <w:rPr>
@@ -103,7 +103,7 @@
           <w:lang w:eastAsia="zh-CN"/>
         </w:rPr>
         <w:br/>
-        <w:t>日期：2026年07月24日</w:t>
+        <w:t>日期：2026年07月25日</w:t>
       </w:r>
       <w:r>
         <w:rPr>
@@ -111,7 +111,7 @@
           <w:lang w:eastAsia="zh-CN"/>
         </w:rPr>
         <w:br/>
-        <w:t>状态：更新</w:t>
+        <w:t>状态：安全加固版</w:t>
       </w:r>
     </w:p>
     <w:p>
@@ -8091,6 +8091,21 @@
       <w:bookmarkEnd w:id="25"/>
     </w:p>
     <w:p>
+      <w:r>
+        <w:t>3）API限流保护：基于slowapi实现IP级别频率限制。登录接口限制5次/分钟，AI方案生成接口限制3次/分钟，其他接口默认60次/分钟。超限返回HTTP 429状态码。</w:t>
+      </w:r>
+    </w:p>
+    <w:p>
+      <w:r>
+        <w:t>4）请求体大小限制：POST/PUT/PATCH请求体最大限制为10MB，超限返回HTTP 413状态码，防止大文件上传导致内存溢出。</w:t>
+      </w:r>
+    </w:p>
+    <w:p>
+      <w:r>
+        <w:t>5）密码强度校验：创建或修改用户密码时强制校验：至少6位字符，且必须同时包含字母和数字。不合格密码返回400错误并提示具体要求。</w:t>
+      </w:r>
+    </w:p>
+    <w:p>
       <w:pPr>
         <w:spacing w:before="40" w:after="80"/>
         <w:rPr>
@@ -12057,7 +12072,7 @@
         </w:rPr>
       </w:pPr>
       <w:r>
-        <w:t>后端单元测试：pytest 9.1 + pytest-asyncio，共计61个测试用例</w:t>
+        <w:t>后端单元测试：pytest 9.1 + pytest-asyncio，共计80个测试用例</w:t>
       </w:r>
     </w:p>
     <w:p>
@@ -12068,7 +12083,7 @@
         </w:rPr>
       </w:pPr>
       <w:r>
-        <w:t>后端集成测试：pytest + httpx (ASGI transport)，共计10个API端点测试用例</w:t>
+        <w:t>后端集成测试：pytest + httpx (ASGI transport)，共计42个API端点测试用例</w:t>
       </w:r>
     </w:p>
     <w:p>
@@ -12210,7 +12225,7 @@
         </w:rPr>
       </w:pPr>
       <w:r>
-        <w:t>后端单元测试：61 passed, 0 failed</w:t>
+        <w:t>后端单元测试：80 passed, 0 failed</w:t>
       </w:r>
     </w:p>
     <w:p>
@@ -12221,7 +12236,7 @@
         </w:rPr>
       </w:pPr>
       <w:r>
-        <w:t>后端集成测试：10 passed（需PostgreSQL环境，否则自动跳过）</w:t>
+        <w:t>后端集成测试：42 passed（需PostgreSQL环境，否则自动跳过）</w:t>
       </w:r>
     </w:p>
     <w:p>
@@ -12247,7 +12262,7 @@
         <w:rPr>
           <w:lang w:eastAsia="zh-CN"/>
         </w:rPr>
-        <w:t>全量测试：71个后端 + 42个前端 = 113个测试用例全部通过</w:t>
+        <w:t>全量测试：122个后端 + 42个前端 = 177个测试用例全部通过</w:t>
       </w:r>
     </w:p>
     <w:p>

--- a/docs/需求说明书.docx
+++ b/docs/需求说明书.docx
@@ -132,7 +132,7 @@
       <w:pPr>
         <w:pStyle w:val="1"/>
       </w:pPr>
-      <w:bookmarkStart w:id="0" w:name="_Toc235781008"/>
+      <w:bookmarkStart w:id="0" w:name="_Toc235866512"/>
       <w:r>
         <w:rPr>
           <w:rFonts w:ascii="黑体" w:eastAsia="黑体" w:hAnsi="黑体"/>
@@ -490,7 +490,7 @@
       <w:pPr>
         <w:pStyle w:val="1"/>
       </w:pPr>
-      <w:bookmarkStart w:id="1" w:name="_Toc235781009"/>
+      <w:bookmarkStart w:id="1" w:name="_Toc235866513"/>
       <w:r>
         <w:rPr>
           <w:rFonts w:ascii="黑体" w:eastAsia="黑体" w:hAnsi="黑体"/>
@@ -525,7 +525,7 @@
       <w:r>
         <w:fldChar w:fldCharType="separate"/>
       </w:r>
-      <w:hyperlink w:anchor="_Toc235781008" w:history="1">
+      <w:hyperlink w:anchor="_Toc235866512" w:history="1">
         <w:r>
           <w:rPr>
             <w:rStyle w:val="aff9"/>
@@ -563,7 +563,7 @@
             <w:noProof/>
             <w:webHidden/>
           </w:rPr>
-          <w:instrText>PAGEREF _Toc235781008 \h</w:instrText>
+          <w:instrText>PAGEREF _Toc235866512 \h</w:instrText>
         </w:r>
         <w:r>
           <w:rPr>
@@ -622,7 +622,7 @@
           <w14:ligatures w14:val="standardContextual"/>
         </w:rPr>
       </w:pPr>
-      <w:hyperlink w:anchor="_Toc235781009" w:history="1">
+      <w:hyperlink w:anchor="_Toc235866513" w:history="1">
         <w:r>
           <w:rPr>
             <w:rStyle w:val="aff9"/>
@@ -660,7 +660,7 @@
             <w:noProof/>
             <w:webHidden/>
           </w:rPr>
-          <w:instrText>PAGEREF _Toc235781009 \h</w:instrText>
+          <w:instrText>PAGEREF _Toc235866513 \h</w:instrText>
         </w:r>
         <w:r>
           <w:rPr>
@@ -719,7 +719,7 @@
           <w14:ligatures w14:val="standardContextual"/>
         </w:rPr>
       </w:pPr>
-      <w:hyperlink w:anchor="_Toc235781010" w:history="1">
+      <w:hyperlink w:anchor="_Toc235866514" w:history="1">
         <w:r>
           <w:rPr>
             <w:rStyle w:val="aff9"/>
@@ -758,7 +758,7 @@
             <w:noProof/>
             <w:webHidden/>
           </w:rPr>
-          <w:instrText>PAGEREF _Toc235781010 \h</w:instrText>
+          <w:instrText>PAGEREF _Toc235866514 \h</w:instrText>
         </w:r>
         <w:r>
           <w:rPr>
@@ -817,7 +817,7 @@
           <w14:ligatures w14:val="standardContextual"/>
         </w:rPr>
       </w:pPr>
-      <w:hyperlink w:anchor="_Toc235781011" w:history="1">
+      <w:hyperlink w:anchor="_Toc235866515" w:history="1">
         <w:r>
           <w:rPr>
             <w:rStyle w:val="aff9"/>
@@ -856,7 +856,7 @@
             <w:noProof/>
             <w:webHidden/>
           </w:rPr>
-          <w:instrText>PAGEREF _Toc235781011 \h</w:instrText>
+          <w:instrText>PAGEREF _Toc235866515 \h</w:instrText>
         </w:r>
         <w:r>
           <w:rPr>
@@ -915,7 +915,7 @@
           <w14:ligatures w14:val="standardContextual"/>
         </w:rPr>
       </w:pPr>
-      <w:hyperlink w:anchor="_Toc235781012" w:history="1">
+      <w:hyperlink w:anchor="_Toc235866516" w:history="1">
         <w:r>
           <w:rPr>
             <w:rStyle w:val="aff9"/>
@@ -954,7 +954,7 @@
             <w:noProof/>
             <w:webHidden/>
           </w:rPr>
-          <w:instrText>PAGEREF _Toc235781012 \h</w:instrText>
+          <w:instrText>PAGEREF _Toc235866516 \h</w:instrText>
         </w:r>
         <w:r>
           <w:rPr>
@@ -1013,7 +1013,7 @@
           <w14:ligatures w14:val="standardContextual"/>
         </w:rPr>
       </w:pPr>
-      <w:hyperlink w:anchor="_Toc235781013" w:history="1">
+      <w:hyperlink w:anchor="_Toc235866517" w:history="1">
         <w:r>
           <w:rPr>
             <w:rStyle w:val="aff9"/>
@@ -1052,7 +1052,7 @@
             <w:noProof/>
             <w:webHidden/>
           </w:rPr>
-          <w:instrText>PAGEREF _Toc235781013 \h</w:instrText>
+          <w:instrText>PAGEREF _Toc235866517 \h</w:instrText>
         </w:r>
         <w:r>
           <w:rPr>
@@ -1111,7 +1111,7 @@
           <w14:ligatures w14:val="standardContextual"/>
         </w:rPr>
       </w:pPr>
-      <w:hyperlink w:anchor="_Toc235781014" w:history="1">
+      <w:hyperlink w:anchor="_Toc235866518" w:history="1">
         <w:r>
           <w:rPr>
             <w:rStyle w:val="aff9"/>
@@ -1149,7 +1149,7 @@
             <w:noProof/>
             <w:webHidden/>
           </w:rPr>
-          <w:instrText>PAGEREF _Toc235781014 \h</w:instrText>
+          <w:instrText>PAGEREF _Toc235866518 \h</w:instrText>
         </w:r>
         <w:r>
           <w:rPr>
@@ -1208,7 +1208,7 @@
           <w14:ligatures w14:val="standardContextual"/>
         </w:rPr>
       </w:pPr>
-      <w:hyperlink w:anchor="_Toc235781015" w:history="1">
+      <w:hyperlink w:anchor="_Toc235866519" w:history="1">
         <w:r>
           <w:rPr>
             <w:rStyle w:val="aff9"/>
@@ -1246,7 +1246,7 @@
             <w:noProof/>
             <w:webHidden/>
           </w:rPr>
-          <w:instrText>PAGEREF _Toc235781015 \h</w:instrText>
+          <w:instrText>PAGEREF _Toc235866519 \h</w:instrText>
         </w:r>
         <w:r>
           <w:rPr>
@@ -1305,7 +1305,7 @@
           <w14:ligatures w14:val="standardContextual"/>
         </w:rPr>
       </w:pPr>
-      <w:hyperlink w:anchor="_Toc235781016" w:history="1">
+      <w:hyperlink w:anchor="_Toc235866520" w:history="1">
         <w:r>
           <w:rPr>
             <w:rStyle w:val="aff9"/>
@@ -1343,7 +1343,7 @@
             <w:noProof/>
             <w:webHidden/>
           </w:rPr>
-          <w:instrText>PAGEREF _Toc235781016 \h</w:instrText>
+          <w:instrText>PAGEREF _Toc235866520 \h</w:instrText>
         </w:r>
         <w:r>
           <w:rPr>
@@ -1402,7 +1402,7 @@
           <w14:ligatures w14:val="standardContextual"/>
         </w:rPr>
       </w:pPr>
-      <w:hyperlink w:anchor="_Toc235781017" w:history="1">
+      <w:hyperlink w:anchor="_Toc235866521" w:history="1">
         <w:r>
           <w:rPr>
             <w:rStyle w:val="aff9"/>
@@ -1440,7 +1440,7 @@
             <w:noProof/>
             <w:webHidden/>
           </w:rPr>
-          <w:instrText>PAGEREF _Toc235781017 \h</w:instrText>
+          <w:instrText>PAGEREF _Toc235866521 \h</w:instrText>
         </w:r>
         <w:r>
           <w:rPr>
@@ -1499,7 +1499,7 @@
           <w14:ligatures w14:val="standardContextual"/>
         </w:rPr>
       </w:pPr>
-      <w:hyperlink w:anchor="_Toc235781018" w:history="1">
+      <w:hyperlink w:anchor="_Toc235866522" w:history="1">
         <w:r>
           <w:rPr>
             <w:rStyle w:val="aff9"/>
@@ -1537,7 +1537,7 @@
             <w:noProof/>
             <w:webHidden/>
           </w:rPr>
-          <w:instrText>PAGEREF _Toc235781018 \h</w:instrText>
+          <w:instrText>PAGEREF _Toc235866522 \h</w:instrText>
         </w:r>
         <w:r>
           <w:rPr>
@@ -1596,7 +1596,7 @@
           <w14:ligatures w14:val="standardContextual"/>
         </w:rPr>
       </w:pPr>
-      <w:hyperlink w:anchor="_Toc235781019" w:history="1">
+      <w:hyperlink w:anchor="_Toc235866523" w:history="1">
         <w:r>
           <w:rPr>
             <w:rStyle w:val="aff9"/>
@@ -1634,7 +1634,7 @@
             <w:noProof/>
             <w:webHidden/>
           </w:rPr>
-          <w:instrText>PAGEREF _Toc235781019 \h</w:instrText>
+          <w:instrText>PAGEREF _Toc235866523 \h</w:instrText>
         </w:r>
         <w:r>
           <w:rPr>
@@ -1693,7 +1693,7 @@
           <w14:ligatures w14:val="standardContextual"/>
         </w:rPr>
       </w:pPr>
-      <w:hyperlink w:anchor="_Toc235781020" w:history="1">
+      <w:hyperlink w:anchor="_Toc235866524" w:history="1">
         <w:r>
           <w:rPr>
             <w:rStyle w:val="aff9"/>
@@ -1732,7 +1732,7 @@
             <w:noProof/>
             <w:webHidden/>
           </w:rPr>
-          <w:instrText>PAGEREF _Toc235781020 \h</w:instrText>
+          <w:instrText>PAGEREF _Toc235866524 \h</w:instrText>
         </w:r>
         <w:r>
           <w:rPr>
@@ -1791,7 +1791,7 @@
           <w14:ligatures w14:val="standardContextual"/>
         </w:rPr>
       </w:pPr>
-      <w:hyperlink w:anchor="_Toc235781021" w:history="1">
+      <w:hyperlink w:anchor="_Toc235866525" w:history="1">
         <w:r>
           <w:rPr>
             <w:rStyle w:val="aff9"/>
@@ -1830,7 +1830,7 @@
             <w:noProof/>
             <w:webHidden/>
           </w:rPr>
-          <w:instrText>PAGEREF _Toc235781021 \h</w:instrText>
+          <w:instrText>PAGEREF _Toc235866525 \h</w:instrText>
         </w:r>
         <w:r>
           <w:rPr>
@@ -1889,7 +1889,7 @@
           <w14:ligatures w14:val="standardContextual"/>
         </w:rPr>
       </w:pPr>
-      <w:hyperlink w:anchor="_Toc235781022" w:history="1">
+      <w:hyperlink w:anchor="_Toc235866526" w:history="1">
         <w:r>
           <w:rPr>
             <w:rStyle w:val="aff9"/>
@@ -1928,7 +1928,7 @@
             <w:noProof/>
             <w:webHidden/>
           </w:rPr>
-          <w:instrText>PAGEREF _Toc235781022 \h</w:instrText>
+          <w:instrText>PAGEREF _Toc235866526 \h</w:instrText>
         </w:r>
         <w:r>
           <w:rPr>
@@ -1987,7 +1987,7 @@
           <w14:ligatures w14:val="standardContextual"/>
         </w:rPr>
       </w:pPr>
-      <w:hyperlink w:anchor="_Toc235781023" w:history="1">
+      <w:hyperlink w:anchor="_Toc235866527" w:history="1">
         <w:r>
           <w:rPr>
             <w:rStyle w:val="aff9"/>
@@ -2026,7 +2026,7 @@
             <w:noProof/>
             <w:webHidden/>
           </w:rPr>
-          <w:instrText>PAGEREF _Toc235781023 \h</w:instrText>
+          <w:instrText>PAGEREF _Toc235866527 \h</w:instrText>
         </w:r>
         <w:r>
           <w:rPr>
@@ -2085,7 +2085,7 @@
           <w14:ligatures w14:val="standardContextual"/>
         </w:rPr>
       </w:pPr>
-      <w:hyperlink w:anchor="_Toc235781024" w:history="1">
+      <w:hyperlink w:anchor="_Toc235866528" w:history="1">
         <w:r>
           <w:rPr>
             <w:rStyle w:val="aff9"/>
@@ -2124,7 +2124,7 @@
             <w:noProof/>
             <w:webHidden/>
           </w:rPr>
-          <w:instrText>PAGEREF _Toc235781024 \h</w:instrText>
+          <w:instrText>PAGEREF _Toc235866528 \h</w:instrText>
         </w:r>
         <w:r>
           <w:rPr>
@@ -2183,7 +2183,7 @@
           <w14:ligatures w14:val="standardContextual"/>
         </w:rPr>
       </w:pPr>
-      <w:hyperlink w:anchor="_Toc235781025" w:history="1">
+      <w:hyperlink w:anchor="_Toc235866529" w:history="1">
         <w:r>
           <w:rPr>
             <w:rStyle w:val="aff9"/>
@@ -2221,7 +2221,7 @@
             <w:noProof/>
             <w:webHidden/>
           </w:rPr>
-          <w:instrText>PAGEREF _Toc235781025 \h</w:instrText>
+          <w:instrText>PAGEREF _Toc235866529 \h</w:instrText>
         </w:r>
         <w:r>
           <w:rPr>
@@ -2280,7 +2280,7 @@
           <w14:ligatures w14:val="standardContextual"/>
         </w:rPr>
       </w:pPr>
-      <w:hyperlink w:anchor="_Toc235781026" w:history="1">
+      <w:hyperlink w:anchor="_Toc235866530" w:history="1">
         <w:r>
           <w:rPr>
             <w:rStyle w:val="aff9"/>
@@ -2319,7 +2319,7 @@
             <w:noProof/>
             <w:webHidden/>
           </w:rPr>
-          <w:instrText>PAGEREF _Toc235781026 \h</w:instrText>
+          <w:instrText>PAGEREF _Toc235866530 \h</w:instrText>
         </w:r>
         <w:r>
           <w:rPr>
@@ -2378,7 +2378,7 @@
           <w14:ligatures w14:val="standardContextual"/>
         </w:rPr>
       </w:pPr>
-      <w:hyperlink w:anchor="_Toc235781027" w:history="1">
+      <w:hyperlink w:anchor="_Toc235866531" w:history="1">
         <w:r>
           <w:rPr>
             <w:rStyle w:val="aff9"/>
@@ -2417,7 +2417,7 @@
             <w:noProof/>
             <w:webHidden/>
           </w:rPr>
-          <w:instrText>PAGEREF _Toc235781027 \h</w:instrText>
+          <w:instrText>PAGEREF _Toc235866531 \h</w:instrText>
         </w:r>
         <w:r>
           <w:rPr>
@@ -2476,7 +2476,7 @@
           <w14:ligatures w14:val="standardContextual"/>
         </w:rPr>
       </w:pPr>
-      <w:hyperlink w:anchor="_Toc235781028" w:history="1">
+      <w:hyperlink w:anchor="_Toc235866532" w:history="1">
         <w:r>
           <w:rPr>
             <w:rStyle w:val="aff9"/>
@@ -2515,7 +2515,7 @@
             <w:noProof/>
             <w:webHidden/>
           </w:rPr>
-          <w:instrText>PAGEREF _Toc235781028 \h</w:instrText>
+          <w:instrText>PAGEREF _Toc235866532 \h</w:instrText>
         </w:r>
         <w:r>
           <w:rPr>
@@ -2574,7 +2574,7 @@
           <w14:ligatures w14:val="standardContextual"/>
         </w:rPr>
       </w:pPr>
-      <w:hyperlink w:anchor="_Toc235781029" w:history="1">
+      <w:hyperlink w:anchor="_Toc235866533" w:history="1">
         <w:r>
           <w:rPr>
             <w:rStyle w:val="aff9"/>
@@ -2613,7 +2613,7 @@
             <w:noProof/>
             <w:webHidden/>
           </w:rPr>
-          <w:instrText>PAGEREF _Toc235781029 \h</w:instrText>
+          <w:instrText>PAGEREF _Toc235866533 \h</w:instrText>
         </w:r>
         <w:r>
           <w:rPr>
@@ -2672,7 +2672,7 @@
           <w14:ligatures w14:val="standardContextual"/>
         </w:rPr>
       </w:pPr>
-      <w:hyperlink w:anchor="_Toc235781030" w:history="1">
+      <w:hyperlink w:anchor="_Toc235866534" w:history="1">
         <w:r>
           <w:rPr>
             <w:rStyle w:val="aff9"/>
@@ -2711,7 +2711,7 @@
             <w:noProof/>
             <w:webHidden/>
           </w:rPr>
-          <w:instrText>PAGEREF _Toc235781030 \h</w:instrText>
+          <w:instrText>PAGEREF _Toc235866534 \h</w:instrText>
         </w:r>
         <w:r>
           <w:rPr>
@@ -2770,7 +2770,7 @@
           <w14:ligatures w14:val="standardContextual"/>
         </w:rPr>
       </w:pPr>
-      <w:hyperlink w:anchor="_Toc235781031" w:history="1">
+      <w:hyperlink w:anchor="_Toc235866535" w:history="1">
         <w:r>
           <w:rPr>
             <w:rStyle w:val="aff9"/>
@@ -2809,7 +2809,7 @@
             <w:noProof/>
             <w:webHidden/>
           </w:rPr>
-          <w:instrText>PAGEREF _Toc235781031 \h</w:instrText>
+          <w:instrText>PAGEREF _Toc235866535 \h</w:instrText>
         </w:r>
         <w:r>
           <w:rPr>
@@ -2868,7 +2868,7 @@
           <w14:ligatures w14:val="standardContextual"/>
         </w:rPr>
       </w:pPr>
-      <w:hyperlink w:anchor="_Toc235781032" w:history="1">
+      <w:hyperlink w:anchor="_Toc235866536" w:history="1">
         <w:r>
           <w:rPr>
             <w:rStyle w:val="aff9"/>
@@ -2907,7 +2907,7 @@
             <w:noProof/>
             <w:webHidden/>
           </w:rPr>
-          <w:instrText>PAGEREF _Toc235781032 \h</w:instrText>
+          <w:instrText>PAGEREF _Toc235866536 \h</w:instrText>
         </w:r>
         <w:r>
           <w:rPr>
@@ -2966,7 +2966,7 @@
           <w14:ligatures w14:val="standardContextual"/>
         </w:rPr>
       </w:pPr>
-      <w:hyperlink w:anchor="_Toc235781033" w:history="1">
+      <w:hyperlink w:anchor="_Toc235866537" w:history="1">
         <w:r>
           <w:rPr>
             <w:rStyle w:val="aff9"/>
@@ -3005,7 +3005,7 @@
             <w:noProof/>
             <w:webHidden/>
           </w:rPr>
-          <w:instrText>PAGEREF _Toc235781033 \h</w:instrText>
+          <w:instrText>PAGEREF _Toc235866537 \h</w:instrText>
         </w:r>
         <w:r>
           <w:rPr>
@@ -3064,7 +3064,7 @@
           <w14:ligatures w14:val="standardContextual"/>
         </w:rPr>
       </w:pPr>
-      <w:hyperlink w:anchor="_Toc235781034" w:history="1">
+      <w:hyperlink w:anchor="_Toc235866538" w:history="1">
         <w:r>
           <w:rPr>
             <w:rStyle w:val="aff9"/>
@@ -3103,7 +3103,7 @@
             <w:noProof/>
             <w:webHidden/>
           </w:rPr>
-          <w:instrText>PAGEREF _Toc235781034 \h</w:instrText>
+          <w:instrText>PAGEREF _Toc235866538 \h</w:instrText>
         </w:r>
         <w:r>
           <w:rPr>
@@ -3162,7 +3162,7 @@
           <w14:ligatures w14:val="standardContextual"/>
         </w:rPr>
       </w:pPr>
-      <w:hyperlink w:anchor="_Toc235781035" w:history="1">
+      <w:hyperlink w:anchor="_Toc235866539" w:history="1">
         <w:r>
           <w:rPr>
             <w:rStyle w:val="aff9"/>
@@ -3201,7 +3201,7 @@
             <w:noProof/>
             <w:webHidden/>
           </w:rPr>
-          <w:instrText>PAGEREF _Toc235781035 \h</w:instrText>
+          <w:instrText>PAGEREF _Toc235866539 \h</w:instrText>
         </w:r>
         <w:r>
           <w:rPr>
@@ -3260,7 +3260,7 @@
           <w14:ligatures w14:val="standardContextual"/>
         </w:rPr>
       </w:pPr>
-      <w:hyperlink w:anchor="_Toc235781036" w:history="1">
+      <w:hyperlink w:anchor="_Toc235866540" w:history="1">
         <w:r>
           <w:rPr>
             <w:rStyle w:val="aff9"/>
@@ -3299,7 +3299,7 @@
             <w:noProof/>
             <w:webHidden/>
           </w:rPr>
-          <w:instrText>PAGEREF _Toc235781036 \h</w:instrText>
+          <w:instrText>PAGEREF _Toc235866540 \h</w:instrText>
         </w:r>
         <w:r>
           <w:rPr>
@@ -3330,7 +3330,7 @@
             <w:noProof/>
             <w:webHidden/>
           </w:rPr>
-          <w:t>12</w:t>
+          <w:t>13</w:t>
         </w:r>
         <w:r>
           <w:rPr>
@@ -3358,7 +3358,7 @@
           <w14:ligatures w14:val="standardContextual"/>
         </w:rPr>
       </w:pPr>
-      <w:hyperlink w:anchor="_Toc235781037" w:history="1">
+      <w:hyperlink w:anchor="_Toc235866541" w:history="1">
         <w:r>
           <w:rPr>
             <w:rStyle w:val="aff9"/>
@@ -3396,7 +3396,7 @@
             <w:noProof/>
             <w:webHidden/>
           </w:rPr>
-          <w:instrText>PAGEREF _Toc235781037 \h</w:instrText>
+          <w:instrText>PAGEREF _Toc235866541 \h</w:instrText>
         </w:r>
         <w:r>
           <w:rPr>
@@ -3427,7 +3427,7 @@
             <w:noProof/>
             <w:webHidden/>
           </w:rPr>
-          <w:t>13</w:t>
+          <w:t>14</w:t>
         </w:r>
         <w:r>
           <w:rPr>
@@ -3455,7 +3455,7 @@
           <w14:ligatures w14:val="standardContextual"/>
         </w:rPr>
       </w:pPr>
-      <w:hyperlink w:anchor="_Toc235781038" w:history="1">
+      <w:hyperlink w:anchor="_Toc235866542" w:history="1">
         <w:r>
           <w:rPr>
             <w:rStyle w:val="aff9"/>
@@ -3493,7 +3493,7 @@
             <w:noProof/>
             <w:webHidden/>
           </w:rPr>
-          <w:instrText>PAGEREF _Toc235781038 \h</w:instrText>
+          <w:instrText>PAGEREF _Toc235866542 \h</w:instrText>
         </w:r>
         <w:r>
           <w:rPr>
@@ -3524,7 +3524,7 @@
             <w:noProof/>
             <w:webHidden/>
           </w:rPr>
-          <w:t>13</w:t>
+          <w:t>14</w:t>
         </w:r>
         <w:r>
           <w:rPr>
@@ -3552,7 +3552,7 @@
           <w14:ligatures w14:val="standardContextual"/>
         </w:rPr>
       </w:pPr>
-      <w:hyperlink w:anchor="_Toc235781039" w:history="1">
+      <w:hyperlink w:anchor="_Toc235866543" w:history="1">
         <w:r>
           <w:rPr>
             <w:rStyle w:val="aff9"/>
@@ -3591,7 +3591,7 @@
             <w:noProof/>
             <w:webHidden/>
           </w:rPr>
-          <w:instrText>PAGEREF _Toc235781039 \h</w:instrText>
+          <w:instrText>PAGEREF _Toc235866543 \h</w:instrText>
         </w:r>
         <w:r>
           <w:rPr>
@@ -3622,7 +3622,7 @@
             <w:noProof/>
             <w:webHidden/>
           </w:rPr>
-          <w:t>13</w:t>
+          <w:t>14</w:t>
         </w:r>
         <w:r>
           <w:rPr>
@@ -3650,7 +3650,7 @@
           <w14:ligatures w14:val="standardContextual"/>
         </w:rPr>
       </w:pPr>
-      <w:hyperlink w:anchor="_Toc235781040" w:history="1">
+      <w:hyperlink w:anchor="_Toc235866544" w:history="1">
         <w:r>
           <w:rPr>
             <w:rStyle w:val="aff9"/>
@@ -3689,7 +3689,7 @@
             <w:noProof/>
             <w:webHidden/>
           </w:rPr>
-          <w:instrText>PAGEREF _Toc235781040 \h</w:instrText>
+          <w:instrText>PAGEREF _Toc235866544 \h</w:instrText>
         </w:r>
         <w:r>
           <w:rPr>
@@ -3720,7 +3720,7 @@
             <w:noProof/>
             <w:webHidden/>
           </w:rPr>
-          <w:t>15</w:t>
+          <w:t>16</w:t>
         </w:r>
         <w:r>
           <w:rPr>
@@ -3748,7 +3748,7 @@
           <w14:ligatures w14:val="standardContextual"/>
         </w:rPr>
       </w:pPr>
-      <w:hyperlink w:anchor="_Toc235781041" w:history="1">
+      <w:hyperlink w:anchor="_Toc235866545" w:history="1">
         <w:r>
           <w:rPr>
             <w:rStyle w:val="aff9"/>
@@ -3786,7 +3786,7 @@
             <w:noProof/>
             <w:webHidden/>
           </w:rPr>
-          <w:instrText>PAGEREF _Toc235781041 \h</w:instrText>
+          <w:instrText>PAGEREF _Toc235866545 \h</w:instrText>
         </w:r>
         <w:r>
           <w:rPr>
@@ -3817,7 +3817,7 @@
             <w:noProof/>
             <w:webHidden/>
           </w:rPr>
-          <w:t>16</w:t>
+          <w:t>17</w:t>
         </w:r>
         <w:r>
           <w:rPr>
@@ -3845,7 +3845,7 @@
           <w14:ligatures w14:val="standardContextual"/>
         </w:rPr>
       </w:pPr>
-      <w:hyperlink w:anchor="_Toc235781042" w:history="1">
+      <w:hyperlink w:anchor="_Toc235866546" w:history="1">
         <w:r>
           <w:rPr>
             <w:rStyle w:val="aff9"/>
@@ -3883,7 +3883,7 @@
             <w:noProof/>
             <w:webHidden/>
           </w:rPr>
-          <w:instrText>PAGEREF _Toc235781042 \h</w:instrText>
+          <w:instrText>PAGEREF _Toc235866546 \h</w:instrText>
         </w:r>
         <w:r>
           <w:rPr>
@@ -3914,7 +3914,7 @@
             <w:noProof/>
             <w:webHidden/>
           </w:rPr>
-          <w:t>16</w:t>
+          <w:t>17</w:t>
         </w:r>
         <w:r>
           <w:rPr>
@@ -3942,7 +3942,7 @@
           <w14:ligatures w14:val="standardContextual"/>
         </w:rPr>
       </w:pPr>
-      <w:hyperlink w:anchor="_Toc235781043" w:history="1">
+      <w:hyperlink w:anchor="_Toc235866547" w:history="1">
         <w:r>
           <w:rPr>
             <w:rStyle w:val="aff9"/>
@@ -3981,7 +3981,7 @@
             <w:noProof/>
             <w:webHidden/>
           </w:rPr>
-          <w:instrText>PAGEREF _Toc235781043 \h</w:instrText>
+          <w:instrText>PAGEREF _Toc235866547 \h</w:instrText>
         </w:r>
         <w:r>
           <w:rPr>
@@ -4012,7 +4012,7 @@
             <w:noProof/>
             <w:webHidden/>
           </w:rPr>
-          <w:t>16</w:t>
+          <w:t>17</w:t>
         </w:r>
         <w:r>
           <w:rPr>
@@ -4040,7 +4040,7 @@
           <w14:ligatures w14:val="standardContextual"/>
         </w:rPr>
       </w:pPr>
-      <w:hyperlink w:anchor="_Toc235781044" w:history="1">
+      <w:hyperlink w:anchor="_Toc235866548" w:history="1">
         <w:r>
           <w:rPr>
             <w:rStyle w:val="aff9"/>
@@ -4078,7 +4078,7 @@
             <w:noProof/>
             <w:webHidden/>
           </w:rPr>
-          <w:instrText>PAGEREF _Toc235781044 \h</w:instrText>
+          <w:instrText>PAGEREF _Toc235866548 \h</w:instrText>
         </w:r>
         <w:r>
           <w:rPr>
@@ -4109,7 +4109,7 @@
             <w:noProof/>
             <w:webHidden/>
           </w:rPr>
-          <w:t>16</w:t>
+          <w:t>17</w:t>
         </w:r>
         <w:r>
           <w:rPr>
@@ -4137,7 +4137,7 @@
           <w14:ligatures w14:val="standardContextual"/>
         </w:rPr>
       </w:pPr>
-      <w:hyperlink w:anchor="_Toc235781045" w:history="1">
+      <w:hyperlink w:anchor="_Toc235866549" w:history="1">
         <w:r>
           <w:rPr>
             <w:rStyle w:val="aff9"/>
@@ -4176,7 +4176,7 @@
             <w:noProof/>
             <w:webHidden/>
           </w:rPr>
-          <w:instrText>PAGEREF _Toc235781045 \h</w:instrText>
+          <w:instrText>PAGEREF _Toc235866549 \h</w:instrText>
         </w:r>
         <w:r>
           <w:rPr>
@@ -4207,7 +4207,7 @@
             <w:noProof/>
             <w:webHidden/>
           </w:rPr>
-          <w:t>16</w:t>
+          <w:t>17</w:t>
         </w:r>
         <w:r>
           <w:rPr>
@@ -4235,11 +4235,12 @@
           <w14:ligatures w14:val="standardContextual"/>
         </w:rPr>
       </w:pPr>
-      <w:hyperlink w:anchor="_Toc235781046" w:history="1">
+      <w:hyperlink w:anchor="_Toc235866550" w:history="1">
         <w:r>
           <w:rPr>
             <w:rStyle w:val="aff9"/>
             <w:noProof/>
+            <w:lang w:eastAsia="zh-CN"/>
           </w:rPr>
           <w:t>第8章 测试与质量保证</w:t>
         </w:r>
@@ -4272,7 +4273,7 @@
             <w:noProof/>
             <w:webHidden/>
           </w:rPr>
-          <w:instrText>PAGEREF _Toc235781046 \h</w:instrText>
+          <w:instrText>PAGEREF _Toc235866550 \h</w:instrText>
         </w:r>
         <w:r>
           <w:rPr>
@@ -4303,7 +4304,7 @@
             <w:noProof/>
             <w:webHidden/>
           </w:rPr>
-          <w:t>17</w:t>
+          <w:t>18</w:t>
         </w:r>
         <w:r>
           <w:rPr>
@@ -4331,11 +4332,12 @@
           <w14:ligatures w14:val="standardContextual"/>
         </w:rPr>
       </w:pPr>
-      <w:hyperlink w:anchor="_Toc235781047" w:history="1">
+      <w:hyperlink w:anchor="_Toc235866551" w:history="1">
         <w:r>
           <w:rPr>
             <w:rStyle w:val="aff9"/>
             <w:noProof/>
+            <w:lang w:eastAsia="zh-CN"/>
           </w:rPr>
           <w:t>8.1 测试策略</w:t>
         </w:r>
@@ -4368,7 +4370,7 @@
             <w:noProof/>
             <w:webHidden/>
           </w:rPr>
-          <w:instrText>PAGEREF _Toc235781047 \h</w:instrText>
+          <w:instrText>PAGEREF _Toc235866551 \h</w:instrText>
         </w:r>
         <w:r>
           <w:rPr>
@@ -4399,7 +4401,7 @@
             <w:noProof/>
             <w:webHidden/>
           </w:rPr>
-          <w:t>17</w:t>
+          <w:t>18</w:t>
         </w:r>
         <w:r>
           <w:rPr>
@@ -4427,7 +4429,7 @@
           <w14:ligatures w14:val="standardContextual"/>
         </w:rPr>
       </w:pPr>
-      <w:hyperlink w:anchor="_Toc235781048" w:history="1">
+      <w:hyperlink w:anchor="_Toc235866552" w:history="1">
         <w:r>
           <w:rPr>
             <w:rStyle w:val="aff9"/>
@@ -4464,7 +4466,7 @@
             <w:noProof/>
             <w:webHidden/>
           </w:rPr>
-          <w:instrText>PAGEREF _Toc235781048 \h</w:instrText>
+          <w:instrText>PAGEREF _Toc235866552 \h</w:instrText>
         </w:r>
         <w:r>
           <w:rPr>
@@ -4495,7 +4497,7 @@
             <w:noProof/>
             <w:webHidden/>
           </w:rPr>
-          <w:t>17</w:t>
+          <w:t>18</w:t>
         </w:r>
         <w:r>
           <w:rPr>
@@ -4523,11 +4525,12 @@
           <w14:ligatures w14:val="standardContextual"/>
         </w:rPr>
       </w:pPr>
-      <w:hyperlink w:anchor="_Toc235781049" w:history="1">
+      <w:hyperlink w:anchor="_Toc235866553" w:history="1">
         <w:r>
           <w:rPr>
             <w:rStyle w:val="aff9"/>
             <w:noProof/>
+            <w:lang w:eastAsia="zh-CN"/>
           </w:rPr>
           <w:t>8.3 测试结果</w:t>
         </w:r>
@@ -4560,7 +4563,7 @@
             <w:noProof/>
             <w:webHidden/>
           </w:rPr>
-          <w:instrText>PAGEREF _Toc235781049 \h</w:instrText>
+          <w:instrText>PAGEREF _Toc235866553 \h</w:instrText>
         </w:r>
         <w:r>
           <w:rPr>
@@ -4591,7 +4594,7 @@
             <w:noProof/>
             <w:webHidden/>
           </w:rPr>
-          <w:t>17</w:t>
+          <w:t>18</w:t>
         </w:r>
         <w:r>
           <w:rPr>
@@ -4672,7 +4675,7 @@
           <w:lang w:eastAsia="zh-CN"/>
         </w:rPr>
       </w:pPr>
-      <w:bookmarkStart w:id="2" w:name="_Toc235781010"/>
+      <w:bookmarkStart w:id="2" w:name="_Toc235866514"/>
       <w:r>
         <w:rPr>
           <w:rFonts w:ascii="黑体" w:eastAsia="黑体" w:hAnsi="黑体"/>
@@ -4690,7 +4693,7 @@
           <w:lang w:eastAsia="zh-CN"/>
         </w:rPr>
       </w:pPr>
-      <w:bookmarkStart w:id="3" w:name="_Toc235781011"/>
+      <w:bookmarkStart w:id="3" w:name="_Toc235866515"/>
       <w:r>
         <w:rPr>
           <w:rFonts w:ascii="黑体" w:eastAsia="黑体" w:hAnsi="黑体"/>
@@ -4740,7 +4743,7 @@
           <w:lang w:eastAsia="zh-CN"/>
         </w:rPr>
       </w:pPr>
-      <w:bookmarkStart w:id="4" w:name="_Toc235781012"/>
+      <w:bookmarkStart w:id="4" w:name="_Toc235866516"/>
       <w:r>
         <w:rPr>
           <w:rFonts w:ascii="黑体" w:eastAsia="黑体" w:hAnsi="黑体"/>
@@ -4834,7 +4837,7 @@
           <w:lang w:eastAsia="zh-CN"/>
         </w:rPr>
       </w:pPr>
-      <w:bookmarkStart w:id="5" w:name="_Toc235781013"/>
+      <w:bookmarkStart w:id="5" w:name="_Toc235866517"/>
       <w:r>
         <w:rPr>
           <w:rFonts w:ascii="黑体" w:eastAsia="黑体" w:hAnsi="黑体"/>
@@ -4865,7 +4868,7 @@
       <w:pPr>
         <w:pStyle w:val="21"/>
       </w:pPr>
-      <w:bookmarkStart w:id="6" w:name="_Toc235781014"/>
+      <w:bookmarkStart w:id="6" w:name="_Toc235866518"/>
       <w:r>
         <w:rPr>
           <w:rFonts w:ascii="黑体" w:eastAsia="黑体" w:hAnsi="黑体"/>
@@ -5330,7 +5333,7 @@
       <w:pPr>
         <w:pStyle w:val="1"/>
       </w:pPr>
-      <w:bookmarkStart w:id="7" w:name="_Toc235781015"/>
+      <w:bookmarkStart w:id="7" w:name="_Toc235866519"/>
       <w:r>
         <w:rPr>
           <w:rFonts w:ascii="黑体" w:eastAsia="黑体" w:hAnsi="黑体"/>
@@ -5345,7 +5348,7 @@
       <w:pPr>
         <w:pStyle w:val="21"/>
       </w:pPr>
-      <w:bookmarkStart w:id="8" w:name="_Toc235781016"/>
+      <w:bookmarkStart w:id="8" w:name="_Toc235866520"/>
       <w:r>
         <w:rPr>
           <w:rFonts w:ascii="黑体" w:eastAsia="黑体" w:hAnsi="黑体"/>
@@ -5706,7 +5709,7 @@
       <w:pPr>
         <w:pStyle w:val="21"/>
       </w:pPr>
-      <w:bookmarkStart w:id="9" w:name="_Toc235781017"/>
+      <w:bookmarkStart w:id="9" w:name="_Toc235866521"/>
       <w:r>
         <w:rPr>
           <w:rFonts w:ascii="黑体" w:eastAsia="黑体" w:hAnsi="黑体"/>
@@ -6857,7 +6860,7 @@
       <w:pPr>
         <w:pStyle w:val="1"/>
       </w:pPr>
-      <w:bookmarkStart w:id="10" w:name="_Toc235781018"/>
+      <w:bookmarkStart w:id="10" w:name="_Toc235866522"/>
       <w:r>
         <w:rPr>
           <w:rFonts w:ascii="黑体" w:eastAsia="黑体" w:hAnsi="黑体"/>
@@ -6872,7 +6875,7 @@
       <w:pPr>
         <w:pStyle w:val="21"/>
       </w:pPr>
-      <w:bookmarkStart w:id="11" w:name="_Toc235781019"/>
+      <w:bookmarkStart w:id="11" w:name="_Toc235866523"/>
       <w:r>
         <w:rPr>
           <w:rFonts w:ascii="黑体" w:eastAsia="黑体" w:hAnsi="黑体"/>
@@ -6961,7 +6964,7 @@
           <w:lang w:eastAsia="zh-CN"/>
         </w:rPr>
       </w:pPr>
-      <w:bookmarkStart w:id="12" w:name="_Toc235781020"/>
+      <w:bookmarkStart w:id="12" w:name="_Toc235866524"/>
       <w:r>
         <w:rPr>
           <w:rFonts w:ascii="黑体" w:eastAsia="黑体" w:hAnsi="黑体"/>
@@ -7040,7 +7043,7 @@
           <w:lang w:eastAsia="zh-CN"/>
         </w:rPr>
       </w:pPr>
-      <w:bookmarkStart w:id="13" w:name="_Toc235781021"/>
+      <w:bookmarkStart w:id="13" w:name="_Toc235866525"/>
       <w:r>
         <w:rPr>
           <w:rFonts w:ascii="黑体" w:eastAsia="黑体" w:hAnsi="黑体"/>
@@ -7134,7 +7137,7 @@
           <w:lang w:eastAsia="zh-CN"/>
         </w:rPr>
       </w:pPr>
-      <w:bookmarkStart w:id="14" w:name="_Toc235781022"/>
+      <w:bookmarkStart w:id="14" w:name="_Toc235866526"/>
       <w:r>
         <w:rPr>
           <w:rFonts w:ascii="黑体" w:eastAsia="黑体" w:hAnsi="黑体"/>
@@ -7228,7 +7231,7 @@
           <w:lang w:eastAsia="zh-CN"/>
         </w:rPr>
       </w:pPr>
-      <w:bookmarkStart w:id="15" w:name="_Toc235781023"/>
+      <w:bookmarkStart w:id="15" w:name="_Toc235866527"/>
       <w:r>
         <w:rPr>
           <w:rFonts w:ascii="黑体" w:eastAsia="黑体" w:hAnsi="黑体"/>
@@ -7323,7 +7326,7 @@
           <w:lang w:eastAsia="zh-CN"/>
         </w:rPr>
       </w:pPr>
-      <w:bookmarkStart w:id="16" w:name="_Toc235781024"/>
+      <w:bookmarkStart w:id="16" w:name="_Toc235866528"/>
       <w:r>
         <w:rPr>
           <w:rFonts w:ascii="黑体" w:eastAsia="黑体" w:hAnsi="黑体"/>
@@ -7402,7 +7405,7 @@
       <w:pPr>
         <w:pStyle w:val="21"/>
       </w:pPr>
-      <w:bookmarkStart w:id="17" w:name="_Toc235781025"/>
+      <w:bookmarkStart w:id="17" w:name="_Toc235866529"/>
       <w:r>
         <w:rPr>
           <w:rFonts w:ascii="黑体" w:eastAsia="黑体" w:hAnsi="黑体"/>
@@ -7494,7 +7497,7 @@
           <w:lang w:eastAsia="zh-CN"/>
         </w:rPr>
       </w:pPr>
-      <w:bookmarkStart w:id="18" w:name="_Toc235781026"/>
+      <w:bookmarkStart w:id="18" w:name="_Toc235866530"/>
       <w:r>
         <w:rPr>
           <w:rFonts w:ascii="黑体" w:eastAsia="黑体" w:hAnsi="黑体"/>
@@ -7589,7 +7592,7 @@
           <w:lang w:eastAsia="zh-CN"/>
         </w:rPr>
       </w:pPr>
-      <w:bookmarkStart w:id="19" w:name="_Toc235781027"/>
+      <w:bookmarkStart w:id="19" w:name="_Toc235866531"/>
       <w:r>
         <w:rPr>
           <w:rFonts w:ascii="黑体" w:eastAsia="黑体" w:hAnsi="黑体"/>
@@ -7683,7 +7686,7 @@
           <w:lang w:eastAsia="zh-CN"/>
         </w:rPr>
       </w:pPr>
-      <w:bookmarkStart w:id="20" w:name="_Toc235781028"/>
+      <w:bookmarkStart w:id="20" w:name="_Toc235866532"/>
       <w:r>
         <w:rPr>
           <w:rFonts w:ascii="黑体" w:eastAsia="黑体" w:hAnsi="黑体"/>
@@ -7777,7 +7780,7 @@
           <w:lang w:eastAsia="zh-CN"/>
         </w:rPr>
       </w:pPr>
-      <w:bookmarkStart w:id="21" w:name="_Toc235781029"/>
+      <w:bookmarkStart w:id="21" w:name="_Toc235866533"/>
       <w:r>
         <w:rPr>
           <w:rFonts w:ascii="黑体" w:eastAsia="黑体" w:hAnsi="黑体"/>
@@ -7872,7 +7875,7 @@
           <w:lang w:eastAsia="zh-CN"/>
         </w:rPr>
       </w:pPr>
-      <w:bookmarkStart w:id="22" w:name="_Toc235781030"/>
+      <w:bookmarkStart w:id="22" w:name="_Toc235866534"/>
       <w:r>
         <w:rPr>
           <w:rFonts w:ascii="黑体" w:eastAsia="黑体" w:hAnsi="黑体"/>
@@ -7980,7 +7983,7 @@
           <w:lang w:eastAsia="zh-CN"/>
         </w:rPr>
       </w:pPr>
-      <w:bookmarkStart w:id="23" w:name="_Toc235781031"/>
+      <w:bookmarkStart w:id="23" w:name="_Toc235866535"/>
       <w:r>
         <w:rPr>
           <w:rFonts w:ascii="黑体" w:eastAsia="黑体" w:hAnsi="黑体"/>
@@ -7999,7 +8002,7 @@
           <w:lang w:eastAsia="zh-CN"/>
         </w:rPr>
       </w:pPr>
-      <w:bookmarkStart w:id="24" w:name="_Toc235781032"/>
+      <w:bookmarkStart w:id="24" w:name="_Toc235866536"/>
       <w:r>
         <w:rPr>
           <w:rFonts w:ascii="黑体" w:eastAsia="黑体" w:hAnsi="黑体"/>
@@ -8078,7 +8081,7 @@
           <w:lang w:eastAsia="zh-CN"/>
         </w:rPr>
       </w:pPr>
-      <w:bookmarkStart w:id="25" w:name="_Toc235781033"/>
+      <w:bookmarkStart w:id="25" w:name="_Toc235866537"/>
       <w:r>
         <w:rPr>
           <w:rFonts w:ascii="黑体" w:eastAsia="黑体" w:hAnsi="黑体"/>
@@ -8091,17 +8094,44 @@
       <w:bookmarkEnd w:id="25"/>
     </w:p>
     <w:p>
+      <w:pPr>
+        <w:rPr>
+          <w:rFonts w:hint="eastAsia"/>
+          <w:lang w:eastAsia="zh-CN"/>
+        </w:rPr>
+      </w:pPr>
       <w:r>
+        <w:rPr>
+          <w:lang w:eastAsia="zh-CN"/>
+        </w:rPr>
         <w:t>3）API限流保护：基于slowapi实现IP级别频率限制。登录接口限制5次/分钟，AI方案生成接口限制3次/分钟，其他接口默认60次/分钟。超限返回HTTP 429状态码。</w:t>
       </w:r>
     </w:p>
     <w:p>
+      <w:pPr>
+        <w:rPr>
+          <w:rFonts w:hint="eastAsia"/>
+          <w:lang w:eastAsia="zh-CN"/>
+        </w:rPr>
+      </w:pPr>
       <w:r>
+        <w:rPr>
+          <w:lang w:eastAsia="zh-CN"/>
+        </w:rPr>
         <w:t>4）请求体大小限制：POST/PUT/PATCH请求体最大限制为10MB，超限返回HTTP 413状态码，防止大文件上传导致内存溢出。</w:t>
       </w:r>
     </w:p>
     <w:p>
+      <w:pPr>
+        <w:rPr>
+          <w:rFonts w:hint="eastAsia"/>
+          <w:lang w:eastAsia="zh-CN"/>
+        </w:rPr>
+      </w:pPr>
       <w:r>
+        <w:rPr>
+          <w:lang w:eastAsia="zh-CN"/>
+        </w:rPr>
         <w:t>5）密码强度校验：创建或修改用户密码时强制校验：至少6位字符，且必须同时包含字母和数字。不合格密码返回400错误并提示具体要求。</w:t>
       </w:r>
     </w:p>
@@ -8202,7 +8232,7 @@
           <w:lang w:eastAsia="zh-CN"/>
         </w:rPr>
       </w:pPr>
-      <w:bookmarkStart w:id="26" w:name="_Toc235781034"/>
+      <w:bookmarkStart w:id="26" w:name="_Toc235866538"/>
       <w:r>
         <w:rPr>
           <w:rFonts w:ascii="黑体" w:eastAsia="黑体" w:hAnsi="黑体"/>
@@ -8281,7 +8311,7 @@
           <w:lang w:eastAsia="zh-CN"/>
         </w:rPr>
       </w:pPr>
-      <w:bookmarkStart w:id="27" w:name="_Toc235781035"/>
+      <w:bookmarkStart w:id="27" w:name="_Toc235866539"/>
       <w:r>
         <w:rPr>
           <w:rFonts w:ascii="黑体" w:eastAsia="黑体" w:hAnsi="黑体"/>
@@ -8338,6 +8368,7 @@
         </w:rPr>
       </w:pPr>
       <w:r>
+        <w:lastRenderedPageBreak/>
         <w:t>4）接口文档通过FastAPI自动生成OpenAPI规范文档（Swagger/ReDoc）。</w:t>
       </w:r>
     </w:p>
@@ -8348,7 +8379,7 @@
           <w:lang w:eastAsia="zh-CN"/>
         </w:rPr>
       </w:pPr>
-      <w:bookmarkStart w:id="28" w:name="_Toc235781036"/>
+      <w:bookmarkStart w:id="28" w:name="_Toc235866540"/>
       <w:r>
         <w:rPr>
           <w:rFonts w:ascii="黑体" w:eastAsia="黑体" w:hAnsi="黑体"/>
@@ -8423,7 +8454,7 @@
       <w:pPr>
         <w:pStyle w:val="1"/>
       </w:pPr>
-      <w:bookmarkStart w:id="29" w:name="_Toc235781037"/>
+      <w:bookmarkStart w:id="29" w:name="_Toc235866541"/>
       <w:r>
         <w:rPr>
           <w:rFonts w:ascii="黑体" w:eastAsia="黑体" w:hAnsi="黑体"/>
@@ -8438,7 +8469,7 @@
       <w:pPr>
         <w:pStyle w:val="21"/>
       </w:pPr>
-      <w:bookmarkStart w:id="30" w:name="_Toc235781038"/>
+      <w:bookmarkStart w:id="30" w:name="_Toc235866542"/>
       <w:r>
         <w:rPr>
           <w:rFonts w:ascii="黑体" w:eastAsia="黑体" w:hAnsi="黑体"/>
@@ -9665,7 +9696,7 @@
           <w:lang w:eastAsia="zh-CN"/>
         </w:rPr>
       </w:pPr>
-      <w:bookmarkStart w:id="31" w:name="_Toc235781039"/>
+      <w:bookmarkStart w:id="31" w:name="_Toc235866543"/>
       <w:r>
         <w:rPr>
           <w:rFonts w:ascii="黑体" w:eastAsia="黑体" w:hAnsi="黑体"/>
@@ -9759,7 +9790,7 @@
           <w:lang w:eastAsia="zh-CN"/>
         </w:rPr>
       </w:pPr>
-      <w:bookmarkStart w:id="32" w:name="_Toc235781040"/>
+      <w:bookmarkStart w:id="32" w:name="_Toc235866544"/>
       <w:r>
         <w:rPr>
           <w:rFonts w:ascii="黑体" w:eastAsia="黑体" w:hAnsi="黑体"/>
@@ -11016,7 +11047,7 @@
       <w:pPr>
         <w:pStyle w:val="1"/>
       </w:pPr>
-      <w:bookmarkStart w:id="33" w:name="_Toc235781041"/>
+      <w:bookmarkStart w:id="33" w:name="_Toc235866545"/>
       <w:r>
         <w:rPr>
           <w:rFonts w:ascii="黑体" w:eastAsia="黑体" w:hAnsi="黑体"/>
@@ -11031,7 +11062,7 @@
       <w:pPr>
         <w:pStyle w:val="21"/>
       </w:pPr>
-      <w:bookmarkStart w:id="34" w:name="_Toc235781042"/>
+      <w:bookmarkStart w:id="34" w:name="_Toc235866546"/>
       <w:r>
         <w:rPr>
           <w:rFonts w:ascii="黑体" w:eastAsia="黑体" w:hAnsi="黑体"/>
@@ -11134,7 +11165,7 @@
           <w:lang w:eastAsia="zh-CN"/>
         </w:rPr>
       </w:pPr>
-      <w:bookmarkStart w:id="35" w:name="_Toc235781043"/>
+      <w:bookmarkStart w:id="35" w:name="_Toc235866547"/>
       <w:r>
         <w:rPr>
           <w:rFonts w:ascii="黑体" w:eastAsia="黑体" w:hAnsi="黑体"/>
@@ -11783,7 +11814,7 @@
       <w:pPr>
         <w:pStyle w:val="21"/>
       </w:pPr>
-      <w:bookmarkStart w:id="36" w:name="_Toc235781044"/>
+      <w:bookmarkStart w:id="36" w:name="_Toc235866548"/>
       <w:r>
         <w:rPr>
           <w:rFonts w:ascii="黑体" w:eastAsia="黑体" w:hAnsi="黑体"/>
@@ -11903,7 +11934,7 @@
           <w:lang w:eastAsia="zh-CN"/>
         </w:rPr>
       </w:pPr>
-      <w:bookmarkStart w:id="37" w:name="_Toc235781045"/>
+      <w:bookmarkStart w:id="37" w:name="_Toc235866549"/>
       <w:r>
         <w:rPr>
           <w:rFonts w:ascii="黑体" w:eastAsia="黑体" w:hAnsi="黑体"/>
@@ -11982,7 +12013,7 @@
           <w:lang w:eastAsia="zh-CN"/>
         </w:rPr>
       </w:pPr>
-      <w:bookmarkStart w:id="38" w:name="_Toc235781046"/>
+      <w:bookmarkStart w:id="38" w:name="_Toc235866550"/>
       <w:r>
         <w:rPr>
           <w:lang w:eastAsia="zh-CN"/>
@@ -12023,7 +12054,7 @@
           <w:lang w:eastAsia="zh-CN"/>
         </w:rPr>
       </w:pPr>
-      <w:bookmarkStart w:id="39" w:name="_Toc235781047"/>
+      <w:bookmarkStart w:id="39" w:name="_Toc235866551"/>
       <w:r>
         <w:rPr>
           <w:sz w:val="24"/>
@@ -12112,7 +12143,7 @@
       <w:pPr>
         <w:pStyle w:val="21"/>
       </w:pPr>
-      <w:bookmarkStart w:id="40" w:name="_Toc235781048"/>
+      <w:bookmarkStart w:id="40" w:name="_Toc235866552"/>
       <w:r>
         <w:rPr>
           <w:sz w:val="24"/>
@@ -12186,7 +12217,7 @@
           <w:lang w:eastAsia="zh-CN"/>
         </w:rPr>
       </w:pPr>
-      <w:bookmarkStart w:id="41" w:name="_Toc235781049"/>
+      <w:bookmarkStart w:id="41" w:name="_Toc235866553"/>
       <w:r>
         <w:rPr>
           <w:sz w:val="24"/>
